--- a/docs (springboot)/module9_AI.docx
+++ b/docs (springboot)/module9_AI.docx
@@ -30,7 +30,6 @@
           </w14:textFill>
         </w:rPr>
       </w:pPr>
-      <w:bookmarkStart w:id="0" w:name="_GoBack"/>
       <w:r>
         <w:rPr>
           <w:rFonts w:hint="default" w:ascii="Bodoni MT" w:hAnsi="Bodoni MT" w:eastAsia="等线" w:cs="Bodoni MT"/>
@@ -16213,7 +16212,7 @@
           <w:szCs w:val="22"/>
           <w:lang w:val="en-US"/>
         </w:rPr>
-        <w:t xml:space="preserve"> VectorStore</w:t>
+        <w:t>VectorStore</w:t>
       </w:r>
       <w:r>
         <w:rPr>
@@ -29408,6 +29407,63 @@
     </w:p>
     <w:p>
       <w:pPr>
+        <w:rPr>
+          <w:rFonts w:hint="default" w:ascii="Bodoni MT" w:hAnsi="Bodoni MT" w:eastAsia="等线" w:cs="Bodoni MT"/>
+          <w:sz w:val="22"/>
+          <w:szCs w:val="22"/>
+        </w:rPr>
+      </w:pPr>
+      <w:r>
+        <w:rPr>
+          <w:rFonts w:hint="default" w:ascii="Bodoni MT" w:hAnsi="Bodoni MT" w:eastAsia="等线" w:cs="Bodoni MT"/>
+          <w:sz w:val="22"/>
+          <w:szCs w:val="22"/>
+          <w:lang w:val="en-IN"/>
+        </w:rPr>
+        <w:br w:type="page"/>
+      </w:r>
+    </w:p>
+    <w:p>
+      <w:pPr>
+        <w:keepNext w:val="0"/>
+        <w:keepLines w:val="0"/>
+        <w:widowControl/>
+        <w:numPr>
+          <w:numId w:val="0"/>
+        </w:numPr>
+        <w:suppressLineNumbers w:val="0"/>
+        <w:spacing w:before="0" w:beforeAutospacing="0" w:after="0" w:afterAutospacing="0" w:line="360" w:lineRule="auto"/>
+        <w:ind w:leftChars="0" w:right="0" w:rightChars="0"/>
+        <w:jc w:val="center"/>
+        <w:rPr>
+          <w:rFonts w:hint="default" w:ascii="Bodoni MT" w:hAnsi="Bodoni MT" w:eastAsia="等线" w:cs="Bodoni MT"/>
+          <w:b/>
+          <w:bCs/>
+          <w:color w:val="002060"/>
+          <w:sz w:val="40"/>
+          <w:szCs w:val="40"/>
+          <w:highlight w:val="lightGray"/>
+          <w:u w:val="single"/>
+          <w:lang w:val="en-IN"/>
+        </w:rPr>
+      </w:pPr>
+      <w:r>
+        <w:rPr>
+          <w:rFonts w:hint="default" w:ascii="Bodoni MT" w:hAnsi="Bodoni MT" w:eastAsia="等线" w:cs="Bodoni MT"/>
+          <w:b/>
+          <w:bCs/>
+          <w:color w:val="002060"/>
+          <w:sz w:val="40"/>
+          <w:szCs w:val="40"/>
+          <w:highlight w:val="lightGray"/>
+          <w:u w:val="single"/>
+          <w:lang w:val="en-IN"/>
+        </w:rPr>
+        <w:t xml:space="preserve"> Custom Advisors </w:t>
+      </w:r>
+    </w:p>
+    <w:p>
+      <w:pPr>
         <w:keepNext w:val="0"/>
         <w:keepLines w:val="0"/>
         <w:widowControl/>
@@ -29432,6 +29488,836 @@
           <w:szCs w:val="22"/>
           <w:lang w:val="en-IN"/>
         </w:rPr>
+        <w:t xml:space="preserve">The top in the hierarchy of advisors is </w:t>
+      </w:r>
+      <w:r>
+        <w:rPr>
+          <w:rFonts w:hint="default" w:ascii="Bodoni MT" w:hAnsi="Bodoni MT" w:eastAsia="等线" w:cs="Bodoni MT"/>
+          <w:b/>
+          <w:bCs/>
+          <w:sz w:val="22"/>
+          <w:szCs w:val="22"/>
+          <w:lang w:val="en-IN"/>
+        </w:rPr>
+        <w:t>Ordered</w:t>
+      </w:r>
+      <w:r>
+        <w:rPr>
+          <w:rFonts w:hint="default" w:ascii="Bodoni MT" w:hAnsi="Bodoni MT" w:eastAsia="等线" w:cs="Bodoni MT"/>
+          <w:b w:val="0"/>
+          <w:bCs w:val="0"/>
+          <w:sz w:val="22"/>
+          <w:szCs w:val="22"/>
+          <w:lang w:val="en-IN"/>
+        </w:rPr>
+        <w:t xml:space="preserve"> interface which is implemented by </w:t>
+      </w:r>
+      <w:r>
+        <w:rPr>
+          <w:rFonts w:hint="default" w:ascii="Bodoni MT" w:hAnsi="Bodoni MT" w:eastAsia="等线" w:cs="Bodoni MT"/>
+          <w:b/>
+          <w:bCs/>
+          <w:sz w:val="22"/>
+          <w:szCs w:val="22"/>
+          <w:lang w:val="en-IN"/>
+        </w:rPr>
+        <w:t>Advisor</w:t>
+      </w:r>
+      <w:r>
+        <w:rPr>
+          <w:rFonts w:hint="default" w:ascii="Bodoni MT" w:hAnsi="Bodoni MT" w:eastAsia="等线" w:cs="Bodoni MT"/>
+          <w:b w:val="0"/>
+          <w:bCs w:val="0"/>
+          <w:sz w:val="22"/>
+          <w:szCs w:val="22"/>
+          <w:lang w:val="en-IN"/>
+        </w:rPr>
+        <w:t xml:space="preserve"> interface.</w:t>
+      </w:r>
+    </w:p>
+    <w:p>
+      <w:pPr>
+        <w:keepNext w:val="0"/>
+        <w:keepLines w:val="0"/>
+        <w:widowControl/>
+        <w:numPr>
+          <w:ilvl w:val="1"/>
+          <w:numId w:val="11"/>
+        </w:numPr>
+        <w:suppressLineNumbers w:val="0"/>
+        <w:spacing w:before="0" w:beforeAutospacing="0" w:after="0" w:afterAutospacing="0" w:line="360" w:lineRule="auto"/>
+        <w:ind w:left="840" w:leftChars="0" w:right="0" w:hanging="420" w:firstLineChars="0"/>
+        <w:jc w:val="left"/>
+        <w:rPr>
+          <w:rFonts w:hint="default" w:ascii="Bodoni MT" w:hAnsi="Bodoni MT" w:eastAsia="等线" w:cs="Bodoni MT"/>
+          <w:sz w:val="22"/>
+          <w:szCs w:val="22"/>
+        </w:rPr>
+      </w:pPr>
+      <w:r>
+        <w:rPr>
+          <w:rFonts w:hint="default" w:ascii="Bodoni MT" w:hAnsi="Bodoni MT" w:eastAsia="等线" w:cs="Bodoni MT"/>
+          <w:b/>
+          <w:bCs/>
+          <w:sz w:val="22"/>
+          <w:szCs w:val="22"/>
+          <w:lang w:val="en-IN"/>
+        </w:rPr>
+        <w:t>Advisor</w:t>
+      </w:r>
+      <w:r>
+        <w:rPr>
+          <w:rFonts w:hint="default" w:ascii="Bodoni MT" w:hAnsi="Bodoni MT" w:eastAsia="等线" w:cs="Bodoni MT"/>
+          <w:b w:val="0"/>
+          <w:bCs w:val="0"/>
+          <w:sz w:val="22"/>
+          <w:szCs w:val="22"/>
+          <w:lang w:val="en-IN"/>
+        </w:rPr>
+        <w:t xml:space="preserve"> interface has 2 sub-interfaces.</w:t>
+      </w:r>
+    </w:p>
+    <w:p>
+      <w:pPr>
+        <w:keepNext w:val="0"/>
+        <w:keepLines w:val="0"/>
+        <w:widowControl/>
+        <w:numPr>
+          <w:ilvl w:val="2"/>
+          <w:numId w:val="11"/>
+        </w:numPr>
+        <w:suppressLineNumbers w:val="0"/>
+        <w:spacing w:before="0" w:beforeAutospacing="0" w:after="0" w:afterAutospacing="0" w:line="360" w:lineRule="auto"/>
+        <w:ind w:left="1260" w:leftChars="0" w:right="0" w:hanging="420" w:firstLineChars="0"/>
+        <w:jc w:val="left"/>
+        <w:rPr>
+          <w:rFonts w:hint="default" w:ascii="Bodoni MT" w:hAnsi="Bodoni MT" w:eastAsia="等线" w:cs="Bodoni MT"/>
+          <w:sz w:val="22"/>
+          <w:szCs w:val="22"/>
+        </w:rPr>
+      </w:pPr>
+      <w:r>
+        <w:rPr>
+          <w:rFonts w:hint="default" w:ascii="Bodoni MT" w:hAnsi="Bodoni MT" w:eastAsia="等线" w:cs="Bodoni MT"/>
+          <w:b/>
+          <w:bCs/>
+          <w:sz w:val="22"/>
+          <w:szCs w:val="22"/>
+          <w:lang w:val="en-IN"/>
+        </w:rPr>
+        <w:t>CallAdvisor</w:t>
+      </w:r>
+      <w:r>
+        <w:rPr>
+          <w:rFonts w:hint="default" w:ascii="Bodoni MT" w:hAnsi="Bodoni MT" w:eastAsia="等线" w:cs="Bodoni MT"/>
+          <w:b/>
+          <w:bCs/>
+          <w:sz w:val="22"/>
+          <w:szCs w:val="22"/>
+          <w:lang w:val="en-IN"/>
+        </w:rPr>
+        <w:br w:type="textWrapping"/>
+      </w:r>
+      <w:r>
+        <w:drawing>
+          <wp:inline distT="0" distB="0" distL="114300" distR="114300">
+            <wp:extent cx="4998085" cy="1010285"/>
+            <wp:effectExtent l="0" t="0" r="5715" b="5715"/>
+            <wp:docPr id="119" name="Picture 1"/>
+            <wp:cNvGraphicFramePr>
+              <a:graphicFrameLocks xmlns:a="http://schemas.openxmlformats.org/drawingml/2006/main" noChangeAspect="1"/>
+            </wp:cNvGraphicFramePr>
+            <a:graphic xmlns:a="http://schemas.openxmlformats.org/drawingml/2006/main">
+              <a:graphicData uri="http://schemas.openxmlformats.org/drawingml/2006/picture">
+                <pic:pic xmlns:pic="http://schemas.openxmlformats.org/drawingml/2006/picture">
+                  <pic:nvPicPr>
+                    <pic:cNvPr id="119" name="Picture 1"/>
+                    <pic:cNvPicPr>
+                      <a:picLocks noChangeAspect="1"/>
+                    </pic:cNvPicPr>
+                  </pic:nvPicPr>
+                  <pic:blipFill>
+                    <a:blip r:embed="rId120"/>
+                    <a:stretch>
+                      <a:fillRect/>
+                    </a:stretch>
+                  </pic:blipFill>
+                  <pic:spPr>
+                    <a:xfrm>
+                      <a:off x="0" y="0"/>
+                      <a:ext cx="4998085" cy="1010285"/>
+                    </a:xfrm>
+                    <a:prstGeom prst="rect">
+                      <a:avLst/>
+                    </a:prstGeom>
+                    <a:noFill/>
+                    <a:ln>
+                      <a:noFill/>
+                    </a:ln>
+                  </pic:spPr>
+                </pic:pic>
+              </a:graphicData>
+            </a:graphic>
+          </wp:inline>
+        </w:drawing>
+      </w:r>
+    </w:p>
+    <w:p>
+      <w:pPr>
+        <w:keepNext w:val="0"/>
+        <w:keepLines w:val="0"/>
+        <w:widowControl/>
+        <w:numPr>
+          <w:ilvl w:val="3"/>
+          <w:numId w:val="11"/>
+        </w:numPr>
+        <w:suppressLineNumbers w:val="0"/>
+        <w:spacing w:before="0" w:beforeAutospacing="0" w:after="0" w:afterAutospacing="0" w:line="360" w:lineRule="auto"/>
+        <w:ind w:left="1680" w:leftChars="0" w:right="0" w:hanging="420" w:firstLineChars="0"/>
+        <w:jc w:val="left"/>
+        <w:rPr>
+          <w:rFonts w:hint="default" w:ascii="Bodoni MT" w:hAnsi="Bodoni MT" w:eastAsia="等线" w:cs="Bodoni MT"/>
+          <w:sz w:val="22"/>
+          <w:szCs w:val="22"/>
+        </w:rPr>
+      </w:pPr>
+      <w:r>
+        <w:rPr>
+          <w:rFonts w:hint="default" w:ascii="Bodoni MT" w:hAnsi="Bodoni MT" w:eastAsia="等线" w:cs="Bodoni MT"/>
+          <w:sz w:val="22"/>
+          <w:szCs w:val="22"/>
+          <w:lang w:val="en-IN"/>
+        </w:rPr>
+        <w:t xml:space="preserve">Here, </w:t>
+      </w:r>
+      <w:r>
+        <w:rPr>
+          <w:rFonts w:hint="default" w:ascii="Bodoni MT" w:hAnsi="Bodoni MT" w:eastAsia="等线" w:cs="Bodoni MT"/>
+          <w:b/>
+          <w:bCs/>
+          <w:sz w:val="22"/>
+          <w:szCs w:val="22"/>
+          <w:lang w:val="en-IN"/>
+        </w:rPr>
+        <w:t>CallAdvisorChain</w:t>
+      </w:r>
+      <w:r>
+        <w:rPr>
+          <w:rFonts w:hint="default" w:ascii="Bodoni MT" w:hAnsi="Bodoni MT" w:eastAsia="等线" w:cs="Bodoni MT"/>
+          <w:b w:val="0"/>
+          <w:bCs w:val="0"/>
+          <w:sz w:val="22"/>
+          <w:szCs w:val="22"/>
+          <w:lang w:val="en-IN"/>
+        </w:rPr>
+        <w:t xml:space="preserve"> is there to continue calling the next advisors.</w:t>
+      </w:r>
+      <w:r>
+        <w:rPr>
+          <w:rFonts w:hint="default" w:ascii="Bodoni MT" w:hAnsi="Bodoni MT" w:eastAsia="等线" w:cs="Bodoni MT"/>
+          <w:b w:val="0"/>
+          <w:bCs w:val="0"/>
+          <w:sz w:val="22"/>
+          <w:szCs w:val="22"/>
+          <w:lang w:val="en-IN"/>
+        </w:rPr>
+        <w:br w:type="textWrapping"/>
+      </w:r>
+      <w:r>
+        <w:drawing>
+          <wp:inline distT="0" distB="0" distL="114300" distR="114300">
+            <wp:extent cx="5117465" cy="2282825"/>
+            <wp:effectExtent l="0" t="0" r="635" b="3175"/>
+            <wp:docPr id="121" name="Picture 3"/>
+            <wp:cNvGraphicFramePr>
+              <a:graphicFrameLocks xmlns:a="http://schemas.openxmlformats.org/drawingml/2006/main" noChangeAspect="1"/>
+            </wp:cNvGraphicFramePr>
+            <a:graphic xmlns:a="http://schemas.openxmlformats.org/drawingml/2006/main">
+              <a:graphicData uri="http://schemas.openxmlformats.org/drawingml/2006/picture">
+                <pic:pic xmlns:pic="http://schemas.openxmlformats.org/drawingml/2006/picture">
+                  <pic:nvPicPr>
+                    <pic:cNvPr id="121" name="Picture 3"/>
+                    <pic:cNvPicPr>
+                      <a:picLocks noChangeAspect="1"/>
+                    </pic:cNvPicPr>
+                  </pic:nvPicPr>
+                  <pic:blipFill>
+                    <a:blip r:embed="rId121"/>
+                    <a:stretch>
+                      <a:fillRect/>
+                    </a:stretch>
+                  </pic:blipFill>
+                  <pic:spPr>
+                    <a:xfrm>
+                      <a:off x="0" y="0"/>
+                      <a:ext cx="5117465" cy="2282825"/>
+                    </a:xfrm>
+                    <a:prstGeom prst="rect">
+                      <a:avLst/>
+                    </a:prstGeom>
+                    <a:noFill/>
+                    <a:ln>
+                      <a:noFill/>
+                    </a:ln>
+                  </pic:spPr>
+                </pic:pic>
+              </a:graphicData>
+            </a:graphic>
+          </wp:inline>
+        </w:drawing>
+      </w:r>
+    </w:p>
+    <w:p>
+      <w:pPr>
+        <w:keepNext w:val="0"/>
+        <w:keepLines w:val="0"/>
+        <w:widowControl/>
+        <w:numPr>
+          <w:ilvl w:val="2"/>
+          <w:numId w:val="11"/>
+        </w:numPr>
+        <w:suppressLineNumbers w:val="0"/>
+        <w:spacing w:before="0" w:beforeAutospacing="0" w:after="0" w:afterAutospacing="0" w:line="360" w:lineRule="auto"/>
+        <w:ind w:left="1260" w:leftChars="0" w:right="0" w:hanging="420" w:firstLineChars="0"/>
+        <w:jc w:val="left"/>
+        <w:rPr>
+          <w:rFonts w:hint="default" w:ascii="Bodoni MT" w:hAnsi="Bodoni MT" w:eastAsia="等线" w:cs="Bodoni MT"/>
+          <w:sz w:val="22"/>
+          <w:szCs w:val="22"/>
+        </w:rPr>
+      </w:pPr>
+      <w:r>
+        <w:rPr>
+          <w:rFonts w:hint="default" w:ascii="Bodoni MT" w:hAnsi="Bodoni MT" w:eastAsia="等线" w:cs="Bodoni MT"/>
+          <w:b/>
+          <w:bCs/>
+          <w:sz w:val="22"/>
+          <w:szCs w:val="22"/>
+          <w:lang w:val="en-IN"/>
+        </w:rPr>
+        <w:t>Stream Advisor</w:t>
+      </w:r>
+      <w:r>
+        <w:rPr>
+          <w:rFonts w:hint="default" w:ascii="Bodoni MT" w:hAnsi="Bodoni MT" w:eastAsia="等线" w:cs="Bodoni MT"/>
+          <w:b/>
+          <w:bCs/>
+          <w:sz w:val="22"/>
+          <w:szCs w:val="22"/>
+          <w:lang w:val="en-IN"/>
+        </w:rPr>
+        <w:br w:type="textWrapping"/>
+      </w:r>
+      <w:r>
+        <w:drawing>
+          <wp:inline distT="0" distB="0" distL="114300" distR="114300">
+            <wp:extent cx="5367020" cy="1022985"/>
+            <wp:effectExtent l="0" t="0" r="5080" b="5715"/>
+            <wp:docPr id="120" name="Picture 2"/>
+            <wp:cNvGraphicFramePr>
+              <a:graphicFrameLocks xmlns:a="http://schemas.openxmlformats.org/drawingml/2006/main" noChangeAspect="1"/>
+            </wp:cNvGraphicFramePr>
+            <a:graphic xmlns:a="http://schemas.openxmlformats.org/drawingml/2006/main">
+              <a:graphicData uri="http://schemas.openxmlformats.org/drawingml/2006/picture">
+                <pic:pic xmlns:pic="http://schemas.openxmlformats.org/drawingml/2006/picture">
+                  <pic:nvPicPr>
+                    <pic:cNvPr id="120" name="Picture 2"/>
+                    <pic:cNvPicPr>
+                      <a:picLocks noChangeAspect="1"/>
+                    </pic:cNvPicPr>
+                  </pic:nvPicPr>
+                  <pic:blipFill>
+                    <a:blip r:embed="rId122"/>
+                    <a:stretch>
+                      <a:fillRect/>
+                    </a:stretch>
+                  </pic:blipFill>
+                  <pic:spPr>
+                    <a:xfrm>
+                      <a:off x="0" y="0"/>
+                      <a:ext cx="5367020" cy="1022985"/>
+                    </a:xfrm>
+                    <a:prstGeom prst="rect">
+                      <a:avLst/>
+                    </a:prstGeom>
+                    <a:noFill/>
+                    <a:ln>
+                      <a:noFill/>
+                    </a:ln>
+                  </pic:spPr>
+                </pic:pic>
+              </a:graphicData>
+            </a:graphic>
+          </wp:inline>
+        </w:drawing>
+      </w:r>
+    </w:p>
+    <w:p>
+      <w:pPr>
+        <w:keepNext w:val="0"/>
+        <w:keepLines w:val="0"/>
+        <w:widowControl/>
+        <w:numPr>
+          <w:ilvl w:val="3"/>
+          <w:numId w:val="11"/>
+        </w:numPr>
+        <w:suppressLineNumbers w:val="0"/>
+        <w:spacing w:before="0" w:beforeAutospacing="0" w:after="0" w:afterAutospacing="0" w:line="360" w:lineRule="auto"/>
+        <w:ind w:left="1680" w:leftChars="0" w:right="0" w:hanging="420" w:firstLineChars="0"/>
+        <w:jc w:val="left"/>
+        <w:rPr>
+          <w:rFonts w:hint="default" w:ascii="Bodoni MT" w:hAnsi="Bodoni MT" w:eastAsia="等线" w:cs="Bodoni MT"/>
+          <w:sz w:val="22"/>
+          <w:szCs w:val="22"/>
+        </w:rPr>
+      </w:pPr>
+      <w:r>
+        <w:rPr>
+          <w:rFonts w:hint="default" w:ascii="Bodoni MT"/>
+          <w:lang w:val="en-IN"/>
+        </w:rPr>
+        <w:t xml:space="preserve">Here, </w:t>
+      </w:r>
+      <w:r>
+        <w:rPr>
+          <w:rFonts w:hint="default" w:ascii="Bodoni MT"/>
+          <w:b/>
+          <w:bCs/>
+          <w:lang w:val="en-IN"/>
+        </w:rPr>
+        <w:t>StreamAdvisorChain</w:t>
+      </w:r>
+      <w:r>
+        <w:rPr>
+          <w:rFonts w:hint="default" w:ascii="Bodoni MT"/>
+          <w:b w:val="0"/>
+          <w:bCs w:val="0"/>
+          <w:lang w:val="en-IN"/>
+        </w:rPr>
+        <w:t xml:space="preserve"> is also used to call the next advisors.</w:t>
+      </w:r>
+      <w:r>
+        <w:rPr>
+          <w:rFonts w:hint="default" w:ascii="Bodoni MT"/>
+          <w:b w:val="0"/>
+          <w:bCs w:val="0"/>
+          <w:lang w:val="en-IN"/>
+        </w:rPr>
+        <w:br w:type="textWrapping"/>
+      </w:r>
+      <w:r>
+        <w:drawing>
+          <wp:inline distT="0" distB="0" distL="114300" distR="114300">
+            <wp:extent cx="5165725" cy="2338070"/>
+            <wp:effectExtent l="0" t="0" r="3175" b="11430"/>
+            <wp:docPr id="122" name="Picture 4"/>
+            <wp:cNvGraphicFramePr>
+              <a:graphicFrameLocks xmlns:a="http://schemas.openxmlformats.org/drawingml/2006/main" noChangeAspect="1"/>
+            </wp:cNvGraphicFramePr>
+            <a:graphic xmlns:a="http://schemas.openxmlformats.org/drawingml/2006/main">
+              <a:graphicData uri="http://schemas.openxmlformats.org/drawingml/2006/picture">
+                <pic:pic xmlns:pic="http://schemas.openxmlformats.org/drawingml/2006/picture">
+                  <pic:nvPicPr>
+                    <pic:cNvPr id="122" name="Picture 4"/>
+                    <pic:cNvPicPr>
+                      <a:picLocks noChangeAspect="1"/>
+                    </pic:cNvPicPr>
+                  </pic:nvPicPr>
+                  <pic:blipFill>
+                    <a:blip r:embed="rId123"/>
+                    <a:stretch>
+                      <a:fillRect/>
+                    </a:stretch>
+                  </pic:blipFill>
+                  <pic:spPr>
+                    <a:xfrm>
+                      <a:off x="0" y="0"/>
+                      <a:ext cx="5165725" cy="2338070"/>
+                    </a:xfrm>
+                    <a:prstGeom prst="rect">
+                      <a:avLst/>
+                    </a:prstGeom>
+                    <a:noFill/>
+                    <a:ln>
+                      <a:noFill/>
+                    </a:ln>
+                  </pic:spPr>
+                </pic:pic>
+              </a:graphicData>
+            </a:graphic>
+          </wp:inline>
+        </w:drawing>
+      </w:r>
+    </w:p>
+    <w:p>
+      <w:pPr>
+        <w:keepNext w:val="0"/>
+        <w:keepLines w:val="0"/>
+        <w:widowControl/>
+        <w:numPr>
+          <w:ilvl w:val="1"/>
+          <w:numId w:val="11"/>
+        </w:numPr>
+        <w:suppressLineNumbers w:val="0"/>
+        <w:spacing w:before="0" w:beforeAutospacing="0" w:after="0" w:afterAutospacing="0" w:line="360" w:lineRule="auto"/>
+        <w:ind w:left="840" w:leftChars="0" w:right="0" w:hanging="420" w:firstLineChars="0"/>
+        <w:jc w:val="left"/>
+        <w:rPr>
+          <w:rFonts w:hint="default" w:ascii="Bodoni MT" w:hAnsi="Bodoni MT" w:eastAsia="等线" w:cs="Bodoni MT"/>
+          <w:sz w:val="22"/>
+          <w:szCs w:val="22"/>
+        </w:rPr>
+      </w:pPr>
+      <w:r>
+        <w:rPr>
+          <w:rFonts w:hint="default" w:ascii="Bodoni MT"/>
+          <w:lang w:val="en-IN"/>
+        </w:rPr>
+        <w:t xml:space="preserve">These 2 has the main difference is, </w:t>
+      </w:r>
+      <w:r>
+        <w:rPr>
+          <w:rFonts w:hint="default" w:ascii="Bodoni MT"/>
+          <w:b/>
+          <w:bCs/>
+          <w:lang w:val="en-IN"/>
+        </w:rPr>
+        <w:t>CallAdvisor</w:t>
+      </w:r>
+      <w:r>
+        <w:rPr>
+          <w:rFonts w:hint="default" w:ascii="Bodoni MT"/>
+          <w:b w:val="0"/>
+          <w:bCs w:val="0"/>
+          <w:lang w:val="en-IN"/>
+        </w:rPr>
+        <w:t xml:space="preserve"> is for normal response, </w:t>
+      </w:r>
+      <w:r>
+        <w:rPr>
+          <w:rFonts w:hint="default" w:ascii="Bodoni MT"/>
+          <w:b/>
+          <w:bCs/>
+          <w:lang w:val="en-IN"/>
+        </w:rPr>
+        <w:t>StreamAdvisor</w:t>
+      </w:r>
+      <w:r>
+        <w:rPr>
+          <w:rFonts w:hint="default" w:ascii="Bodoni MT"/>
+          <w:b w:val="0"/>
+          <w:bCs w:val="0"/>
+          <w:lang w:val="en-IN"/>
+        </w:rPr>
+        <w:t xml:space="preserve"> is for spring reactive.</w:t>
+      </w:r>
+    </w:p>
+    <w:p>
+      <w:pPr>
+        <w:keepNext w:val="0"/>
+        <w:keepLines w:val="0"/>
+        <w:widowControl/>
+        <w:numPr>
+          <w:ilvl w:val="1"/>
+          <w:numId w:val="11"/>
+        </w:numPr>
+        <w:suppressLineNumbers w:val="0"/>
+        <w:spacing w:before="0" w:beforeAutospacing="0" w:after="0" w:afterAutospacing="0" w:line="360" w:lineRule="auto"/>
+        <w:ind w:left="840" w:leftChars="0" w:right="0" w:hanging="420" w:firstLineChars="0"/>
+        <w:jc w:val="left"/>
+        <w:rPr>
+          <w:rFonts w:hint="default" w:ascii="Bodoni MT" w:hAnsi="Bodoni MT" w:eastAsia="等线" w:cs="Bodoni MT"/>
+          <w:sz w:val="22"/>
+          <w:szCs w:val="22"/>
+        </w:rPr>
+      </w:pPr>
+      <w:r>
+        <w:rPr>
+          <w:rFonts w:hint="default" w:ascii="Bodoni MT"/>
+          <w:b w:val="0"/>
+          <w:bCs w:val="0"/>
+          <w:lang w:val="en-IN"/>
+        </w:rPr>
+        <w:t xml:space="preserve">The </w:t>
+      </w:r>
+      <w:r>
+        <w:rPr>
+          <w:rFonts w:hint="default" w:ascii="Bodoni MT"/>
+          <w:b/>
+          <w:bCs/>
+          <w:lang w:val="en-IN"/>
+        </w:rPr>
+        <w:t>Ordered</w:t>
+      </w:r>
+      <w:r>
+        <w:rPr>
+          <w:rFonts w:hint="default" w:ascii="Bodoni MT"/>
+          <w:b w:val="0"/>
+          <w:bCs w:val="0"/>
+          <w:lang w:val="en-IN"/>
+        </w:rPr>
+        <w:t xml:space="preserve"> interface contains </w:t>
+      </w:r>
+      <w:r>
+        <w:rPr>
+          <w:rFonts w:hint="default" w:ascii="Bodoni MT"/>
+          <w:b/>
+          <w:bCs/>
+          <w:lang w:val="en-IN"/>
+        </w:rPr>
+        <w:t>getOrder()</w:t>
+      </w:r>
+      <w:r>
+        <w:rPr>
+          <w:rFonts w:hint="default" w:ascii="Bodoni MT"/>
+          <w:b w:val="0"/>
+          <w:bCs w:val="0"/>
+          <w:lang w:val="en-IN"/>
+        </w:rPr>
+        <w:t xml:space="preserve"> method and </w:t>
+      </w:r>
+      <w:r>
+        <w:rPr>
+          <w:rFonts w:hint="default" w:ascii="Bodoni MT"/>
+          <w:b/>
+          <w:bCs/>
+          <w:lang w:val="en-IN"/>
+        </w:rPr>
+        <w:t>Advisor</w:t>
+      </w:r>
+      <w:r>
+        <w:rPr>
+          <w:rFonts w:hint="default" w:ascii="Bodoni MT"/>
+          <w:b w:val="0"/>
+          <w:bCs w:val="0"/>
+          <w:lang w:val="en-IN"/>
+        </w:rPr>
+        <w:t xml:space="preserve"> interface contains </w:t>
+      </w:r>
+      <w:r>
+        <w:rPr>
+          <w:rFonts w:hint="default" w:ascii="Bodoni MT"/>
+          <w:b/>
+          <w:bCs/>
+          <w:lang w:val="en-IN"/>
+        </w:rPr>
+        <w:t>getName()</w:t>
+      </w:r>
+      <w:r>
+        <w:rPr>
+          <w:rFonts w:hint="default" w:ascii="Bodoni MT"/>
+          <w:b w:val="0"/>
+          <w:bCs w:val="0"/>
+          <w:lang w:val="en-IN"/>
+        </w:rPr>
+        <w:t xml:space="preserve"> method.</w:t>
+      </w:r>
+    </w:p>
+    <w:p>
+      <w:pPr>
+        <w:keepNext w:val="0"/>
+        <w:keepLines w:val="0"/>
+        <w:widowControl/>
+        <w:numPr>
+          <w:ilvl w:val="2"/>
+          <w:numId w:val="11"/>
+        </w:numPr>
+        <w:suppressLineNumbers w:val="0"/>
+        <w:spacing w:before="0" w:beforeAutospacing="0" w:after="0" w:afterAutospacing="0" w:line="360" w:lineRule="auto"/>
+        <w:ind w:left="1260" w:leftChars="0" w:right="0" w:hanging="420" w:firstLineChars="0"/>
+        <w:jc w:val="left"/>
+        <w:rPr>
+          <w:rFonts w:hint="default" w:ascii="Bodoni MT" w:hAnsi="Bodoni MT" w:eastAsia="等线" w:cs="Bodoni MT"/>
+          <w:color w:val="7030A0"/>
+          <w:sz w:val="22"/>
+          <w:szCs w:val="22"/>
+        </w:rPr>
+      </w:pPr>
+      <w:r>
+        <w:rPr>
+          <w:rFonts w:hint="default" w:ascii="Bodoni MT"/>
+          <w:b w:val="0"/>
+          <w:bCs w:val="0"/>
+          <w:color w:val="7030A0"/>
+          <w:lang w:val="en-IN"/>
+        </w:rPr>
+        <w:t xml:space="preserve">Order defines the </w:t>
+      </w:r>
+      <w:r>
+        <w:rPr>
+          <w:rFonts w:hint="default" w:ascii="Bodoni MT"/>
+          <w:b w:val="0"/>
+          <w:bCs w:val="0"/>
+          <w:i/>
+          <w:iCs/>
+          <w:color w:val="7030A0"/>
+          <w:lang w:val="en-IN"/>
+        </w:rPr>
+        <w:t>execution order</w:t>
+      </w:r>
+      <w:r>
+        <w:rPr>
+          <w:rFonts w:hint="default" w:ascii="Bodoni MT"/>
+          <w:b w:val="0"/>
+          <w:bCs w:val="0"/>
+          <w:i w:val="0"/>
+          <w:iCs w:val="0"/>
+          <w:color w:val="7030A0"/>
+          <w:lang w:val="en-IN"/>
+        </w:rPr>
+        <w:t xml:space="preserve"> of the advisor, </w:t>
+      </w:r>
+      <w:r>
+        <w:rPr>
+          <w:rFonts w:hint="default" w:ascii="Bodoni MT"/>
+          <w:b/>
+          <w:bCs/>
+          <w:i w:val="0"/>
+          <w:iCs w:val="0"/>
+          <w:color w:val="7030A0"/>
+          <w:lang w:val="en-IN"/>
+        </w:rPr>
+        <w:t>lower value executes first</w:t>
+      </w:r>
+      <w:r>
+        <w:rPr>
+          <w:rFonts w:hint="default" w:ascii="Bodoni MT"/>
+          <w:b w:val="0"/>
+          <w:bCs w:val="0"/>
+          <w:i w:val="0"/>
+          <w:iCs w:val="0"/>
+          <w:color w:val="7030A0"/>
+          <w:lang w:val="en-IN"/>
+        </w:rPr>
+        <w:t>.</w:t>
+      </w:r>
+    </w:p>
+    <w:p>
+      <w:pPr>
+        <w:keepNext w:val="0"/>
+        <w:keepLines w:val="0"/>
+        <w:widowControl/>
+        <w:numPr>
+          <w:ilvl w:val="2"/>
+          <w:numId w:val="11"/>
+        </w:numPr>
+        <w:suppressLineNumbers w:val="0"/>
+        <w:spacing w:before="0" w:beforeAutospacing="0" w:after="0" w:afterAutospacing="0" w:line="360" w:lineRule="auto"/>
+        <w:ind w:left="1260" w:leftChars="0" w:right="0" w:hanging="420" w:firstLineChars="0"/>
+        <w:jc w:val="left"/>
+        <w:rPr>
+          <w:rFonts w:hint="default" w:ascii="Bodoni MT" w:hAnsi="Bodoni MT" w:eastAsia="等线" w:cs="Bodoni MT"/>
+          <w:color w:val="7030A0"/>
+          <w:sz w:val="22"/>
+          <w:szCs w:val="22"/>
+        </w:rPr>
+      </w:pPr>
+      <w:r>
+        <w:rPr>
+          <w:rFonts w:hint="default" w:ascii="Bodoni MT" w:hAnsi="Bodoni MT" w:eastAsia="等线" w:cs="Bodoni MT"/>
+          <w:color w:val="7030A0"/>
+          <w:sz w:val="22"/>
+          <w:szCs w:val="22"/>
+          <w:lang w:val="en-IN"/>
+        </w:rPr>
+        <w:t>Name is nothing but a unique name of the advisor.</w:t>
+      </w:r>
+    </w:p>
+    <w:p>
+      <w:pPr>
+        <w:keepNext w:val="0"/>
+        <w:keepLines w:val="0"/>
+        <w:widowControl/>
+        <w:numPr>
+          <w:ilvl w:val="1"/>
+          <w:numId w:val="11"/>
+        </w:numPr>
+        <w:suppressLineNumbers w:val="0"/>
+        <w:spacing w:before="0" w:beforeAutospacing="0" w:after="0" w:afterAutospacing="0" w:line="360" w:lineRule="auto"/>
+        <w:ind w:left="840" w:leftChars="0" w:right="0" w:hanging="420" w:firstLineChars="0"/>
+        <w:jc w:val="left"/>
+        <w:rPr>
+          <w:rFonts w:hint="default" w:ascii="Bodoni MT" w:hAnsi="Bodoni MT" w:eastAsia="等线" w:cs="Bodoni MT"/>
+          <w:sz w:val="22"/>
+          <w:szCs w:val="22"/>
+        </w:rPr>
+      </w:pPr>
+      <w:r>
+        <w:rPr>
+          <w:rFonts w:ascii="SimSun" w:hAnsi="SimSun" w:eastAsia="SimSun" w:cs="SimSun"/>
+          <w:sz w:val="24"/>
+          <w:szCs w:val="24"/>
+        </w:rPr>
+        <w:drawing>
+          <wp:inline distT="0" distB="0" distL="114300" distR="114300">
+            <wp:extent cx="5547995" cy="2811780"/>
+            <wp:effectExtent l="0" t="0" r="0" b="0"/>
+            <wp:docPr id="123" name="Picture 5" descr="IMG_256"/>
+            <wp:cNvGraphicFramePr>
+              <a:graphicFrameLocks xmlns:a="http://schemas.openxmlformats.org/drawingml/2006/main" noChangeAspect="1"/>
+            </wp:cNvGraphicFramePr>
+            <a:graphic xmlns:a="http://schemas.openxmlformats.org/drawingml/2006/main">
+              <a:graphicData uri="http://schemas.openxmlformats.org/drawingml/2006/picture">
+                <pic:pic xmlns:pic="http://schemas.openxmlformats.org/drawingml/2006/picture">
+                  <pic:nvPicPr>
+                    <pic:cNvPr id="123" name="Picture 5" descr="IMG_256"/>
+                    <pic:cNvPicPr>
+                      <a:picLocks noChangeAspect="1"/>
+                    </pic:cNvPicPr>
+                  </pic:nvPicPr>
+                  <pic:blipFill>
+                    <a:blip r:embed="rId124"/>
+                    <a:srcRect l="1707" t="2581" r="2092" b="1388"/>
+                    <a:stretch>
+                      <a:fillRect/>
+                    </a:stretch>
+                  </pic:blipFill>
+                  <pic:spPr>
+                    <a:xfrm>
+                      <a:off x="0" y="0"/>
+                      <a:ext cx="5547995" cy="2811780"/>
+                    </a:xfrm>
+                    <a:prstGeom prst="rect">
+                      <a:avLst/>
+                    </a:prstGeom>
+                    <a:noFill/>
+                    <a:ln w="9525">
+                      <a:noFill/>
+                    </a:ln>
+                  </pic:spPr>
+                </pic:pic>
+              </a:graphicData>
+            </a:graphic>
+          </wp:inline>
+        </w:drawing>
+      </w:r>
+    </w:p>
+    <w:p>
+      <w:pPr>
+        <w:keepNext w:val="0"/>
+        <w:keepLines w:val="0"/>
+        <w:widowControl/>
+        <w:numPr>
+          <w:ilvl w:val="0"/>
+          <w:numId w:val="11"/>
+        </w:numPr>
+        <w:suppressLineNumbers w:val="0"/>
+        <w:spacing w:before="0" w:beforeAutospacing="0" w:after="0" w:afterAutospacing="0" w:line="360" w:lineRule="auto"/>
+        <w:ind w:left="420" w:leftChars="0" w:right="0" w:hanging="420" w:firstLineChars="0"/>
+        <w:jc w:val="left"/>
+        <w:rPr>
+          <w:rFonts w:hint="default" w:ascii="Bodoni MT" w:hAnsi="Bodoni MT" w:eastAsia="等线" w:cs="Bodoni MT"/>
+          <w:sz w:val="22"/>
+          <w:szCs w:val="22"/>
+        </w:rPr>
+      </w:pPr>
+      <w:r>
+        <w:rPr>
+          <w:rFonts w:hint="default" w:ascii="Bodoni MT" w:hAnsi="Bodoni MT" w:eastAsia="等线" w:cs="Bodoni MT"/>
+          <w:sz w:val="22"/>
+          <w:szCs w:val="22"/>
+          <w:lang w:val="en-IN"/>
+        </w:rPr>
         <w:t>F</w:t>
       </w:r>
     </w:p>
@@ -29492,6 +30378,8 @@
         </w:rPr>
         <w:t>F</w:t>
       </w:r>
+      <w:bookmarkStart w:id="0" w:name="_GoBack"/>
+      <w:bookmarkEnd w:id="0"/>
     </w:p>
     <w:p>
       <w:pPr>
@@ -29599,93 +30487,6 @@
           <w:szCs w:val="22"/>
         </w:rPr>
       </w:pPr>
-      <w:r>
-        <w:rPr>
-          <w:rFonts w:hint="default" w:ascii="Bodoni MT" w:hAnsi="Bodoni MT" w:eastAsia="等线" w:cs="Bodoni MT"/>
-          <w:sz w:val="22"/>
-          <w:szCs w:val="22"/>
-          <w:lang w:val="en-IN"/>
-        </w:rPr>
-        <w:t>F</w:t>
-      </w:r>
-    </w:p>
-    <w:p>
-      <w:pPr>
-        <w:keepNext w:val="0"/>
-        <w:keepLines w:val="0"/>
-        <w:widowControl/>
-        <w:numPr>
-          <w:ilvl w:val="0"/>
-          <w:numId w:val="11"/>
-        </w:numPr>
-        <w:suppressLineNumbers w:val="0"/>
-        <w:spacing w:before="0" w:beforeAutospacing="0" w:after="0" w:afterAutospacing="0" w:line="360" w:lineRule="auto"/>
-        <w:ind w:left="420" w:leftChars="0" w:right="0" w:hanging="420" w:firstLineChars="0"/>
-        <w:jc w:val="left"/>
-        <w:rPr>
-          <w:rFonts w:hint="default" w:ascii="Bodoni MT" w:hAnsi="Bodoni MT" w:eastAsia="等线" w:cs="Bodoni MT"/>
-          <w:sz w:val="22"/>
-          <w:szCs w:val="22"/>
-        </w:rPr>
-      </w:pPr>
-      <w:r>
-        <w:rPr>
-          <w:rFonts w:hint="default" w:ascii="Bodoni MT" w:hAnsi="Bodoni MT" w:eastAsia="等线" w:cs="Bodoni MT"/>
-          <w:sz w:val="22"/>
-          <w:szCs w:val="22"/>
-          <w:lang w:val="en-IN"/>
-        </w:rPr>
-        <w:t>F</w:t>
-      </w:r>
-    </w:p>
-    <w:p>
-      <w:pPr>
-        <w:keepNext w:val="0"/>
-        <w:keepLines w:val="0"/>
-        <w:widowControl/>
-        <w:numPr>
-          <w:ilvl w:val="0"/>
-          <w:numId w:val="11"/>
-        </w:numPr>
-        <w:suppressLineNumbers w:val="0"/>
-        <w:spacing w:before="0" w:beforeAutospacing="0" w:after="0" w:afterAutospacing="0" w:line="360" w:lineRule="auto"/>
-        <w:ind w:left="420" w:leftChars="0" w:right="0" w:hanging="420" w:firstLineChars="0"/>
-        <w:jc w:val="left"/>
-        <w:rPr>
-          <w:rFonts w:hint="default" w:ascii="Bodoni MT" w:hAnsi="Bodoni MT" w:eastAsia="等线" w:cs="Bodoni MT"/>
-          <w:sz w:val="22"/>
-          <w:szCs w:val="22"/>
-        </w:rPr>
-      </w:pPr>
-      <w:r>
-        <w:rPr>
-          <w:rFonts w:hint="default" w:ascii="Bodoni MT" w:hAnsi="Bodoni MT" w:eastAsia="等线" w:cs="Bodoni MT"/>
-          <w:sz w:val="22"/>
-          <w:szCs w:val="22"/>
-          <w:lang w:val="en-IN"/>
-        </w:rPr>
-        <w:t>F</w:t>
-      </w:r>
-    </w:p>
-    <w:p>
-      <w:pPr>
-        <w:keepNext w:val="0"/>
-        <w:keepLines w:val="0"/>
-        <w:widowControl/>
-        <w:numPr>
-          <w:ilvl w:val="0"/>
-          <w:numId w:val="11"/>
-        </w:numPr>
-        <w:suppressLineNumbers w:val="0"/>
-        <w:spacing w:before="0" w:beforeAutospacing="0" w:after="0" w:afterAutospacing="0" w:line="360" w:lineRule="auto"/>
-        <w:ind w:left="420" w:leftChars="0" w:right="0" w:hanging="420" w:firstLineChars="0"/>
-        <w:jc w:val="left"/>
-        <w:rPr>
-          <w:rFonts w:hint="default" w:ascii="Bodoni MT" w:hAnsi="Bodoni MT" w:eastAsia="等线" w:cs="Bodoni MT"/>
-          <w:sz w:val="22"/>
-          <w:szCs w:val="22"/>
-        </w:rPr>
-      </w:pPr>
     </w:p>
     <w:p>
       <w:pPr>
@@ -29694,7 +30495,6 @@
         </w:rPr>
       </w:pPr>
     </w:p>
-    <w:bookmarkEnd w:id="0"/>
     <w:sectPr>
       <w:pgSz w:w="11906" w:h="16838"/>
       <w:pgMar w:top="1440" w:right="1800" w:bottom="1440" w:left="1800" w:header="720" w:footer="720" w:gutter="0"/>

--- a/docs (springboot)/module9_AI.docx
+++ b/docs (springboot)/module9_AI.docx
@@ -22,7 +22,7 @@
           <w:color w:val="FFFFFF" w:themeColor="background1"/>
           <w:sz w:val="22"/>
           <w:szCs w:val="22"/>
-          <w:highlight w:val="magenta"/>
+          <w:highlight w:val="darkMagenta"/>
           <w14:textFill>
             <w14:solidFill>
               <w14:schemeClr w14:val="bg1"/>
@@ -38,7 +38,7 @@
           <w:color w:val="FFFFFF" w:themeColor="background1"/>
           <w:sz w:val="22"/>
           <w:szCs w:val="22"/>
-          <w:highlight w:val="magenta"/>
+          <w:highlight w:val="darkMagenta"/>
           <w:lang w:val="en-US"/>
           <w14:textFill>
             <w14:solidFill>
@@ -56,7 +56,7 @@
           <w:color w:val="FFFFFF" w:themeColor="background1"/>
           <w:sz w:val="22"/>
           <w:szCs w:val="22"/>
-          <w:highlight w:val="magenta"/>
+          <w:highlight w:val="darkMagenta"/>
           <w:lang w:val="en-US"/>
           <w14:textFill>
             <w14:solidFill>
@@ -74,7 +74,7 @@
           <w:color w:val="FFFFFF" w:themeColor="background1"/>
           <w:sz w:val="22"/>
           <w:szCs w:val="22"/>
-          <w:highlight w:val="magenta"/>
+          <w:highlight w:val="darkMagenta"/>
           <w:lang w:val="en-US"/>
           <w14:textFill>
             <w14:solidFill>
@@ -4101,10 +4101,2766 @@
         <w:jc w:val="left"/>
         <w:rPr>
           <w:rFonts w:hint="default" w:ascii="Bodoni MT" w:hAnsi="Bodoni MT" w:eastAsia="等线" w:cs="Bodoni MT"/>
-          <w:sz w:val="22"/>
-          <w:szCs w:val="22"/>
-        </w:rPr>
-      </w:pPr>
+          <w:b w:val="0"/>
+          <w:bCs w:val="0"/>
+          <w:color w:val="002060"/>
+          <w:sz w:val="26"/>
+          <w:szCs w:val="26"/>
+          <w:highlight w:val="lightGray"/>
+          <w:u w:val="single"/>
+        </w:rPr>
+      </w:pPr>
+      <w:r>
+        <w:rPr>
+          <w:rFonts w:hint="default" w:ascii="Bodoni MT" w:hAnsi="Bodoni MT" w:eastAsia="等线" w:cs="Bodoni MT"/>
+          <w:b w:val="0"/>
+          <w:bCs w:val="0"/>
+          <w:color w:val="002060"/>
+          <w:sz w:val="26"/>
+          <w:szCs w:val="26"/>
+          <w:highlight w:val="lightGray"/>
+          <w:u w:val="single"/>
+          <w:lang w:val="en-IN"/>
+        </w:rPr>
+        <w:t xml:space="preserve">How </w:t>
+      </w:r>
+      <w:r>
+        <w:rPr>
+          <w:rFonts w:hint="default" w:ascii="Bodoni MT" w:hAnsi="Bodoni MT" w:eastAsia="等线" w:cs="Bodoni MT"/>
+          <w:b/>
+          <w:bCs/>
+          <w:color w:val="002060"/>
+          <w:sz w:val="26"/>
+          <w:szCs w:val="26"/>
+          <w:highlight w:val="lightGray"/>
+          <w:u w:val="single"/>
+          <w:lang w:val="en-IN"/>
+        </w:rPr>
+        <w:t xml:space="preserve">ChatClient </w:t>
+      </w:r>
+      <w:r>
+        <w:rPr>
+          <w:rFonts w:hint="default" w:ascii="Bodoni MT" w:hAnsi="Bodoni MT" w:eastAsia="等线" w:cs="Bodoni MT"/>
+          <w:b w:val="0"/>
+          <w:bCs w:val="0"/>
+          <w:color w:val="002060"/>
+          <w:sz w:val="26"/>
+          <w:szCs w:val="26"/>
+          <w:highlight w:val="lightGray"/>
+          <w:u w:val="single"/>
+          <w:lang w:val="en-IN"/>
+        </w:rPr>
+        <w:t xml:space="preserve">and </w:t>
+      </w:r>
+      <w:r>
+        <w:rPr>
+          <w:rFonts w:hint="default" w:ascii="Bodoni MT" w:hAnsi="Bodoni MT" w:eastAsia="等线" w:cs="Bodoni MT"/>
+          <w:b/>
+          <w:bCs/>
+          <w:color w:val="002060"/>
+          <w:sz w:val="26"/>
+          <w:szCs w:val="26"/>
+          <w:highlight w:val="lightGray"/>
+          <w:u w:val="single"/>
+          <w:lang w:val="en-IN"/>
+        </w:rPr>
+        <w:t xml:space="preserve">ChatModel </w:t>
+      </w:r>
+      <w:r>
+        <w:rPr>
+          <w:rFonts w:hint="default" w:ascii="Bodoni MT" w:hAnsi="Bodoni MT" w:eastAsia="等线" w:cs="Bodoni MT"/>
+          <w:b w:val="0"/>
+          <w:bCs w:val="0"/>
+          <w:color w:val="002060"/>
+          <w:sz w:val="26"/>
+          <w:szCs w:val="26"/>
+          <w:highlight w:val="lightGray"/>
+          <w:u w:val="single"/>
+          <w:lang w:val="en-IN"/>
+        </w:rPr>
+        <w:t xml:space="preserve">are linked? [ a very good design pattern ] </w:t>
+      </w:r>
+    </w:p>
+    <w:p>
+      <w:pPr>
+        <w:keepNext w:val="0"/>
+        <w:keepLines w:val="0"/>
+        <w:widowControl/>
+        <w:numPr>
+          <w:ilvl w:val="1"/>
+          <w:numId w:val="11"/>
+        </w:numPr>
+        <w:suppressLineNumbers w:val="0"/>
+        <w:spacing w:before="0" w:beforeAutospacing="0" w:after="0" w:afterAutospacing="0" w:line="360" w:lineRule="auto"/>
+        <w:ind w:left="840" w:leftChars="0" w:right="0" w:hanging="420" w:firstLineChars="0"/>
+        <w:jc w:val="left"/>
+        <w:rPr>
+          <w:rFonts w:hint="default" w:ascii="Bodoni MT" w:hAnsi="Bodoni MT" w:eastAsia="等线" w:cs="Bodoni MT"/>
+          <w:b w:val="0"/>
+          <w:bCs w:val="0"/>
+          <w:sz w:val="22"/>
+          <w:szCs w:val="22"/>
+        </w:rPr>
+      </w:pPr>
+      <w:r>
+        <w:rPr>
+          <w:rFonts w:hint="default" w:ascii="Bodoni MT" w:hAnsi="Bodoni MT" w:eastAsia="等线" w:cs="Bodoni MT"/>
+          <w:b/>
+          <w:bCs/>
+          <w:color w:val="C00000"/>
+          <w:sz w:val="22"/>
+          <w:szCs w:val="22"/>
+          <w:lang w:val="en-IN"/>
+        </w:rPr>
+        <w:t>DefaultChatClient</w:t>
+      </w:r>
+      <w:r>
+        <w:rPr>
+          <w:rFonts w:hint="default" w:ascii="Bodoni MT" w:hAnsi="Bodoni MT" w:eastAsia="等线" w:cs="Bodoni MT"/>
+          <w:b w:val="0"/>
+          <w:bCs w:val="0"/>
+          <w:color w:val="C00000"/>
+          <w:sz w:val="22"/>
+          <w:szCs w:val="22"/>
+          <w:lang w:val="en-IN"/>
+        </w:rPr>
+        <w:t xml:space="preserve"> </w:t>
+      </w:r>
+      <w:r>
+        <w:rPr>
+          <w:rFonts w:hint="default" w:ascii="Bodoni MT" w:hAnsi="Bodoni MT" w:eastAsia="等线" w:cs="Bodoni MT"/>
+          <w:b w:val="0"/>
+          <w:bCs w:val="0"/>
+          <w:sz w:val="22"/>
+          <w:szCs w:val="22"/>
+          <w:lang w:val="en-IN"/>
+        </w:rPr>
+        <w:t xml:space="preserve">(which implements </w:t>
+      </w:r>
+      <w:r>
+        <w:rPr>
+          <w:rFonts w:hint="default" w:ascii="Bodoni MT" w:hAnsi="Bodoni MT" w:eastAsia="等线" w:cs="Bodoni MT"/>
+          <w:b/>
+          <w:bCs/>
+          <w:color w:val="C00000"/>
+          <w:sz w:val="22"/>
+          <w:szCs w:val="22"/>
+          <w:lang w:val="en-IN"/>
+        </w:rPr>
+        <w:t>ChatClient</w:t>
+      </w:r>
+      <w:r>
+        <w:rPr>
+          <w:rFonts w:hint="default" w:ascii="Bodoni MT" w:hAnsi="Bodoni MT" w:eastAsia="等线" w:cs="Bodoni MT"/>
+          <w:b w:val="0"/>
+          <w:bCs w:val="0"/>
+          <w:sz w:val="22"/>
+          <w:szCs w:val="22"/>
+          <w:lang w:val="en-IN"/>
+        </w:rPr>
+        <w:t xml:space="preserve">) contains a variable of type </w:t>
+      </w:r>
+      <w:r>
+        <w:rPr>
+          <w:rFonts w:hint="default" w:ascii="Bodoni MT" w:hAnsi="Bodoni MT" w:eastAsia="等线" w:cs="Bodoni MT"/>
+          <w:b/>
+          <w:bCs/>
+          <w:color w:val="C00000"/>
+          <w:sz w:val="22"/>
+          <w:szCs w:val="22"/>
+          <w:lang w:val="en-IN"/>
+        </w:rPr>
+        <w:t>DefaultChatClientRequestSpec</w:t>
+      </w:r>
+      <w:r>
+        <w:rPr>
+          <w:rFonts w:hint="default" w:ascii="Bodoni MT" w:hAnsi="Bodoni MT" w:eastAsia="等线" w:cs="Bodoni MT"/>
+          <w:b w:val="0"/>
+          <w:bCs w:val="0"/>
+          <w:sz w:val="22"/>
+          <w:szCs w:val="22"/>
+          <w:lang w:val="en-IN"/>
+        </w:rPr>
+        <w:t>.</w:t>
+      </w:r>
+      <w:r>
+        <w:rPr>
+          <w:rFonts w:hint="default" w:ascii="Bodoni MT" w:hAnsi="Bodoni MT" w:eastAsia="等线" w:cs="Bodoni MT"/>
+          <w:b w:val="0"/>
+          <w:bCs w:val="0"/>
+          <w:sz w:val="22"/>
+          <w:szCs w:val="22"/>
+          <w:lang w:val="en-IN"/>
+        </w:rPr>
+        <w:br w:type="textWrapping"/>
+      </w:r>
+      <w:r>
+        <w:rPr>
+          <w:rFonts w:hint="default" w:ascii="Bodoni MT" w:hAnsi="Bodoni MT" w:cs="Bodoni MT"/>
+        </w:rPr>
+        <w:drawing>
+          <wp:inline distT="0" distB="0" distL="114300" distR="114300">
+            <wp:extent cx="5262880" cy="685165"/>
+            <wp:effectExtent l="0" t="0" r="7620" b="635"/>
+            <wp:docPr id="124" name="Picture 1"/>
+            <wp:cNvGraphicFramePr>
+              <a:graphicFrameLocks xmlns:a="http://schemas.openxmlformats.org/drawingml/2006/main" noChangeAspect="1"/>
+            </wp:cNvGraphicFramePr>
+            <a:graphic xmlns:a="http://schemas.openxmlformats.org/drawingml/2006/main">
+              <a:graphicData uri="http://schemas.openxmlformats.org/drawingml/2006/picture">
+                <pic:pic xmlns:pic="http://schemas.openxmlformats.org/drawingml/2006/picture">
+                  <pic:nvPicPr>
+                    <pic:cNvPr id="124" name="Picture 1"/>
+                    <pic:cNvPicPr>
+                      <a:picLocks noChangeAspect="1"/>
+                    </pic:cNvPicPr>
+                  </pic:nvPicPr>
+                  <pic:blipFill>
+                    <a:blip r:embed="rId15"/>
+                    <a:stretch>
+                      <a:fillRect/>
+                    </a:stretch>
+                  </pic:blipFill>
+                  <pic:spPr>
+                    <a:xfrm>
+                      <a:off x="0" y="0"/>
+                      <a:ext cx="5262880" cy="685165"/>
+                    </a:xfrm>
+                    <a:prstGeom prst="rect">
+                      <a:avLst/>
+                    </a:prstGeom>
+                    <a:noFill/>
+                    <a:ln>
+                      <a:noFill/>
+                    </a:ln>
+                  </pic:spPr>
+                </pic:pic>
+              </a:graphicData>
+            </a:graphic>
+          </wp:inline>
+        </w:drawing>
+      </w:r>
+      <w:r>
+        <w:rPr>
+          <w:rFonts w:hint="default" w:ascii="Bodoni MT" w:hAnsi="Bodoni MT" w:cs="Bodoni MT"/>
+        </w:rPr>
+        <w:br w:type="textWrapping"/>
+      </w:r>
+      <w:r>
+        <w:rPr>
+          <w:rFonts w:hint="default" w:ascii="Bodoni MT" w:hAnsi="Bodoni MT" w:cs="Bodoni MT"/>
+          <w:lang w:val="en-IN"/>
+        </w:rPr>
+        <w:t>[ NOTE: other variables are directly initialized ]</w:t>
+      </w:r>
+      <w:r>
+        <w:rPr>
+          <w:rFonts w:hint="default" w:ascii="Bodoni MT" w:hAnsi="Bodoni MT" w:cs="Bodoni MT"/>
+          <w:lang w:val="en-IN"/>
+        </w:rPr>
+        <w:br w:type="textWrapping"/>
+      </w:r>
+      <w:r>
+        <w:rPr>
+          <w:rFonts w:hint="default" w:ascii="Bodoni MT" w:hAnsi="Bodoni MT" w:cs="Bodoni MT"/>
+          <w:b w:val="0"/>
+          <w:bCs w:val="0"/>
+          <w:i/>
+          <w:iCs/>
+          <w:color w:val="C00000"/>
+          <w:lang w:val="en-IN"/>
+        </w:rPr>
+        <w:t xml:space="preserve">DefaultChatClientRequestSpec </w:t>
+      </w:r>
+      <w:r>
+        <w:rPr>
+          <w:rFonts w:hint="default" w:ascii="Bodoni MT" w:hAnsi="Bodoni MT" w:cs="Bodoni MT"/>
+          <w:b w:val="0"/>
+          <w:bCs w:val="0"/>
+          <w:lang w:val="en-IN"/>
+        </w:rPr>
+        <w:t>is a</w:t>
+      </w:r>
+      <w:r>
+        <w:rPr>
+          <w:rFonts w:hint="default" w:ascii="Bodoni MT" w:hAnsi="Bodoni MT" w:cs="Bodoni MT"/>
+          <w:b w:val="0"/>
+          <w:bCs w:val="0"/>
+          <w:i/>
+          <w:iCs/>
+          <w:color w:val="0070C0"/>
+          <w:lang w:val="en-IN"/>
+        </w:rPr>
+        <w:t xml:space="preserve"> inner class</w:t>
+      </w:r>
+      <w:r>
+        <w:rPr>
+          <w:rFonts w:hint="default" w:ascii="Bodoni MT" w:hAnsi="Bodoni MT" w:cs="Bodoni MT"/>
+          <w:b w:val="0"/>
+          <w:bCs w:val="0"/>
+          <w:lang w:val="en-IN"/>
+        </w:rPr>
+        <w:t xml:space="preserve"> of </w:t>
+      </w:r>
+      <w:r>
+        <w:rPr>
+          <w:rFonts w:hint="default" w:ascii="Bodoni MT" w:hAnsi="Bodoni MT" w:cs="Bodoni MT"/>
+          <w:b w:val="0"/>
+          <w:bCs w:val="0"/>
+          <w:i/>
+          <w:iCs/>
+          <w:color w:val="C00000"/>
+          <w:lang w:val="en-IN"/>
+        </w:rPr>
+        <w:t xml:space="preserve">DefaultChatClient </w:t>
+      </w:r>
+      <w:r>
+        <w:rPr>
+          <w:rFonts w:hint="default" w:ascii="Bodoni MT" w:hAnsi="Bodoni MT" w:cs="Bodoni MT"/>
+          <w:b w:val="0"/>
+          <w:bCs w:val="0"/>
+          <w:lang w:val="en-IN"/>
+        </w:rPr>
+        <w:t>only.</w:t>
+      </w:r>
+    </w:p>
+    <w:p>
+      <w:pPr>
+        <w:keepNext w:val="0"/>
+        <w:keepLines w:val="0"/>
+        <w:widowControl/>
+        <w:numPr>
+          <w:ilvl w:val="1"/>
+          <w:numId w:val="11"/>
+        </w:numPr>
+        <w:suppressLineNumbers w:val="0"/>
+        <w:spacing w:before="0" w:beforeAutospacing="0" w:after="0" w:afterAutospacing="0" w:line="360" w:lineRule="auto"/>
+        <w:ind w:left="840" w:leftChars="0" w:right="0" w:hanging="420" w:firstLineChars="0"/>
+        <w:jc w:val="left"/>
+        <w:rPr>
+          <w:rFonts w:hint="default" w:ascii="Bodoni MT" w:hAnsi="Bodoni MT" w:eastAsia="等线" w:cs="Bodoni MT"/>
+          <w:b w:val="0"/>
+          <w:bCs w:val="0"/>
+          <w:sz w:val="22"/>
+          <w:szCs w:val="22"/>
+        </w:rPr>
+      </w:pPr>
+      <w:r>
+        <w:rPr>
+          <w:rFonts w:hint="default" w:ascii="Bodoni MT" w:hAnsi="Bodoni MT" w:eastAsia="等线" w:cs="Bodoni MT"/>
+          <w:b w:val="0"/>
+          <w:bCs w:val="0"/>
+          <w:sz w:val="22"/>
+          <w:szCs w:val="22"/>
+          <w:lang w:val="en-IN"/>
+        </w:rPr>
+        <w:t xml:space="preserve">this variable will be assigned with the bean of this </w:t>
+      </w:r>
+      <w:r>
+        <w:rPr>
+          <w:rFonts w:hint="default" w:ascii="Bodoni MT" w:hAnsi="Bodoni MT" w:eastAsia="等线" w:cs="Bodoni MT"/>
+          <w:b w:val="0"/>
+          <w:bCs w:val="0"/>
+          <w:i/>
+          <w:iCs/>
+          <w:color w:val="C00000"/>
+          <w:sz w:val="22"/>
+          <w:szCs w:val="22"/>
+          <w:lang w:val="en-IN"/>
+        </w:rPr>
+        <w:t xml:space="preserve">DefaultChatClientRequestSpec </w:t>
+      </w:r>
+      <w:r>
+        <w:rPr>
+          <w:rFonts w:hint="default" w:ascii="Bodoni MT" w:hAnsi="Bodoni MT" w:eastAsia="等线" w:cs="Bodoni MT"/>
+          <w:b w:val="0"/>
+          <w:bCs w:val="0"/>
+          <w:sz w:val="22"/>
+          <w:szCs w:val="22"/>
+          <w:lang w:val="en-IN"/>
+        </w:rPr>
+        <w:t>object [ constructor based assignment ]</w:t>
+      </w:r>
+      <w:r>
+        <w:rPr>
+          <w:rFonts w:hint="default" w:ascii="Bodoni MT" w:hAnsi="Bodoni MT" w:eastAsia="等线" w:cs="Bodoni MT"/>
+          <w:b w:val="0"/>
+          <w:bCs w:val="0"/>
+          <w:sz w:val="22"/>
+          <w:szCs w:val="22"/>
+          <w:lang w:val="en-IN"/>
+        </w:rPr>
+        <w:br w:type="textWrapping"/>
+      </w:r>
+      <w:r>
+        <w:drawing>
+          <wp:inline distT="0" distB="0" distL="114300" distR="114300">
+            <wp:extent cx="5264150" cy="542290"/>
+            <wp:effectExtent l="0" t="0" r="6350" b="3810"/>
+            <wp:docPr id="126" name="Picture 3"/>
+            <wp:cNvGraphicFramePr>
+              <a:graphicFrameLocks xmlns:a="http://schemas.openxmlformats.org/drawingml/2006/main" noChangeAspect="1"/>
+            </wp:cNvGraphicFramePr>
+            <a:graphic xmlns:a="http://schemas.openxmlformats.org/drawingml/2006/main">
+              <a:graphicData uri="http://schemas.openxmlformats.org/drawingml/2006/picture">
+                <pic:pic xmlns:pic="http://schemas.openxmlformats.org/drawingml/2006/picture">
+                  <pic:nvPicPr>
+                    <pic:cNvPr id="126" name="Picture 3"/>
+                    <pic:cNvPicPr>
+                      <a:picLocks noChangeAspect="1"/>
+                    </pic:cNvPicPr>
+                  </pic:nvPicPr>
+                  <pic:blipFill>
+                    <a:blip r:embed="rId16"/>
+                    <a:stretch>
+                      <a:fillRect/>
+                    </a:stretch>
+                  </pic:blipFill>
+                  <pic:spPr>
+                    <a:xfrm>
+                      <a:off x="0" y="0"/>
+                      <a:ext cx="5264150" cy="542290"/>
+                    </a:xfrm>
+                    <a:prstGeom prst="rect">
+                      <a:avLst/>
+                    </a:prstGeom>
+                    <a:noFill/>
+                    <a:ln>
+                      <a:noFill/>
+                    </a:ln>
+                  </pic:spPr>
+                </pic:pic>
+              </a:graphicData>
+            </a:graphic>
+          </wp:inline>
+        </w:drawing>
+      </w:r>
+    </w:p>
+    <w:p>
+      <w:pPr>
+        <w:keepNext w:val="0"/>
+        <w:keepLines w:val="0"/>
+        <w:widowControl/>
+        <w:numPr>
+          <w:ilvl w:val="1"/>
+          <w:numId w:val="11"/>
+        </w:numPr>
+        <w:suppressLineNumbers w:val="0"/>
+        <w:spacing w:before="0" w:beforeAutospacing="0" w:after="0" w:afterAutospacing="0" w:line="360" w:lineRule="auto"/>
+        <w:ind w:left="840" w:leftChars="0" w:right="0" w:hanging="420" w:firstLineChars="0"/>
+        <w:jc w:val="left"/>
+        <w:rPr>
+          <w:rFonts w:hint="default" w:ascii="Bodoni MT" w:hAnsi="Bodoni MT" w:eastAsia="等线" w:cs="Bodoni MT"/>
+          <w:b w:val="0"/>
+          <w:bCs w:val="0"/>
+          <w:sz w:val="22"/>
+          <w:szCs w:val="22"/>
+        </w:rPr>
+      </w:pPr>
+      <w:r>
+        <w:rPr>
+          <w:rFonts w:hint="default" w:ascii="Bodoni MT" w:hAnsi="Bodoni MT" w:eastAsia="等线" w:cs="Bodoni MT"/>
+          <w:b w:val="0"/>
+          <w:bCs w:val="0"/>
+          <w:sz w:val="22"/>
+          <w:szCs w:val="22"/>
+          <w:lang w:val="en-IN"/>
+        </w:rPr>
+        <w:t>Its</w:t>
+      </w:r>
+      <w:r>
+        <w:rPr>
+          <w:rFonts w:hint="default" w:ascii="Bodoni MT" w:hAnsi="Bodoni MT" w:eastAsia="等线" w:cs="Bodoni MT"/>
+          <w:b/>
+          <w:bCs/>
+          <w:color w:val="0070C0"/>
+          <w:sz w:val="22"/>
+          <w:szCs w:val="22"/>
+          <w:lang w:val="en-IN"/>
+        </w:rPr>
+        <w:t xml:space="preserve"> prompt()</w:t>
+      </w:r>
+      <w:r>
+        <w:rPr>
+          <w:rFonts w:hint="default" w:ascii="Bodoni MT" w:hAnsi="Bodoni MT" w:eastAsia="等线" w:cs="Bodoni MT"/>
+          <w:b w:val="0"/>
+          <w:bCs w:val="0"/>
+          <w:sz w:val="22"/>
+          <w:szCs w:val="22"/>
+          <w:lang w:val="en-IN"/>
+        </w:rPr>
+        <w:t xml:space="preserve"> method returns an object of </w:t>
+      </w:r>
+      <w:r>
+        <w:rPr>
+          <w:rFonts w:hint="default" w:ascii="Bodoni MT" w:hAnsi="Bodoni MT" w:eastAsia="等线" w:cs="Bodoni MT"/>
+          <w:b w:val="0"/>
+          <w:bCs w:val="0"/>
+          <w:i/>
+          <w:iCs/>
+          <w:color w:val="C00000"/>
+          <w:sz w:val="22"/>
+          <w:szCs w:val="22"/>
+          <w:lang w:val="en-IN"/>
+        </w:rPr>
+        <w:t>DefaultChatClientRequestSpec</w:t>
+      </w:r>
+      <w:r>
+        <w:rPr>
+          <w:rFonts w:hint="default" w:ascii="Bodoni MT" w:hAnsi="Bodoni MT" w:eastAsia="等线" w:cs="Bodoni MT"/>
+          <w:b w:val="0"/>
+          <w:bCs w:val="0"/>
+          <w:i w:val="0"/>
+          <w:iCs w:val="0"/>
+          <w:color w:val="auto"/>
+          <w:sz w:val="22"/>
+          <w:szCs w:val="22"/>
+          <w:lang w:val="en-IN"/>
+        </w:rPr>
+        <w:t xml:space="preserve"> instantiating by passing its own </w:t>
+      </w:r>
+      <w:r>
+        <w:rPr>
+          <w:rFonts w:hint="default" w:ascii="Bodoni MT" w:hAnsi="Bodoni MT" w:eastAsia="等线" w:cs="Bodoni MT"/>
+          <w:b w:val="0"/>
+          <w:bCs w:val="0"/>
+          <w:i/>
+          <w:iCs/>
+          <w:color w:val="C00000"/>
+          <w:sz w:val="22"/>
+          <w:szCs w:val="22"/>
+          <w:lang w:val="en-IN"/>
+        </w:rPr>
+        <w:t>DefaultChatClientRequestSpec</w:t>
+      </w:r>
+      <w:r>
+        <w:rPr>
+          <w:rFonts w:hint="default" w:ascii="Bodoni MT" w:hAnsi="Bodoni MT" w:eastAsia="等线" w:cs="Bodoni MT"/>
+          <w:b w:val="0"/>
+          <w:bCs w:val="0"/>
+          <w:i w:val="0"/>
+          <w:iCs w:val="0"/>
+          <w:color w:val="C00000"/>
+          <w:sz w:val="22"/>
+          <w:szCs w:val="22"/>
+          <w:lang w:val="en-IN"/>
+        </w:rPr>
+        <w:t xml:space="preserve"> </w:t>
+      </w:r>
+      <w:r>
+        <w:rPr>
+          <w:rFonts w:hint="default" w:ascii="Bodoni MT" w:hAnsi="Bodoni MT" w:eastAsia="等线" w:cs="Bodoni MT"/>
+          <w:b w:val="0"/>
+          <w:bCs w:val="0"/>
+          <w:i w:val="0"/>
+          <w:iCs w:val="0"/>
+          <w:color w:val="auto"/>
+          <w:sz w:val="22"/>
+          <w:szCs w:val="22"/>
+          <w:lang w:val="en-IN"/>
+        </w:rPr>
+        <w:t>object.</w:t>
+      </w:r>
+      <w:r>
+        <w:rPr>
+          <w:rFonts w:hint="default" w:ascii="Bodoni MT" w:hAnsi="Bodoni MT" w:eastAsia="等线" w:cs="Bodoni MT"/>
+          <w:b w:val="0"/>
+          <w:bCs w:val="0"/>
+          <w:i w:val="0"/>
+          <w:iCs w:val="0"/>
+          <w:sz w:val="22"/>
+          <w:szCs w:val="22"/>
+          <w:lang w:val="en-IN"/>
+        </w:rPr>
+        <w:br w:type="textWrapping"/>
+      </w:r>
+      <w:r>
+        <w:drawing>
+          <wp:inline distT="0" distB="0" distL="114300" distR="114300">
+            <wp:extent cx="5268595" cy="509270"/>
+            <wp:effectExtent l="0" t="0" r="1905" b="11430"/>
+            <wp:docPr id="125" name="Picture 2"/>
+            <wp:cNvGraphicFramePr>
+              <a:graphicFrameLocks xmlns:a="http://schemas.openxmlformats.org/drawingml/2006/main" noChangeAspect="1"/>
+            </wp:cNvGraphicFramePr>
+            <a:graphic xmlns:a="http://schemas.openxmlformats.org/drawingml/2006/main">
+              <a:graphicData uri="http://schemas.openxmlformats.org/drawingml/2006/picture">
+                <pic:pic xmlns:pic="http://schemas.openxmlformats.org/drawingml/2006/picture">
+                  <pic:nvPicPr>
+                    <pic:cNvPr id="125" name="Picture 2"/>
+                    <pic:cNvPicPr>
+                      <a:picLocks noChangeAspect="1"/>
+                    </pic:cNvPicPr>
+                  </pic:nvPicPr>
+                  <pic:blipFill>
+                    <a:blip r:embed="rId17"/>
+                    <a:stretch>
+                      <a:fillRect/>
+                    </a:stretch>
+                  </pic:blipFill>
+                  <pic:spPr>
+                    <a:xfrm>
+                      <a:off x="0" y="0"/>
+                      <a:ext cx="5268595" cy="509270"/>
+                    </a:xfrm>
+                    <a:prstGeom prst="rect">
+                      <a:avLst/>
+                    </a:prstGeom>
+                    <a:noFill/>
+                    <a:ln>
+                      <a:noFill/>
+                    </a:ln>
+                  </pic:spPr>
+                </pic:pic>
+              </a:graphicData>
+            </a:graphic>
+          </wp:inline>
+        </w:drawing>
+      </w:r>
+    </w:p>
+    <w:p>
+      <w:pPr>
+        <w:keepNext w:val="0"/>
+        <w:keepLines w:val="0"/>
+        <w:widowControl/>
+        <w:numPr>
+          <w:ilvl w:val="1"/>
+          <w:numId w:val="11"/>
+        </w:numPr>
+        <w:suppressLineNumbers w:val="0"/>
+        <w:spacing w:before="0" w:beforeAutospacing="0" w:after="0" w:afterAutospacing="0" w:line="360" w:lineRule="auto"/>
+        <w:ind w:left="840" w:leftChars="0" w:right="0" w:hanging="420" w:firstLineChars="0"/>
+        <w:jc w:val="left"/>
+        <w:rPr>
+          <w:rFonts w:hint="default" w:ascii="Bodoni MT" w:hAnsi="Bodoni MT" w:eastAsia="等线" w:cs="Bodoni MT"/>
+          <w:b w:val="0"/>
+          <w:bCs w:val="0"/>
+          <w:sz w:val="22"/>
+          <w:szCs w:val="22"/>
+        </w:rPr>
+      </w:pPr>
+      <w:r>
+        <w:rPr>
+          <w:rFonts w:hint="default" w:ascii="Bodoni MT" w:hAnsi="Bodoni MT" w:eastAsia="等线" w:cs="Bodoni MT"/>
+          <w:b w:val="0"/>
+          <w:bCs w:val="0"/>
+          <w:sz w:val="22"/>
+          <w:szCs w:val="22"/>
+          <w:lang w:val="en-IN"/>
+        </w:rPr>
+        <w:t xml:space="preserve">This </w:t>
+      </w:r>
+      <w:r>
+        <w:rPr>
+          <w:rFonts w:hint="default" w:ascii="Bodoni MT" w:hAnsi="Bodoni MT" w:eastAsia="等线" w:cs="Bodoni MT"/>
+          <w:b w:val="0"/>
+          <w:bCs w:val="0"/>
+          <w:i/>
+          <w:iCs/>
+          <w:color w:val="C00000"/>
+          <w:sz w:val="22"/>
+          <w:szCs w:val="22"/>
+          <w:lang w:val="en-IN"/>
+        </w:rPr>
+        <w:t>DefaultChatClientRequestSpec</w:t>
+      </w:r>
+      <w:r>
+        <w:rPr>
+          <w:rFonts w:hint="default" w:ascii="Bodoni MT" w:hAnsi="Bodoni MT" w:eastAsia="等线" w:cs="Bodoni MT"/>
+          <w:b w:val="0"/>
+          <w:bCs w:val="0"/>
+          <w:i w:val="0"/>
+          <w:iCs w:val="0"/>
+          <w:color w:val="C00000"/>
+          <w:sz w:val="22"/>
+          <w:szCs w:val="22"/>
+          <w:lang w:val="en-IN"/>
+        </w:rPr>
+        <w:t xml:space="preserve"> </w:t>
+      </w:r>
+      <w:r>
+        <w:rPr>
+          <w:rFonts w:hint="default" w:ascii="Bodoni MT" w:hAnsi="Bodoni MT" w:eastAsia="等线" w:cs="Bodoni MT"/>
+          <w:b w:val="0"/>
+          <w:bCs w:val="0"/>
+          <w:i w:val="0"/>
+          <w:iCs w:val="0"/>
+          <w:sz w:val="22"/>
+          <w:szCs w:val="22"/>
+          <w:lang w:val="en-IN"/>
+        </w:rPr>
+        <w:t>class accepts its own type of object to instantiate itself.</w:t>
+      </w:r>
+      <w:r>
+        <w:rPr>
+          <w:rFonts w:hint="default" w:ascii="Bodoni MT" w:hAnsi="Bodoni MT" w:eastAsia="等线" w:cs="Bodoni MT"/>
+          <w:b w:val="0"/>
+          <w:bCs w:val="0"/>
+          <w:i w:val="0"/>
+          <w:iCs w:val="0"/>
+          <w:sz w:val="22"/>
+          <w:szCs w:val="22"/>
+          <w:lang w:val="en-IN"/>
+        </w:rPr>
+        <w:br w:type="textWrapping"/>
+      </w:r>
+      <w:r>
+        <w:drawing>
+          <wp:inline distT="0" distB="0" distL="114300" distR="114300">
+            <wp:extent cx="5266055" cy="629285"/>
+            <wp:effectExtent l="0" t="0" r="4445" b="5715"/>
+            <wp:docPr id="127" name="Picture 4"/>
+            <wp:cNvGraphicFramePr>
+              <a:graphicFrameLocks xmlns:a="http://schemas.openxmlformats.org/drawingml/2006/main" noChangeAspect="1"/>
+            </wp:cNvGraphicFramePr>
+            <a:graphic xmlns:a="http://schemas.openxmlformats.org/drawingml/2006/main">
+              <a:graphicData uri="http://schemas.openxmlformats.org/drawingml/2006/picture">
+                <pic:pic xmlns:pic="http://schemas.openxmlformats.org/drawingml/2006/picture">
+                  <pic:nvPicPr>
+                    <pic:cNvPr id="127" name="Picture 4"/>
+                    <pic:cNvPicPr>
+                      <a:picLocks noChangeAspect="1"/>
+                    </pic:cNvPicPr>
+                  </pic:nvPicPr>
+                  <pic:blipFill>
+                    <a:blip r:embed="rId18"/>
+                    <a:stretch>
+                      <a:fillRect/>
+                    </a:stretch>
+                  </pic:blipFill>
+                  <pic:spPr>
+                    <a:xfrm>
+                      <a:off x="0" y="0"/>
+                      <a:ext cx="5266055" cy="629285"/>
+                    </a:xfrm>
+                    <a:prstGeom prst="rect">
+                      <a:avLst/>
+                    </a:prstGeom>
+                    <a:noFill/>
+                    <a:ln>
+                      <a:noFill/>
+                    </a:ln>
+                  </pic:spPr>
+                </pic:pic>
+              </a:graphicData>
+            </a:graphic>
+          </wp:inline>
+        </w:drawing>
+      </w:r>
+    </w:p>
+    <w:p>
+      <w:pPr>
+        <w:keepNext w:val="0"/>
+        <w:keepLines w:val="0"/>
+        <w:widowControl/>
+        <w:numPr>
+          <w:ilvl w:val="1"/>
+          <w:numId w:val="11"/>
+        </w:numPr>
+        <w:suppressLineNumbers w:val="0"/>
+        <w:spacing w:before="0" w:beforeAutospacing="0" w:after="0" w:afterAutospacing="0" w:line="360" w:lineRule="auto"/>
+        <w:ind w:left="840" w:leftChars="0" w:right="0" w:hanging="420" w:firstLineChars="0"/>
+        <w:jc w:val="left"/>
+        <w:rPr>
+          <w:rFonts w:hint="default" w:ascii="Bodoni MT" w:hAnsi="Bodoni MT" w:eastAsia="等线" w:cs="Bodoni MT"/>
+          <w:b w:val="0"/>
+          <w:bCs w:val="0"/>
+          <w:sz w:val="22"/>
+          <w:szCs w:val="22"/>
+        </w:rPr>
+      </w:pPr>
+      <w:r>
+        <w:drawing>
+          <wp:inline distT="0" distB="0" distL="114300" distR="114300">
+            <wp:extent cx="4039235" cy="1993900"/>
+            <wp:effectExtent l="0" t="0" r="12065" b="0"/>
+            <wp:docPr id="128" name="Picture 5"/>
+            <wp:cNvGraphicFramePr>
+              <a:graphicFrameLocks xmlns:a="http://schemas.openxmlformats.org/drawingml/2006/main" noChangeAspect="1"/>
+            </wp:cNvGraphicFramePr>
+            <a:graphic xmlns:a="http://schemas.openxmlformats.org/drawingml/2006/main">
+              <a:graphicData uri="http://schemas.openxmlformats.org/drawingml/2006/picture">
+                <pic:pic xmlns:pic="http://schemas.openxmlformats.org/drawingml/2006/picture">
+                  <pic:nvPicPr>
+                    <pic:cNvPr id="128" name="Picture 5"/>
+                    <pic:cNvPicPr>
+                      <a:picLocks noChangeAspect="1"/>
+                    </pic:cNvPicPr>
+                  </pic:nvPicPr>
+                  <pic:blipFill>
+                    <a:blip r:embed="rId19"/>
+                    <a:srcRect l="2750" t="5622" r="2701" b="8032"/>
+                    <a:stretch>
+                      <a:fillRect/>
+                    </a:stretch>
+                  </pic:blipFill>
+                  <pic:spPr>
+                    <a:xfrm>
+                      <a:off x="0" y="0"/>
+                      <a:ext cx="4039235" cy="1993900"/>
+                    </a:xfrm>
+                    <a:prstGeom prst="rect">
+                      <a:avLst/>
+                    </a:prstGeom>
+                    <a:noFill/>
+                    <a:ln>
+                      <a:noFill/>
+                    </a:ln>
+                  </pic:spPr>
+                </pic:pic>
+              </a:graphicData>
+            </a:graphic>
+          </wp:inline>
+        </w:drawing>
+      </w:r>
+    </w:p>
+    <w:p>
+      <w:pPr>
+        <w:keepNext w:val="0"/>
+        <w:keepLines w:val="0"/>
+        <w:widowControl/>
+        <w:numPr>
+          <w:ilvl w:val="0"/>
+          <w:numId w:val="11"/>
+        </w:numPr>
+        <w:suppressLineNumbers w:val="0"/>
+        <w:spacing w:before="0" w:beforeAutospacing="0" w:after="0" w:afterAutospacing="0" w:line="360" w:lineRule="auto"/>
+        <w:ind w:left="420" w:leftChars="0" w:right="0" w:hanging="420" w:firstLineChars="0"/>
+        <w:jc w:val="left"/>
+        <w:rPr>
+          <w:rFonts w:hint="default" w:ascii="Bodoni MT" w:hAnsi="Bodoni MT" w:eastAsia="等线" w:cs="Bodoni MT"/>
+          <w:b w:val="0"/>
+          <w:bCs w:val="0"/>
+          <w:sz w:val="22"/>
+          <w:szCs w:val="22"/>
+        </w:rPr>
+      </w:pPr>
+    </w:p>
+    <w:p>
+      <w:pPr>
+        <w:rPr>
+          <w:rFonts w:hint="default" w:ascii="Bodoni MT" w:hAnsi="Bodoni MT" w:eastAsia="等线" w:cs="Bodoni MT"/>
+          <w:b w:val="0"/>
+          <w:bCs w:val="0"/>
+          <w:sz w:val="22"/>
+          <w:szCs w:val="22"/>
+        </w:rPr>
+      </w:pPr>
+      <w:r>
+        <w:rPr>
+          <w:rFonts w:hint="default" w:ascii="Bodoni MT" w:hAnsi="Bodoni MT" w:eastAsia="等线" w:cs="Bodoni MT"/>
+          <w:b w:val="0"/>
+          <w:bCs w:val="0"/>
+          <w:sz w:val="22"/>
+          <w:szCs w:val="22"/>
+          <w:lang w:val="en-IN"/>
+        </w:rPr>
+        <w:br w:type="page"/>
+      </w:r>
+    </w:p>
+    <w:p>
+      <w:pPr>
+        <w:keepNext w:val="0"/>
+        <w:keepLines w:val="0"/>
+        <w:widowControl/>
+        <w:numPr>
+          <w:ilvl w:val="0"/>
+          <w:numId w:val="11"/>
+        </w:numPr>
+        <w:suppressLineNumbers w:val="0"/>
+        <w:spacing w:before="0" w:beforeAutospacing="0" w:after="0" w:afterAutospacing="0" w:line="360" w:lineRule="auto"/>
+        <w:ind w:left="420" w:leftChars="0" w:right="0" w:hanging="420" w:firstLineChars="0"/>
+        <w:jc w:val="left"/>
+        <w:rPr>
+          <w:rFonts w:hint="default" w:ascii="Bodoni MT" w:hAnsi="Bodoni MT" w:eastAsia="等线" w:cs="Bodoni MT"/>
+          <w:b w:val="0"/>
+          <w:bCs w:val="0"/>
+          <w:sz w:val="22"/>
+          <w:szCs w:val="22"/>
+        </w:rPr>
+      </w:pPr>
+      <w:r>
+        <w:rPr>
+          <w:rFonts w:hint="default" w:ascii="Bodoni MT" w:hAnsi="Bodoni MT" w:eastAsia="等线" w:cs="Bodoni MT"/>
+          <w:b/>
+          <w:bCs/>
+          <w:sz w:val="22"/>
+          <w:szCs w:val="22"/>
+          <w:lang w:val="en-IN"/>
+        </w:rPr>
+        <w:t>Consumer</w:t>
+      </w:r>
+      <w:r>
+        <w:rPr>
+          <w:rFonts w:hint="default" w:ascii="Bodoni MT" w:hAnsi="Bodoni MT" w:eastAsia="等线" w:cs="Bodoni MT"/>
+          <w:b w:val="0"/>
+          <w:bCs w:val="0"/>
+          <w:sz w:val="22"/>
+          <w:szCs w:val="22"/>
+          <w:lang w:val="en-IN"/>
+        </w:rPr>
+        <w:t xml:space="preserve"> design pattern</w:t>
+      </w:r>
+    </w:p>
+    <w:p>
+      <w:pPr>
+        <w:keepNext w:val="0"/>
+        <w:keepLines w:val="0"/>
+        <w:widowControl/>
+        <w:numPr>
+          <w:ilvl w:val="1"/>
+          <w:numId w:val="11"/>
+        </w:numPr>
+        <w:suppressLineNumbers w:val="0"/>
+        <w:spacing w:before="0" w:beforeAutospacing="0" w:after="0" w:afterAutospacing="0" w:line="360" w:lineRule="auto"/>
+        <w:ind w:left="840" w:leftChars="0" w:right="0" w:hanging="420" w:firstLineChars="0"/>
+        <w:jc w:val="left"/>
+        <w:rPr>
+          <w:rFonts w:hint="default" w:ascii="Bodoni MT" w:hAnsi="Bodoni MT" w:eastAsia="等线" w:cs="Bodoni MT"/>
+          <w:b w:val="0"/>
+          <w:bCs w:val="0"/>
+          <w:sz w:val="22"/>
+          <w:szCs w:val="22"/>
+        </w:rPr>
+      </w:pPr>
+      <w:r>
+        <w:rPr>
+          <w:rFonts w:hint="default" w:ascii="Bodoni MT" w:hAnsi="Bodoni MT" w:eastAsia="等线" w:cs="Bodoni MT"/>
+          <w:b/>
+          <w:bCs/>
+          <w:color w:val="C00000"/>
+          <w:sz w:val="22"/>
+          <w:szCs w:val="22"/>
+          <w:lang w:val="en-IN"/>
+        </w:rPr>
+        <w:t>Consumer</w:t>
+      </w:r>
+      <w:r>
+        <w:rPr>
+          <w:rFonts w:hint="default" w:ascii="Bodoni MT" w:hAnsi="Bodoni MT" w:eastAsia="等线" w:cs="Bodoni MT"/>
+          <w:b w:val="0"/>
+          <w:bCs w:val="0"/>
+          <w:i/>
+          <w:iCs/>
+          <w:color w:val="C00000"/>
+          <w:sz w:val="22"/>
+          <w:szCs w:val="22"/>
+          <w:lang w:val="en-IN"/>
+        </w:rPr>
+        <w:t>&lt;T&gt;</w:t>
+      </w:r>
+      <w:r>
+        <w:rPr>
+          <w:rFonts w:hint="default" w:ascii="Bodoni MT" w:hAnsi="Bodoni MT" w:eastAsia="等线" w:cs="Bodoni MT"/>
+          <w:b w:val="0"/>
+          <w:bCs w:val="0"/>
+          <w:sz w:val="22"/>
+          <w:szCs w:val="22"/>
+          <w:lang w:val="en-IN"/>
+        </w:rPr>
+        <w:t xml:space="preserve"> is a </w:t>
+      </w:r>
+      <w:r>
+        <w:rPr>
+          <w:rFonts w:hint="default" w:ascii="Bodoni MT" w:hAnsi="Bodoni MT" w:eastAsia="等线" w:cs="Bodoni MT"/>
+          <w:b w:val="0"/>
+          <w:bCs w:val="0"/>
+          <w:i/>
+          <w:iCs/>
+          <w:color w:val="0070C0"/>
+          <w:sz w:val="22"/>
+          <w:szCs w:val="22"/>
+          <w:lang w:val="en-IN"/>
+        </w:rPr>
+        <w:t>functional</w:t>
+      </w:r>
+      <w:r>
+        <w:rPr>
+          <w:rFonts w:hint="default" w:ascii="Bodoni MT" w:hAnsi="Bodoni MT" w:eastAsia="等线" w:cs="Bodoni MT"/>
+          <w:b w:val="0"/>
+          <w:bCs w:val="0"/>
+          <w:i w:val="0"/>
+          <w:iCs w:val="0"/>
+          <w:color w:val="0070C0"/>
+          <w:sz w:val="22"/>
+          <w:szCs w:val="22"/>
+          <w:lang w:val="en-IN"/>
+        </w:rPr>
+        <w:t xml:space="preserve"> </w:t>
+      </w:r>
+      <w:r>
+        <w:rPr>
+          <w:rFonts w:hint="default" w:ascii="Bodoni MT" w:hAnsi="Bodoni MT" w:eastAsia="等线" w:cs="Bodoni MT"/>
+          <w:b w:val="0"/>
+          <w:bCs w:val="0"/>
+          <w:sz w:val="22"/>
+          <w:szCs w:val="22"/>
+          <w:lang w:val="en-IN"/>
+        </w:rPr>
+        <w:t>interface that contains</w:t>
+      </w:r>
+      <w:r>
+        <w:rPr>
+          <w:rFonts w:hint="default" w:ascii="Bodoni MT" w:hAnsi="Bodoni MT" w:eastAsia="等线" w:cs="Bodoni MT"/>
+          <w:b w:val="0"/>
+          <w:bCs w:val="0"/>
+          <w:color w:val="0070C0"/>
+          <w:sz w:val="22"/>
+          <w:szCs w:val="22"/>
+          <w:lang w:val="en-IN"/>
+        </w:rPr>
+        <w:t xml:space="preserve"> </w:t>
+      </w:r>
+      <w:r>
+        <w:rPr>
+          <w:rFonts w:hint="default" w:ascii="Bodoni MT" w:hAnsi="Bodoni MT" w:eastAsia="等线" w:cs="Bodoni MT"/>
+          <w:b/>
+          <w:bCs/>
+          <w:color w:val="0070C0"/>
+          <w:sz w:val="22"/>
+          <w:szCs w:val="22"/>
+          <w:lang w:val="en-IN"/>
+        </w:rPr>
+        <w:t>accept(</w:t>
+      </w:r>
+      <w:r>
+        <w:rPr>
+          <w:rFonts w:hint="default" w:ascii="Bodoni MT" w:hAnsi="Bodoni MT" w:eastAsia="等线" w:cs="Bodoni MT"/>
+          <w:b w:val="0"/>
+          <w:bCs w:val="0"/>
+          <w:i/>
+          <w:iCs/>
+          <w:color w:val="0070C0"/>
+          <w:sz w:val="22"/>
+          <w:szCs w:val="22"/>
+          <w:lang w:val="en-IN"/>
+        </w:rPr>
+        <w:t>T ob</w:t>
+      </w:r>
+      <w:r>
+        <w:rPr>
+          <w:rFonts w:hint="default" w:ascii="Bodoni MT" w:hAnsi="Bodoni MT" w:eastAsia="等线" w:cs="Bodoni MT"/>
+          <w:b/>
+          <w:bCs/>
+          <w:color w:val="0070C0"/>
+          <w:sz w:val="22"/>
+          <w:szCs w:val="22"/>
+          <w:lang w:val="en-IN"/>
+        </w:rPr>
+        <w:t>)</w:t>
+      </w:r>
+      <w:r>
+        <w:rPr>
+          <w:rFonts w:hint="default" w:ascii="Bodoni MT" w:hAnsi="Bodoni MT" w:eastAsia="等线" w:cs="Bodoni MT"/>
+          <w:b w:val="0"/>
+          <w:bCs w:val="0"/>
+          <w:sz w:val="22"/>
+          <w:szCs w:val="22"/>
+          <w:lang w:val="en-IN"/>
+        </w:rPr>
+        <w:t xml:space="preserve"> method.</w:t>
+      </w:r>
+      <w:r>
+        <w:rPr>
+          <w:rFonts w:hint="default" w:ascii="Bodoni MT" w:hAnsi="Bodoni MT" w:eastAsia="等线" w:cs="Bodoni MT"/>
+          <w:b w:val="0"/>
+          <w:bCs w:val="0"/>
+          <w:sz w:val="22"/>
+          <w:szCs w:val="22"/>
+          <w:lang w:val="en-IN"/>
+        </w:rPr>
+        <w:br w:type="textWrapping"/>
+      </w:r>
+      <w:r>
+        <w:drawing>
+          <wp:inline distT="0" distB="0" distL="114300" distR="114300">
+            <wp:extent cx="2141220" cy="1397635"/>
+            <wp:effectExtent l="0" t="0" r="5080" b="12065"/>
+            <wp:docPr id="129" name="Picture 6"/>
+            <wp:cNvGraphicFramePr>
+              <a:graphicFrameLocks xmlns:a="http://schemas.openxmlformats.org/drawingml/2006/main" noChangeAspect="1"/>
+            </wp:cNvGraphicFramePr>
+            <a:graphic xmlns:a="http://schemas.openxmlformats.org/drawingml/2006/main">
+              <a:graphicData uri="http://schemas.openxmlformats.org/drawingml/2006/picture">
+                <pic:pic xmlns:pic="http://schemas.openxmlformats.org/drawingml/2006/picture">
+                  <pic:nvPicPr>
+                    <pic:cNvPr id="129" name="Picture 6"/>
+                    <pic:cNvPicPr>
+                      <a:picLocks noChangeAspect="1"/>
+                    </pic:cNvPicPr>
+                  </pic:nvPicPr>
+                  <pic:blipFill>
+                    <a:blip r:embed="rId20"/>
+                    <a:stretch>
+                      <a:fillRect/>
+                    </a:stretch>
+                  </pic:blipFill>
+                  <pic:spPr>
+                    <a:xfrm>
+                      <a:off x="0" y="0"/>
+                      <a:ext cx="2141220" cy="1397635"/>
+                    </a:xfrm>
+                    <a:prstGeom prst="rect">
+                      <a:avLst/>
+                    </a:prstGeom>
+                    <a:noFill/>
+                    <a:ln>
+                      <a:noFill/>
+                    </a:ln>
+                  </pic:spPr>
+                </pic:pic>
+              </a:graphicData>
+            </a:graphic>
+          </wp:inline>
+        </w:drawing>
+      </w:r>
+    </w:p>
+    <w:p>
+      <w:pPr>
+        <w:keepNext w:val="0"/>
+        <w:keepLines w:val="0"/>
+        <w:widowControl/>
+        <w:numPr>
+          <w:ilvl w:val="1"/>
+          <w:numId w:val="11"/>
+        </w:numPr>
+        <w:suppressLineNumbers w:val="0"/>
+        <w:spacing w:before="0" w:beforeAutospacing="0" w:after="0" w:afterAutospacing="0" w:line="360" w:lineRule="auto"/>
+        <w:ind w:left="840" w:leftChars="0" w:right="0" w:hanging="420" w:firstLineChars="0"/>
+        <w:jc w:val="left"/>
+        <w:rPr>
+          <w:rFonts w:hint="default" w:ascii="Bodoni MT" w:hAnsi="Bodoni MT" w:eastAsia="等线" w:cs="Bodoni MT"/>
+          <w:b w:val="0"/>
+          <w:bCs w:val="0"/>
+          <w:sz w:val="22"/>
+          <w:szCs w:val="22"/>
+        </w:rPr>
+      </w:pPr>
+      <w:r>
+        <w:rPr>
+          <w:rFonts w:hint="default" w:ascii="Bodoni MT" w:hAnsi="Bodoni MT" w:eastAsia="等线" w:cs="Bodoni MT"/>
+          <w:b w:val="0"/>
+          <w:bCs w:val="0"/>
+          <w:sz w:val="22"/>
+          <w:szCs w:val="22"/>
+          <w:lang w:val="en-IN"/>
+        </w:rPr>
+        <w:t>Its usage is like the below</w:t>
+      </w:r>
+      <w:r>
+        <w:rPr>
+          <w:rFonts w:hint="default" w:ascii="Bodoni MT" w:hAnsi="Bodoni MT" w:eastAsia="等线" w:cs="Bodoni MT"/>
+          <w:b w:val="0"/>
+          <w:bCs w:val="0"/>
+          <w:sz w:val="22"/>
+          <w:szCs w:val="22"/>
+          <w:lang w:val="en-IN"/>
+        </w:rPr>
+        <w:br w:type="textWrapping"/>
+      </w:r>
+      <w:r>
+        <w:drawing>
+          <wp:inline distT="0" distB="0" distL="114300" distR="114300">
+            <wp:extent cx="4498340" cy="490855"/>
+            <wp:effectExtent l="0" t="0" r="10160" b="4445"/>
+            <wp:docPr id="130" name="Picture 7"/>
+            <wp:cNvGraphicFramePr>
+              <a:graphicFrameLocks xmlns:a="http://schemas.openxmlformats.org/drawingml/2006/main" noChangeAspect="1"/>
+            </wp:cNvGraphicFramePr>
+            <a:graphic xmlns:a="http://schemas.openxmlformats.org/drawingml/2006/main">
+              <a:graphicData uri="http://schemas.openxmlformats.org/drawingml/2006/picture">
+                <pic:pic xmlns:pic="http://schemas.openxmlformats.org/drawingml/2006/picture">
+                  <pic:nvPicPr>
+                    <pic:cNvPr id="130" name="Picture 7"/>
+                    <pic:cNvPicPr>
+                      <a:picLocks noChangeAspect="1"/>
+                    </pic:cNvPicPr>
+                  </pic:nvPicPr>
+                  <pic:blipFill>
+                    <a:blip r:embed="rId21"/>
+                    <a:stretch>
+                      <a:fillRect/>
+                    </a:stretch>
+                  </pic:blipFill>
+                  <pic:spPr>
+                    <a:xfrm>
+                      <a:off x="0" y="0"/>
+                      <a:ext cx="4498340" cy="490855"/>
+                    </a:xfrm>
+                    <a:prstGeom prst="rect">
+                      <a:avLst/>
+                    </a:prstGeom>
+                    <a:noFill/>
+                    <a:ln>
+                      <a:noFill/>
+                    </a:ln>
+                  </pic:spPr>
+                </pic:pic>
+              </a:graphicData>
+            </a:graphic>
+          </wp:inline>
+        </w:drawing>
+      </w:r>
+    </w:p>
+    <w:p>
+      <w:pPr>
+        <w:keepNext w:val="0"/>
+        <w:keepLines w:val="0"/>
+        <w:widowControl/>
+        <w:numPr>
+          <w:ilvl w:val="1"/>
+          <w:numId w:val="11"/>
+        </w:numPr>
+        <w:suppressLineNumbers w:val="0"/>
+        <w:spacing w:before="0" w:beforeAutospacing="0" w:after="0" w:afterAutospacing="0" w:line="360" w:lineRule="auto"/>
+        <w:ind w:left="840" w:leftChars="0" w:right="0" w:hanging="420" w:firstLineChars="0"/>
+        <w:jc w:val="left"/>
+        <w:rPr>
+          <w:rFonts w:hint="default" w:ascii="Bodoni MT" w:hAnsi="Bodoni MT" w:eastAsia="等线" w:cs="Bodoni MT"/>
+          <w:b w:val="0"/>
+          <w:bCs w:val="0"/>
+          <w:sz w:val="22"/>
+          <w:szCs w:val="22"/>
+        </w:rPr>
+      </w:pPr>
+      <w:r>
+        <w:rPr>
+          <w:rFonts w:hint="default" w:ascii="Bodoni MT" w:hAnsi="Bodoni MT" w:eastAsia="等线" w:cs="Bodoni MT"/>
+          <w:b w:val="0"/>
+          <w:bCs w:val="0"/>
+          <w:sz w:val="22"/>
+          <w:szCs w:val="22"/>
+          <w:lang w:val="en-IN"/>
+        </w:rPr>
+        <w:t xml:space="preserve">It is just used to call the </w:t>
+      </w:r>
+      <w:r>
+        <w:rPr>
+          <w:rFonts w:hint="default" w:ascii="Bodoni MT" w:hAnsi="Bodoni MT" w:eastAsia="等线" w:cs="Bodoni MT"/>
+          <w:b/>
+          <w:bCs/>
+          <w:sz w:val="22"/>
+          <w:szCs w:val="22"/>
+          <w:lang w:val="en-IN"/>
+        </w:rPr>
+        <w:t xml:space="preserve">accept() </w:t>
+      </w:r>
+      <w:r>
+        <w:rPr>
+          <w:rFonts w:hint="default" w:ascii="Bodoni MT" w:hAnsi="Bodoni MT" w:eastAsia="等线" w:cs="Bodoni MT"/>
+          <w:b w:val="0"/>
+          <w:bCs w:val="0"/>
+          <w:sz w:val="22"/>
+          <w:szCs w:val="22"/>
+          <w:lang w:val="en-IN"/>
+        </w:rPr>
+        <w:t>method to trigger a method.</w:t>
+      </w:r>
+    </w:p>
+    <w:p>
+      <w:pPr>
+        <w:keepNext w:val="0"/>
+        <w:keepLines w:val="0"/>
+        <w:widowControl/>
+        <w:numPr>
+          <w:ilvl w:val="1"/>
+          <w:numId w:val="11"/>
+        </w:numPr>
+        <w:suppressLineNumbers w:val="0"/>
+        <w:spacing w:before="0" w:beforeAutospacing="0" w:after="0" w:afterAutospacing="0" w:line="360" w:lineRule="auto"/>
+        <w:ind w:left="840" w:leftChars="0" w:right="0" w:hanging="420" w:firstLineChars="0"/>
+        <w:jc w:val="left"/>
+        <w:rPr>
+          <w:rFonts w:hint="default" w:ascii="Bodoni MT" w:hAnsi="Bodoni MT" w:eastAsia="等线" w:cs="Bodoni MT"/>
+          <w:b w:val="0"/>
+          <w:bCs w:val="0"/>
+          <w:sz w:val="22"/>
+          <w:szCs w:val="22"/>
+        </w:rPr>
+      </w:pPr>
+      <w:r>
+        <w:rPr>
+          <w:rFonts w:hint="default" w:ascii="Bodoni MT" w:hAnsi="Bodoni MT" w:eastAsia="等线" w:cs="Bodoni MT"/>
+          <w:b w:val="0"/>
+          <w:bCs w:val="0"/>
+          <w:sz w:val="22"/>
+          <w:szCs w:val="22"/>
+          <w:lang w:val="en-IN"/>
+        </w:rPr>
+        <w:t xml:space="preserve">In </w:t>
+      </w:r>
+      <w:r>
+        <w:rPr>
+          <w:rFonts w:hint="default" w:ascii="Bodoni MT" w:hAnsi="Bodoni MT" w:eastAsia="等线" w:cs="Bodoni MT"/>
+          <w:b/>
+          <w:bCs/>
+          <w:sz w:val="22"/>
+          <w:szCs w:val="22"/>
+          <w:lang w:val="en-IN"/>
+        </w:rPr>
+        <w:t>Spring AI</w:t>
+      </w:r>
+      <w:r>
+        <w:rPr>
+          <w:rFonts w:hint="default" w:ascii="Bodoni MT" w:hAnsi="Bodoni MT" w:eastAsia="等线" w:cs="Bodoni MT"/>
+          <w:b w:val="0"/>
+          <w:bCs w:val="0"/>
+          <w:sz w:val="22"/>
+          <w:szCs w:val="22"/>
+          <w:lang w:val="en-IN"/>
+        </w:rPr>
+        <w:t xml:space="preserve"> in the </w:t>
+      </w:r>
+      <w:r>
+        <w:rPr>
+          <w:rFonts w:hint="default" w:ascii="Bodoni MT" w:hAnsi="Bodoni MT" w:eastAsia="等线" w:cs="Bodoni MT"/>
+          <w:b/>
+          <w:bCs/>
+          <w:sz w:val="22"/>
+          <w:szCs w:val="22"/>
+          <w:lang w:val="en-IN"/>
+        </w:rPr>
+        <w:t>advisor()</w:t>
+      </w:r>
+      <w:r>
+        <w:rPr>
+          <w:rFonts w:hint="default" w:ascii="Bodoni MT" w:hAnsi="Bodoni MT" w:eastAsia="等线" w:cs="Bodoni MT"/>
+          <w:b w:val="0"/>
+          <w:bCs w:val="0"/>
+          <w:sz w:val="22"/>
+          <w:szCs w:val="22"/>
+          <w:lang w:val="en-IN"/>
+        </w:rPr>
+        <w:t xml:space="preserve"> method it accepts </w:t>
+      </w:r>
+      <w:r>
+        <w:rPr>
+          <w:rFonts w:hint="default" w:ascii="Bodoni MT" w:hAnsi="Bodoni MT" w:eastAsia="等线" w:cs="Bodoni MT"/>
+          <w:b w:val="0"/>
+          <w:bCs w:val="0"/>
+          <w:i/>
+          <w:iCs/>
+          <w:sz w:val="22"/>
+          <w:szCs w:val="22"/>
+          <w:lang w:val="en-IN"/>
+        </w:rPr>
+        <w:t>Consumer</w:t>
+      </w:r>
+      <w:r>
+        <w:rPr>
+          <w:rFonts w:hint="default" w:ascii="Bodoni MT" w:hAnsi="Bodoni MT" w:eastAsia="等线" w:cs="Bodoni MT"/>
+          <w:b w:val="0"/>
+          <w:bCs w:val="0"/>
+          <w:i w:val="0"/>
+          <w:iCs w:val="0"/>
+          <w:sz w:val="22"/>
+          <w:szCs w:val="22"/>
+          <w:lang w:val="en-IN"/>
+        </w:rPr>
+        <w:t xml:space="preserve"> type object.</w:t>
+      </w:r>
+      <w:r>
+        <w:rPr>
+          <w:rFonts w:hint="default" w:ascii="Bodoni MT" w:hAnsi="Bodoni MT" w:eastAsia="等线" w:cs="Bodoni MT"/>
+          <w:b w:val="0"/>
+          <w:bCs w:val="0"/>
+          <w:i w:val="0"/>
+          <w:iCs w:val="0"/>
+          <w:sz w:val="22"/>
+          <w:szCs w:val="22"/>
+          <w:lang w:val="en-IN"/>
+        </w:rPr>
+        <w:br w:type="textWrapping"/>
+      </w:r>
+      <w:r>
+        <w:drawing>
+          <wp:inline distT="0" distB="0" distL="114300" distR="114300">
+            <wp:extent cx="5379085" cy="1243330"/>
+            <wp:effectExtent l="0" t="0" r="5715" b="1270"/>
+            <wp:docPr id="131" name="Picture 8"/>
+            <wp:cNvGraphicFramePr>
+              <a:graphicFrameLocks xmlns:a="http://schemas.openxmlformats.org/drawingml/2006/main" noChangeAspect="1"/>
+            </wp:cNvGraphicFramePr>
+            <a:graphic xmlns:a="http://schemas.openxmlformats.org/drawingml/2006/main">
+              <a:graphicData uri="http://schemas.openxmlformats.org/drawingml/2006/picture">
+                <pic:pic xmlns:pic="http://schemas.openxmlformats.org/drawingml/2006/picture">
+                  <pic:nvPicPr>
+                    <pic:cNvPr id="131" name="Picture 8"/>
+                    <pic:cNvPicPr>
+                      <a:picLocks noChangeAspect="1"/>
+                    </pic:cNvPicPr>
+                  </pic:nvPicPr>
+                  <pic:blipFill>
+                    <a:blip r:embed="rId22"/>
+                    <a:stretch>
+                      <a:fillRect/>
+                    </a:stretch>
+                  </pic:blipFill>
+                  <pic:spPr>
+                    <a:xfrm>
+                      <a:off x="0" y="0"/>
+                      <a:ext cx="5379085" cy="1243330"/>
+                    </a:xfrm>
+                    <a:prstGeom prst="rect">
+                      <a:avLst/>
+                    </a:prstGeom>
+                    <a:noFill/>
+                    <a:ln>
+                      <a:noFill/>
+                    </a:ln>
+                  </pic:spPr>
+                </pic:pic>
+              </a:graphicData>
+            </a:graphic>
+          </wp:inline>
+        </w:drawing>
+      </w:r>
+    </w:p>
+    <w:p>
+      <w:pPr>
+        <w:keepNext w:val="0"/>
+        <w:keepLines w:val="0"/>
+        <w:widowControl/>
+        <w:numPr>
+          <w:ilvl w:val="1"/>
+          <w:numId w:val="11"/>
+        </w:numPr>
+        <w:suppressLineNumbers w:val="0"/>
+        <w:spacing w:before="0" w:beforeAutospacing="0" w:after="0" w:afterAutospacing="0" w:line="360" w:lineRule="auto"/>
+        <w:ind w:left="840" w:leftChars="0" w:right="0" w:hanging="420" w:firstLineChars="0"/>
+        <w:jc w:val="left"/>
+        <w:rPr>
+          <w:rFonts w:hint="default" w:ascii="Bodoni MT" w:hAnsi="Bodoni MT" w:eastAsia="等线" w:cs="Bodoni MT"/>
+          <w:b w:val="0"/>
+          <w:bCs w:val="0"/>
+          <w:sz w:val="22"/>
+          <w:szCs w:val="22"/>
+        </w:rPr>
+      </w:pPr>
+      <w:r>
+        <w:rPr>
+          <w:rFonts w:hint="default" w:ascii="Bodoni MT" w:hAnsi="Bodoni MT" w:eastAsia="等线" w:cs="Bodoni MT"/>
+          <w:b w:val="0"/>
+          <w:bCs w:val="0"/>
+          <w:sz w:val="22"/>
+          <w:szCs w:val="22"/>
+          <w:lang w:val="en-IN"/>
+        </w:rPr>
+        <w:t xml:space="preserve">So in this case, the </w:t>
+      </w:r>
+      <w:r>
+        <w:rPr>
+          <w:rFonts w:hint="default" w:ascii="Bodoni MT" w:hAnsi="Bodoni MT" w:eastAsia="等线" w:cs="Bodoni MT"/>
+          <w:b/>
+          <w:bCs/>
+          <w:color w:val="0070C0"/>
+          <w:sz w:val="22"/>
+          <w:szCs w:val="22"/>
+          <w:lang w:val="en-IN"/>
+        </w:rPr>
+        <w:t>accept()</w:t>
+      </w:r>
+      <w:r>
+        <w:rPr>
+          <w:rFonts w:hint="default" w:ascii="Bodoni MT" w:hAnsi="Bodoni MT" w:eastAsia="等线" w:cs="Bodoni MT"/>
+          <w:b/>
+          <w:bCs/>
+          <w:sz w:val="22"/>
+          <w:szCs w:val="22"/>
+          <w:lang w:val="en-IN"/>
+        </w:rPr>
+        <w:t xml:space="preserve"> </w:t>
+      </w:r>
+      <w:r>
+        <w:rPr>
+          <w:rFonts w:hint="default" w:ascii="Bodoni MT" w:hAnsi="Bodoni MT" w:eastAsia="等线" w:cs="Bodoni MT"/>
+          <w:b w:val="0"/>
+          <w:bCs w:val="0"/>
+          <w:sz w:val="22"/>
+          <w:szCs w:val="22"/>
+          <w:lang w:val="en-IN"/>
+        </w:rPr>
+        <w:t>method will be like</w:t>
+      </w:r>
+      <w:r>
+        <w:rPr>
+          <w:rFonts w:hint="default" w:ascii="Bodoni MT" w:hAnsi="Bodoni MT" w:eastAsia="等线" w:cs="Bodoni MT"/>
+          <w:b w:val="0"/>
+          <w:bCs w:val="0"/>
+          <w:sz w:val="22"/>
+          <w:szCs w:val="22"/>
+          <w:lang w:val="en-IN"/>
+        </w:rPr>
+        <w:br w:type="textWrapping"/>
+      </w:r>
+      <w:r>
+        <w:rPr>
+          <w:rFonts w:hint="default" w:ascii="Bodoni MT" w:hAnsi="Bodoni MT" w:eastAsia="等线" w:cs="Bodoni MT"/>
+          <w:b w:val="0"/>
+          <w:bCs w:val="0"/>
+          <w:color w:val="0070C0"/>
+          <w:sz w:val="22"/>
+          <w:szCs w:val="22"/>
+          <w:lang w:val="en-IN"/>
+        </w:rPr>
+        <w:t>void accept(AdvisorSpec advisorSpec) {}</w:t>
+      </w:r>
+    </w:p>
+    <w:p>
+      <w:pPr>
+        <w:keepNext w:val="0"/>
+        <w:keepLines w:val="0"/>
+        <w:widowControl/>
+        <w:numPr>
+          <w:ilvl w:val="1"/>
+          <w:numId w:val="11"/>
+        </w:numPr>
+        <w:suppressLineNumbers w:val="0"/>
+        <w:spacing w:before="0" w:beforeAutospacing="0" w:after="0" w:afterAutospacing="0" w:line="360" w:lineRule="auto"/>
+        <w:ind w:left="840" w:leftChars="0" w:right="0" w:hanging="420" w:firstLineChars="0"/>
+        <w:jc w:val="left"/>
+        <w:rPr>
+          <w:rFonts w:hint="default" w:ascii="Bodoni MT" w:hAnsi="Bodoni MT" w:eastAsia="等线" w:cs="Bodoni MT"/>
+          <w:b w:val="0"/>
+          <w:bCs w:val="0"/>
+          <w:sz w:val="22"/>
+          <w:szCs w:val="22"/>
+        </w:rPr>
+      </w:pPr>
+      <w:r>
+        <w:rPr>
+          <w:rFonts w:hint="default" w:ascii="Bodoni MT" w:hAnsi="Bodoni MT" w:eastAsia="等线" w:cs="Bodoni MT"/>
+          <w:b w:val="0"/>
+          <w:bCs w:val="0"/>
+          <w:sz w:val="22"/>
+          <w:szCs w:val="22"/>
+          <w:lang w:val="en-IN"/>
+        </w:rPr>
+        <w:t>The below is how to use that method</w:t>
+      </w:r>
+      <w:r>
+        <w:rPr>
+          <w:rFonts w:hint="default" w:ascii="Bodoni MT" w:hAnsi="Bodoni MT" w:eastAsia="等线" w:cs="Bodoni MT"/>
+          <w:b w:val="0"/>
+          <w:bCs w:val="0"/>
+          <w:sz w:val="22"/>
+          <w:szCs w:val="22"/>
+          <w:lang w:val="en-IN"/>
+        </w:rPr>
+        <w:br w:type="textWrapping"/>
+      </w:r>
+      <w:r>
+        <w:drawing>
+          <wp:inline distT="0" distB="0" distL="114300" distR="114300">
+            <wp:extent cx="4944745" cy="1219200"/>
+            <wp:effectExtent l="0" t="0" r="8255" b="0"/>
+            <wp:docPr id="132" name="Picture 9"/>
+            <wp:cNvGraphicFramePr>
+              <a:graphicFrameLocks xmlns:a="http://schemas.openxmlformats.org/drawingml/2006/main" noChangeAspect="1"/>
+            </wp:cNvGraphicFramePr>
+            <a:graphic xmlns:a="http://schemas.openxmlformats.org/drawingml/2006/main">
+              <a:graphicData uri="http://schemas.openxmlformats.org/drawingml/2006/picture">
+                <pic:pic xmlns:pic="http://schemas.openxmlformats.org/drawingml/2006/picture">
+                  <pic:nvPicPr>
+                    <pic:cNvPr id="132" name="Picture 9"/>
+                    <pic:cNvPicPr>
+                      <a:picLocks noChangeAspect="1"/>
+                    </pic:cNvPicPr>
+                  </pic:nvPicPr>
+                  <pic:blipFill>
+                    <a:blip r:embed="rId23"/>
+                    <a:stretch>
+                      <a:fillRect/>
+                    </a:stretch>
+                  </pic:blipFill>
+                  <pic:spPr>
+                    <a:xfrm>
+                      <a:off x="0" y="0"/>
+                      <a:ext cx="4944745" cy="1219200"/>
+                    </a:xfrm>
+                    <a:prstGeom prst="rect">
+                      <a:avLst/>
+                    </a:prstGeom>
+                    <a:noFill/>
+                    <a:ln>
+                      <a:noFill/>
+                    </a:ln>
+                  </pic:spPr>
+                </pic:pic>
+              </a:graphicData>
+            </a:graphic>
+          </wp:inline>
+        </w:drawing>
+      </w:r>
+    </w:p>
+    <w:p>
+      <w:pPr>
+        <w:keepNext w:val="0"/>
+        <w:keepLines w:val="0"/>
+        <w:widowControl/>
+        <w:numPr>
+          <w:ilvl w:val="1"/>
+          <w:numId w:val="11"/>
+        </w:numPr>
+        <w:suppressLineNumbers w:val="0"/>
+        <w:spacing w:before="0" w:beforeAutospacing="0" w:after="0" w:afterAutospacing="0" w:line="360" w:lineRule="auto"/>
+        <w:ind w:left="840" w:leftChars="0" w:right="0" w:hanging="420" w:firstLineChars="0"/>
+        <w:jc w:val="left"/>
+        <w:rPr>
+          <w:rFonts w:hint="default" w:ascii="Bodoni MT" w:hAnsi="Bodoni MT" w:eastAsia="等线" w:cs="Bodoni MT"/>
+          <w:b w:val="0"/>
+          <w:bCs w:val="0"/>
+          <w:sz w:val="22"/>
+          <w:szCs w:val="22"/>
+        </w:rPr>
+      </w:pPr>
+      <w:r>
+        <w:rPr>
+          <w:rFonts w:hint="default" w:ascii="Bodoni MT" w:hAnsi="Bodoni MT" w:eastAsia="等线" w:cs="Bodoni MT"/>
+          <w:b w:val="0"/>
+          <w:bCs w:val="0"/>
+          <w:sz w:val="22"/>
+          <w:szCs w:val="22"/>
+          <w:lang w:val="en-IN"/>
+        </w:rPr>
+        <w:t xml:space="preserve">So, in the </w:t>
+      </w:r>
+      <w:r>
+        <w:rPr>
+          <w:rFonts w:hint="default" w:ascii="Bodoni MT" w:hAnsi="Bodoni MT" w:eastAsia="等线" w:cs="Bodoni MT"/>
+          <w:b/>
+          <w:bCs/>
+          <w:sz w:val="22"/>
+          <w:szCs w:val="22"/>
+          <w:lang w:val="en-IN"/>
+        </w:rPr>
+        <w:t xml:space="preserve">advisors() </w:t>
+      </w:r>
+      <w:r>
+        <w:rPr>
+          <w:rFonts w:hint="default" w:ascii="Bodoni MT" w:hAnsi="Bodoni MT" w:eastAsia="等线" w:cs="Bodoni MT"/>
+          <w:b w:val="0"/>
+          <w:bCs w:val="0"/>
+          <w:sz w:val="22"/>
+          <w:szCs w:val="22"/>
+          <w:lang w:val="en-IN"/>
+        </w:rPr>
+        <w:t xml:space="preserve">method, its just creating an empty </w:t>
+      </w:r>
+      <w:r>
+        <w:rPr>
+          <w:rFonts w:hint="default" w:ascii="Bodoni MT" w:hAnsi="Bodoni MT" w:eastAsia="等线" w:cs="Bodoni MT"/>
+          <w:b/>
+          <w:bCs/>
+          <w:sz w:val="22"/>
+          <w:szCs w:val="22"/>
+          <w:lang w:val="en-IN"/>
+        </w:rPr>
+        <w:t>advisorSpec</w:t>
+      </w:r>
+      <w:r>
+        <w:rPr>
+          <w:rFonts w:hint="default" w:ascii="Bodoni MT" w:hAnsi="Bodoni MT" w:eastAsia="等线" w:cs="Bodoni MT"/>
+          <w:b w:val="0"/>
+          <w:bCs w:val="0"/>
+          <w:sz w:val="22"/>
+          <w:szCs w:val="22"/>
+          <w:lang w:val="en-IN"/>
+        </w:rPr>
+        <w:t xml:space="preserve"> object and initializing that with this </w:t>
+      </w:r>
+      <w:r>
+        <w:rPr>
+          <w:rFonts w:hint="default" w:ascii="Bodoni MT" w:hAnsi="Bodoni MT" w:eastAsia="等线" w:cs="Bodoni MT"/>
+          <w:b w:val="0"/>
+          <w:bCs w:val="0"/>
+          <w:i/>
+          <w:iCs/>
+          <w:sz w:val="22"/>
+          <w:szCs w:val="22"/>
+          <w:lang w:val="en-IN"/>
+        </w:rPr>
+        <w:t>Consumer</w:t>
+      </w:r>
+      <w:r>
+        <w:rPr>
+          <w:rFonts w:hint="default" w:ascii="Bodoni MT" w:hAnsi="Bodoni MT" w:eastAsia="等线" w:cs="Bodoni MT"/>
+          <w:b w:val="0"/>
+          <w:bCs w:val="0"/>
+          <w:i w:val="0"/>
+          <w:iCs w:val="0"/>
+          <w:sz w:val="22"/>
+          <w:szCs w:val="22"/>
+          <w:lang w:val="en-IN"/>
+        </w:rPr>
+        <w:t xml:space="preserve">’s accept() method. </w:t>
+      </w:r>
+      <w:r>
+        <w:rPr>
+          <w:rFonts w:hint="default" w:ascii="Bodoni MT" w:hAnsi="Bodoni MT" w:eastAsia="等线" w:cs="Bodoni MT"/>
+          <w:b w:val="0"/>
+          <w:bCs w:val="0"/>
+          <w:i w:val="0"/>
+          <w:iCs w:val="0"/>
+          <w:sz w:val="22"/>
+          <w:szCs w:val="22"/>
+          <w:lang w:val="en-IN"/>
+        </w:rPr>
+        <w:tab/>
+      </w:r>
+      <w:r>
+        <w:rPr>
+          <w:rFonts w:hint="default" w:ascii="Bodoni MT" w:hAnsi="Bodoni MT" w:eastAsia="等线" w:cs="Bodoni MT"/>
+          <w:b w:val="0"/>
+          <w:bCs w:val="0"/>
+          <w:i w:val="0"/>
+          <w:iCs w:val="0"/>
+          <w:sz w:val="22"/>
+          <w:szCs w:val="22"/>
+          <w:lang w:val="en-IN"/>
+        </w:rPr>
+        <w:br w:type="textWrapping"/>
+      </w:r>
+      <w:r>
+        <w:drawing>
+          <wp:inline distT="0" distB="0" distL="114300" distR="114300">
+            <wp:extent cx="4801870" cy="420370"/>
+            <wp:effectExtent l="0" t="0" r="11430" b="11430"/>
+            <wp:docPr id="133" name="Picture 10"/>
+            <wp:cNvGraphicFramePr>
+              <a:graphicFrameLocks xmlns:a="http://schemas.openxmlformats.org/drawingml/2006/main" noChangeAspect="1"/>
+            </wp:cNvGraphicFramePr>
+            <a:graphic xmlns:a="http://schemas.openxmlformats.org/drawingml/2006/main">
+              <a:graphicData uri="http://schemas.openxmlformats.org/drawingml/2006/picture">
+                <pic:pic xmlns:pic="http://schemas.openxmlformats.org/drawingml/2006/picture">
+                  <pic:nvPicPr>
+                    <pic:cNvPr id="133" name="Picture 10"/>
+                    <pic:cNvPicPr>
+                      <a:picLocks noChangeAspect="1"/>
+                    </pic:cNvPicPr>
+                  </pic:nvPicPr>
+                  <pic:blipFill>
+                    <a:blip r:embed="rId24"/>
+                    <a:stretch>
+                      <a:fillRect/>
+                    </a:stretch>
+                  </pic:blipFill>
+                  <pic:spPr>
+                    <a:xfrm>
+                      <a:off x="0" y="0"/>
+                      <a:ext cx="4801870" cy="420370"/>
+                    </a:xfrm>
+                    <a:prstGeom prst="rect">
+                      <a:avLst/>
+                    </a:prstGeom>
+                    <a:noFill/>
+                    <a:ln>
+                      <a:noFill/>
+                    </a:ln>
+                  </pic:spPr>
+                </pic:pic>
+              </a:graphicData>
+            </a:graphic>
+          </wp:inline>
+        </w:drawing>
+      </w:r>
+    </w:p>
+    <w:p>
+      <w:pPr>
+        <w:rPr>
+          <w:rFonts w:hint="default" w:ascii="Bodoni MT" w:hAnsi="Bodoni MT" w:eastAsia="等线" w:cs="Bodoni MT"/>
+          <w:b w:val="0"/>
+          <w:bCs w:val="0"/>
+          <w:sz w:val="22"/>
+          <w:szCs w:val="22"/>
+        </w:rPr>
+      </w:pPr>
+      <w:r>
+        <w:rPr>
+          <w:rFonts w:hint="default" w:ascii="Bodoni MT" w:hAnsi="Bodoni MT" w:eastAsia="等线" w:cs="Bodoni MT"/>
+          <w:b w:val="0"/>
+          <w:bCs w:val="0"/>
+          <w:sz w:val="22"/>
+          <w:szCs w:val="22"/>
+          <w:lang w:val="en-IN"/>
+        </w:rPr>
+        <w:br w:type="page"/>
+      </w:r>
+    </w:p>
+    <w:p>
+      <w:pPr>
+        <w:keepNext w:val="0"/>
+        <w:keepLines w:val="0"/>
+        <w:widowControl/>
+        <w:numPr>
+          <w:ilvl w:val="0"/>
+          <w:numId w:val="11"/>
+        </w:numPr>
+        <w:suppressLineNumbers w:val="0"/>
+        <w:spacing w:before="0" w:beforeAutospacing="0" w:after="0" w:afterAutospacing="0" w:line="360" w:lineRule="auto"/>
+        <w:ind w:left="420" w:leftChars="0" w:right="0" w:hanging="420" w:firstLineChars="0"/>
+        <w:jc w:val="left"/>
+        <w:rPr>
+          <w:rFonts w:hint="default" w:ascii="Bodoni MT" w:hAnsi="Bodoni MT" w:eastAsia="等线" w:cs="Bodoni MT"/>
+          <w:b w:val="0"/>
+          <w:bCs w:val="0"/>
+          <w:color w:val="002060"/>
+          <w:sz w:val="26"/>
+          <w:szCs w:val="26"/>
+          <w:highlight w:val="lightGray"/>
+          <w:u w:val="single"/>
+        </w:rPr>
+      </w:pPr>
+      <w:r>
+        <w:rPr>
+          <w:rFonts w:hint="default" w:ascii="Bodoni MT" w:hAnsi="Bodoni MT" w:eastAsia="等线" w:cs="Bodoni MT"/>
+          <w:b w:val="0"/>
+          <w:bCs w:val="0"/>
+          <w:color w:val="002060"/>
+          <w:sz w:val="26"/>
+          <w:szCs w:val="26"/>
+          <w:highlight w:val="lightGray"/>
+          <w:u w:val="single"/>
+          <w:lang w:val="en-IN"/>
+        </w:rPr>
+        <w:t xml:space="preserve">How </w:t>
+      </w:r>
+      <w:r>
+        <w:rPr>
+          <w:rFonts w:hint="default" w:ascii="Bodoni MT" w:hAnsi="Bodoni MT" w:eastAsia="等线" w:cs="Bodoni MT"/>
+          <w:b/>
+          <w:bCs/>
+          <w:color w:val="002060"/>
+          <w:sz w:val="26"/>
+          <w:szCs w:val="26"/>
+          <w:highlight w:val="lightGray"/>
+          <w:u w:val="single"/>
+          <w:lang w:val="en-IN"/>
+        </w:rPr>
+        <w:t>VectorStore</w:t>
+      </w:r>
+      <w:r>
+        <w:rPr>
+          <w:rFonts w:hint="default" w:ascii="Bodoni MT" w:hAnsi="Bodoni MT" w:eastAsia="等线" w:cs="Bodoni MT"/>
+          <w:b w:val="0"/>
+          <w:bCs w:val="0"/>
+          <w:color w:val="002060"/>
+          <w:sz w:val="26"/>
+          <w:szCs w:val="26"/>
+          <w:highlight w:val="lightGray"/>
+          <w:u w:val="single"/>
+          <w:lang w:val="en-IN"/>
+        </w:rPr>
+        <w:t xml:space="preserve"> and </w:t>
+      </w:r>
+      <w:r>
+        <w:rPr>
+          <w:rFonts w:hint="default" w:ascii="Bodoni MT" w:hAnsi="Bodoni MT" w:eastAsia="等线" w:cs="Bodoni MT"/>
+          <w:b/>
+          <w:bCs/>
+          <w:color w:val="002060"/>
+          <w:sz w:val="26"/>
+          <w:szCs w:val="26"/>
+          <w:highlight w:val="lightGray"/>
+          <w:u w:val="single"/>
+          <w:lang w:val="en-IN"/>
+        </w:rPr>
+        <w:t>EmbeddingModel</w:t>
+      </w:r>
+      <w:r>
+        <w:rPr>
+          <w:rFonts w:hint="default" w:ascii="Bodoni MT" w:hAnsi="Bodoni MT" w:eastAsia="等线" w:cs="Bodoni MT"/>
+          <w:b w:val="0"/>
+          <w:bCs w:val="0"/>
+          <w:color w:val="002060"/>
+          <w:sz w:val="26"/>
+          <w:szCs w:val="26"/>
+          <w:highlight w:val="lightGray"/>
+          <w:u w:val="single"/>
+          <w:lang w:val="en-IN"/>
+        </w:rPr>
+        <w:t xml:space="preserve"> are linked?</w:t>
+      </w:r>
+    </w:p>
+    <w:p>
+      <w:pPr>
+        <w:keepNext w:val="0"/>
+        <w:keepLines w:val="0"/>
+        <w:widowControl/>
+        <w:numPr>
+          <w:ilvl w:val="1"/>
+          <w:numId w:val="11"/>
+        </w:numPr>
+        <w:suppressLineNumbers w:val="0"/>
+        <w:spacing w:before="0" w:beforeAutospacing="0" w:after="0" w:afterAutospacing="0" w:line="360" w:lineRule="auto"/>
+        <w:ind w:left="840" w:leftChars="0" w:right="0" w:hanging="420" w:firstLineChars="0"/>
+        <w:jc w:val="left"/>
+        <w:rPr>
+          <w:rFonts w:hint="default" w:ascii="Bodoni MT" w:hAnsi="Bodoni MT" w:eastAsia="等线" w:cs="Bodoni MT"/>
+          <w:b w:val="0"/>
+          <w:bCs w:val="0"/>
+          <w:sz w:val="22"/>
+          <w:szCs w:val="22"/>
+        </w:rPr>
+      </w:pPr>
+      <w:r>
+        <w:rPr>
+          <w:rFonts w:hint="default" w:ascii="Bodoni MT" w:hAnsi="Bodoni MT" w:eastAsia="等线" w:cs="Bodoni MT"/>
+          <w:b/>
+          <w:bCs/>
+          <w:color w:val="C00000"/>
+          <w:sz w:val="22"/>
+          <w:szCs w:val="22"/>
+          <w:lang w:val="en-IN"/>
+        </w:rPr>
+        <w:t xml:space="preserve">VectorStore </w:t>
+      </w:r>
+      <w:r>
+        <w:rPr>
+          <w:rFonts w:hint="default" w:ascii="Bodoni MT" w:hAnsi="Bodoni MT" w:eastAsia="等线" w:cs="Bodoni MT"/>
+          <w:b w:val="0"/>
+          <w:bCs w:val="0"/>
+          <w:sz w:val="22"/>
+          <w:szCs w:val="22"/>
+          <w:lang w:val="en-IN"/>
+        </w:rPr>
+        <w:t>is an interface that is responsible for storing the content as embeds.</w:t>
+      </w:r>
+    </w:p>
+    <w:p>
+      <w:pPr>
+        <w:keepNext w:val="0"/>
+        <w:keepLines w:val="0"/>
+        <w:widowControl/>
+        <w:numPr>
+          <w:ilvl w:val="1"/>
+          <w:numId w:val="11"/>
+        </w:numPr>
+        <w:suppressLineNumbers w:val="0"/>
+        <w:spacing w:before="0" w:beforeAutospacing="0" w:after="0" w:afterAutospacing="0" w:line="360" w:lineRule="auto"/>
+        <w:ind w:left="840" w:leftChars="0" w:right="0" w:hanging="420" w:firstLineChars="0"/>
+        <w:jc w:val="left"/>
+        <w:rPr>
+          <w:rFonts w:hint="default" w:ascii="Bodoni MT" w:hAnsi="Bodoni MT" w:eastAsia="等线" w:cs="Bodoni MT"/>
+          <w:b w:val="0"/>
+          <w:bCs w:val="0"/>
+          <w:sz w:val="22"/>
+          <w:szCs w:val="22"/>
+        </w:rPr>
+      </w:pPr>
+      <w:r>
+        <w:rPr>
+          <w:rFonts w:hint="default" w:ascii="Bodoni MT" w:hAnsi="Bodoni MT" w:eastAsia="等线" w:cs="Bodoni MT"/>
+          <w:b w:val="0"/>
+          <w:bCs w:val="0"/>
+          <w:sz w:val="22"/>
+          <w:szCs w:val="22"/>
+          <w:lang w:val="en-IN"/>
+        </w:rPr>
+        <w:t xml:space="preserve">It uses </w:t>
+      </w:r>
+      <w:r>
+        <w:rPr>
+          <w:rFonts w:hint="default" w:ascii="Bodoni MT" w:hAnsi="Bodoni MT" w:eastAsia="等线" w:cs="Bodoni MT"/>
+          <w:b/>
+          <w:bCs/>
+          <w:color w:val="C00000"/>
+          <w:sz w:val="22"/>
+          <w:szCs w:val="22"/>
+          <w:lang w:val="en-IN"/>
+        </w:rPr>
+        <w:t>EmbeddingModel</w:t>
+      </w:r>
+      <w:r>
+        <w:rPr>
+          <w:rFonts w:hint="default" w:ascii="Bodoni MT" w:hAnsi="Bodoni MT" w:eastAsia="等线" w:cs="Bodoni MT"/>
+          <w:b w:val="0"/>
+          <w:bCs w:val="0"/>
+          <w:color w:val="C00000"/>
+          <w:sz w:val="22"/>
+          <w:szCs w:val="22"/>
+          <w:lang w:val="en-IN"/>
+        </w:rPr>
+        <w:t xml:space="preserve"> </w:t>
+      </w:r>
+      <w:r>
+        <w:rPr>
+          <w:rFonts w:hint="default" w:ascii="Bodoni MT" w:hAnsi="Bodoni MT" w:eastAsia="等线" w:cs="Bodoni MT"/>
+          <w:b w:val="0"/>
+          <w:bCs w:val="0"/>
+          <w:sz w:val="22"/>
+          <w:szCs w:val="22"/>
+          <w:lang w:val="en-IN"/>
+        </w:rPr>
+        <w:t xml:space="preserve">internally to convert the normal text to </w:t>
+      </w:r>
+      <w:r>
+        <w:rPr>
+          <w:rFonts w:hint="default" w:ascii="Bodoni MT" w:hAnsi="Bodoni MT" w:eastAsia="等线" w:cs="Bodoni MT"/>
+          <w:b w:val="0"/>
+          <w:bCs w:val="0"/>
+          <w:i/>
+          <w:iCs/>
+          <w:color w:val="0070C0"/>
+          <w:sz w:val="22"/>
+          <w:szCs w:val="22"/>
+          <w:lang w:val="en-IN"/>
+        </w:rPr>
+        <w:t>embeds</w:t>
+      </w:r>
+      <w:r>
+        <w:rPr>
+          <w:rFonts w:hint="default" w:ascii="Bodoni MT" w:hAnsi="Bodoni MT" w:eastAsia="等线" w:cs="Bodoni MT"/>
+          <w:b w:val="0"/>
+          <w:bCs w:val="0"/>
+          <w:i w:val="0"/>
+          <w:iCs w:val="0"/>
+          <w:color w:val="0070C0"/>
+          <w:sz w:val="22"/>
+          <w:szCs w:val="22"/>
+          <w:lang w:val="en-IN"/>
+        </w:rPr>
+        <w:t xml:space="preserve"> </w:t>
+      </w:r>
+      <w:r>
+        <w:rPr>
+          <w:rFonts w:hint="default" w:ascii="Bodoni MT" w:hAnsi="Bodoni MT" w:eastAsia="等线" w:cs="Bodoni MT"/>
+          <w:b w:val="0"/>
+          <w:bCs w:val="0"/>
+          <w:i w:val="0"/>
+          <w:iCs w:val="0"/>
+          <w:sz w:val="22"/>
+          <w:szCs w:val="22"/>
+          <w:lang w:val="en-IN"/>
+        </w:rPr>
+        <w:t xml:space="preserve">and then store those embeds either in database or in memory depending upon the </w:t>
+      </w:r>
+      <w:r>
+        <w:rPr>
+          <w:rFonts w:hint="default" w:ascii="Bodoni MT" w:hAnsi="Bodoni MT" w:eastAsia="等线" w:cs="Bodoni MT"/>
+          <w:b w:val="0"/>
+          <w:bCs w:val="0"/>
+          <w:i w:val="0"/>
+          <w:iCs w:val="0"/>
+          <w:color w:val="0070C0"/>
+          <w:sz w:val="22"/>
+          <w:szCs w:val="22"/>
+          <w:lang w:val="en-IN"/>
+        </w:rPr>
+        <w:t xml:space="preserve">type of </w:t>
+      </w:r>
+      <w:r>
+        <w:rPr>
+          <w:rFonts w:hint="default" w:ascii="Bodoni MT" w:hAnsi="Bodoni MT" w:eastAsia="等线" w:cs="Bodoni MT"/>
+          <w:b w:val="0"/>
+          <w:bCs w:val="0"/>
+          <w:i/>
+          <w:iCs/>
+          <w:color w:val="C00000"/>
+          <w:sz w:val="22"/>
+          <w:szCs w:val="22"/>
+          <w:lang w:val="en-IN"/>
+        </w:rPr>
+        <w:t xml:space="preserve">VectorStore </w:t>
+      </w:r>
+      <w:r>
+        <w:rPr>
+          <w:rFonts w:hint="default" w:ascii="Bodoni MT" w:hAnsi="Bodoni MT" w:eastAsia="等线" w:cs="Bodoni MT"/>
+          <w:b w:val="0"/>
+          <w:bCs w:val="0"/>
+          <w:i w:val="0"/>
+          <w:iCs w:val="0"/>
+          <w:sz w:val="22"/>
+          <w:szCs w:val="22"/>
+          <w:lang w:val="en-IN"/>
+        </w:rPr>
+        <w:t>you are using.</w:t>
+      </w:r>
+      <w:r>
+        <w:rPr>
+          <w:rFonts w:hint="default" w:ascii="Bodoni MT" w:hAnsi="Bodoni MT" w:eastAsia="等线" w:cs="Bodoni MT"/>
+          <w:b w:val="0"/>
+          <w:bCs w:val="0"/>
+          <w:i w:val="0"/>
+          <w:iCs w:val="0"/>
+          <w:sz w:val="22"/>
+          <w:szCs w:val="22"/>
+          <w:lang w:val="en-IN"/>
+        </w:rPr>
+        <w:br w:type="textWrapping"/>
+      </w:r>
+      <w:r>
+        <w:drawing>
+          <wp:inline distT="0" distB="0" distL="114300" distR="114300">
+            <wp:extent cx="4725035" cy="996950"/>
+            <wp:effectExtent l="0" t="0" r="12065" b="6350"/>
+            <wp:docPr id="134" name="Picture 11"/>
+            <wp:cNvGraphicFramePr>
+              <a:graphicFrameLocks xmlns:a="http://schemas.openxmlformats.org/drawingml/2006/main" noChangeAspect="1"/>
+            </wp:cNvGraphicFramePr>
+            <a:graphic xmlns:a="http://schemas.openxmlformats.org/drawingml/2006/main">
+              <a:graphicData uri="http://schemas.openxmlformats.org/drawingml/2006/picture">
+                <pic:pic xmlns:pic="http://schemas.openxmlformats.org/drawingml/2006/picture">
+                  <pic:nvPicPr>
+                    <pic:cNvPr id="134" name="Picture 11"/>
+                    <pic:cNvPicPr>
+                      <a:picLocks noChangeAspect="1"/>
+                    </pic:cNvPicPr>
+                  </pic:nvPicPr>
+                  <pic:blipFill>
+                    <a:blip r:embed="rId25"/>
+                    <a:stretch>
+                      <a:fillRect/>
+                    </a:stretch>
+                  </pic:blipFill>
+                  <pic:spPr>
+                    <a:xfrm>
+                      <a:off x="0" y="0"/>
+                      <a:ext cx="4725035" cy="996950"/>
+                    </a:xfrm>
+                    <a:prstGeom prst="rect">
+                      <a:avLst/>
+                    </a:prstGeom>
+                    <a:noFill/>
+                    <a:ln>
+                      <a:noFill/>
+                    </a:ln>
+                  </pic:spPr>
+                </pic:pic>
+              </a:graphicData>
+            </a:graphic>
+          </wp:inline>
+        </w:drawing>
+      </w:r>
+    </w:p>
+    <w:p>
+      <w:pPr>
+        <w:keepNext w:val="0"/>
+        <w:keepLines w:val="0"/>
+        <w:widowControl/>
+        <w:numPr>
+          <w:ilvl w:val="1"/>
+          <w:numId w:val="11"/>
+        </w:numPr>
+        <w:suppressLineNumbers w:val="0"/>
+        <w:spacing w:before="0" w:beforeAutospacing="0" w:after="0" w:afterAutospacing="0" w:line="360" w:lineRule="auto"/>
+        <w:ind w:left="840" w:leftChars="0" w:right="0" w:hanging="420" w:firstLineChars="0"/>
+        <w:jc w:val="left"/>
+        <w:rPr>
+          <w:rFonts w:hint="default" w:ascii="Bodoni MT" w:hAnsi="Bodoni MT" w:eastAsia="等线" w:cs="Bodoni MT"/>
+          <w:b w:val="0"/>
+          <w:bCs w:val="0"/>
+          <w:sz w:val="22"/>
+          <w:szCs w:val="22"/>
+        </w:rPr>
+      </w:pPr>
+      <w:r>
+        <w:rPr>
+          <w:rFonts w:hint="default" w:ascii="Bodoni MT" w:hAnsi="Bodoni MT" w:eastAsia="等线" w:cs="Bodoni MT"/>
+          <w:b w:val="0"/>
+          <w:bCs w:val="0"/>
+          <w:sz w:val="22"/>
+          <w:szCs w:val="22"/>
+          <w:lang w:val="en-IN"/>
+        </w:rPr>
+        <w:t>When you call</w:t>
+      </w:r>
+      <w:r>
+        <w:rPr>
+          <w:rFonts w:hint="default" w:ascii="Bodoni MT" w:hAnsi="Bodoni MT" w:eastAsia="等线" w:cs="Bodoni MT"/>
+          <w:b w:val="0"/>
+          <w:bCs w:val="0"/>
+          <w:color w:val="0070C0"/>
+          <w:sz w:val="22"/>
+          <w:szCs w:val="22"/>
+          <w:lang w:val="en-IN"/>
+        </w:rPr>
+        <w:t xml:space="preserve"> </w:t>
+      </w:r>
+      <w:r>
+        <w:rPr>
+          <w:rFonts w:hint="default" w:ascii="Bodoni MT" w:hAnsi="Bodoni MT" w:eastAsia="等线"/>
+          <w:b/>
+          <w:bCs/>
+          <w:i w:val="0"/>
+          <w:iCs w:val="0"/>
+          <w:color w:val="0070C0"/>
+          <w:sz w:val="22"/>
+          <w:szCs w:val="22"/>
+          <w:lang w:val="en-IN"/>
+        </w:rPr>
+        <w:t>similaritySearch(</w:t>
+      </w:r>
+      <w:r>
+        <w:rPr>
+          <w:rFonts w:hint="default" w:ascii="Bodoni MT" w:hAnsi="Bodoni MT" w:eastAsia="等线"/>
+          <w:b w:val="0"/>
+          <w:bCs w:val="0"/>
+          <w:i/>
+          <w:iCs/>
+          <w:color w:val="0070C0"/>
+          <w:sz w:val="22"/>
+          <w:szCs w:val="22"/>
+          <w:lang w:val="en-IN"/>
+        </w:rPr>
+        <w:t>SearchRequest request</w:t>
+      </w:r>
+      <w:r>
+        <w:rPr>
+          <w:rFonts w:hint="default" w:ascii="Bodoni MT" w:hAnsi="Bodoni MT" w:eastAsia="等线"/>
+          <w:b/>
+          <w:bCs/>
+          <w:i w:val="0"/>
+          <w:iCs w:val="0"/>
+          <w:color w:val="0070C0"/>
+          <w:sz w:val="22"/>
+          <w:szCs w:val="22"/>
+          <w:lang w:val="en-IN"/>
+        </w:rPr>
+        <w:t>)</w:t>
+      </w:r>
+      <w:r>
+        <w:rPr>
+          <w:rFonts w:hint="default" w:ascii="Bodoni MT" w:hAnsi="Bodoni MT" w:eastAsia="等线"/>
+          <w:b w:val="0"/>
+          <w:bCs w:val="0"/>
+          <w:i w:val="0"/>
+          <w:iCs w:val="0"/>
+          <w:sz w:val="22"/>
+          <w:szCs w:val="22"/>
+          <w:lang w:val="en-IN"/>
+        </w:rPr>
+        <w:t xml:space="preserve"> method, it converts that request query into </w:t>
+      </w:r>
+      <w:r>
+        <w:rPr>
+          <w:rFonts w:hint="default" w:ascii="Bodoni MT" w:hAnsi="Bodoni MT" w:eastAsia="等线"/>
+          <w:b w:val="0"/>
+          <w:bCs w:val="0"/>
+          <w:i/>
+          <w:iCs/>
+          <w:color w:val="0070C0"/>
+          <w:sz w:val="22"/>
+          <w:szCs w:val="22"/>
+          <w:lang w:val="en-IN"/>
+        </w:rPr>
+        <w:t>embeddings</w:t>
+      </w:r>
+      <w:r>
+        <w:rPr>
+          <w:rFonts w:hint="default" w:ascii="Bodoni MT" w:hAnsi="Bodoni MT" w:eastAsia="等线"/>
+          <w:b w:val="0"/>
+          <w:bCs w:val="0"/>
+          <w:i w:val="0"/>
+          <w:iCs w:val="0"/>
+          <w:sz w:val="22"/>
+          <w:szCs w:val="22"/>
+          <w:lang w:val="en-IN"/>
+        </w:rPr>
+        <w:t xml:space="preserve"> and then query from database or memory.</w:t>
+      </w:r>
+    </w:p>
+    <w:p>
+      <w:pPr>
+        <w:keepNext w:val="0"/>
+        <w:keepLines w:val="0"/>
+        <w:widowControl/>
+        <w:numPr>
+          <w:ilvl w:val="1"/>
+          <w:numId w:val="11"/>
+        </w:numPr>
+        <w:suppressLineNumbers w:val="0"/>
+        <w:spacing w:before="0" w:beforeAutospacing="0" w:after="0" w:afterAutospacing="0" w:line="360" w:lineRule="auto"/>
+        <w:ind w:left="840" w:leftChars="0" w:right="0" w:hanging="420" w:firstLineChars="0"/>
+        <w:jc w:val="left"/>
+        <w:rPr>
+          <w:rFonts w:hint="default" w:ascii="Bodoni MT" w:hAnsi="Bodoni MT" w:eastAsia="等线" w:cs="Bodoni MT"/>
+          <w:b w:val="0"/>
+          <w:bCs w:val="0"/>
+          <w:sz w:val="22"/>
+          <w:szCs w:val="22"/>
+        </w:rPr>
+      </w:pPr>
+      <w:r>
+        <w:rPr>
+          <w:rFonts w:hint="default" w:ascii="Bodoni MT" w:hAnsi="Bodoni MT" w:eastAsia="等线" w:cs="Bodoni MT"/>
+          <w:b/>
+          <w:bCs/>
+          <w:color w:val="C00000"/>
+          <w:sz w:val="22"/>
+          <w:szCs w:val="22"/>
+          <w:lang w:val="en-IN"/>
+        </w:rPr>
+        <w:t>SimpleVectorStore</w:t>
+      </w:r>
+      <w:r>
+        <w:rPr>
+          <w:rFonts w:hint="default" w:ascii="Bodoni MT" w:hAnsi="Bodoni MT" w:eastAsia="等线" w:cs="Bodoni MT"/>
+          <w:b w:val="0"/>
+          <w:bCs w:val="0"/>
+          <w:color w:val="C00000"/>
+          <w:sz w:val="22"/>
+          <w:szCs w:val="22"/>
+          <w:lang w:val="en-IN"/>
+        </w:rPr>
+        <w:t xml:space="preserve"> </w:t>
+      </w:r>
+      <w:r>
+        <w:rPr>
+          <w:rFonts w:hint="default" w:ascii="Bodoni MT" w:hAnsi="Bodoni MT" w:eastAsia="等线" w:cs="Bodoni MT"/>
+          <w:b w:val="0"/>
+          <w:bCs w:val="0"/>
+          <w:sz w:val="22"/>
+          <w:szCs w:val="22"/>
+          <w:lang w:val="en-IN"/>
+        </w:rPr>
+        <w:t xml:space="preserve">class uses a Map to store the embeds, where as </w:t>
+      </w:r>
+      <w:r>
+        <w:rPr>
+          <w:rFonts w:hint="default" w:ascii="Bodoni MT" w:hAnsi="Bodoni MT" w:eastAsia="等线" w:cs="Bodoni MT"/>
+          <w:b/>
+          <w:bCs/>
+          <w:color w:val="C00000"/>
+          <w:sz w:val="22"/>
+          <w:szCs w:val="22"/>
+          <w:lang w:val="en-IN"/>
+        </w:rPr>
+        <w:t>PgVectorStore</w:t>
+      </w:r>
+      <w:r>
+        <w:rPr>
+          <w:rFonts w:hint="default" w:ascii="Bodoni MT" w:hAnsi="Bodoni MT" w:eastAsia="等线" w:cs="Bodoni MT"/>
+          <w:b w:val="0"/>
+          <w:bCs w:val="0"/>
+          <w:color w:val="C00000"/>
+          <w:sz w:val="22"/>
+          <w:szCs w:val="22"/>
+          <w:lang w:val="en-IN"/>
+        </w:rPr>
+        <w:t xml:space="preserve"> </w:t>
+      </w:r>
+      <w:r>
+        <w:rPr>
+          <w:rFonts w:hint="default" w:ascii="Bodoni MT" w:hAnsi="Bodoni MT" w:eastAsia="等线" w:cs="Bodoni MT"/>
+          <w:b w:val="0"/>
+          <w:bCs w:val="0"/>
+          <w:sz w:val="22"/>
+          <w:szCs w:val="22"/>
+          <w:lang w:val="en-IN"/>
+        </w:rPr>
+        <w:t>uses Postgres database to store.</w:t>
+      </w:r>
+      <w:r>
+        <w:rPr>
+          <w:rFonts w:hint="default" w:ascii="Bodoni MT" w:hAnsi="Bodoni MT" w:eastAsia="等线" w:cs="Bodoni MT"/>
+          <w:b w:val="0"/>
+          <w:bCs w:val="0"/>
+          <w:sz w:val="22"/>
+          <w:szCs w:val="22"/>
+          <w:lang w:val="en-IN"/>
+        </w:rPr>
+        <w:br w:type="textWrapping"/>
+      </w:r>
+      <w:r>
+        <w:drawing>
+          <wp:inline distT="0" distB="0" distL="114300" distR="114300">
+            <wp:extent cx="4859020" cy="949960"/>
+            <wp:effectExtent l="0" t="0" r="5080" b="2540"/>
+            <wp:docPr id="135" name="Picture 12"/>
+            <wp:cNvGraphicFramePr>
+              <a:graphicFrameLocks xmlns:a="http://schemas.openxmlformats.org/drawingml/2006/main" noChangeAspect="1"/>
+            </wp:cNvGraphicFramePr>
+            <a:graphic xmlns:a="http://schemas.openxmlformats.org/drawingml/2006/main">
+              <a:graphicData uri="http://schemas.openxmlformats.org/drawingml/2006/picture">
+                <pic:pic xmlns:pic="http://schemas.openxmlformats.org/drawingml/2006/picture">
+                  <pic:nvPicPr>
+                    <pic:cNvPr id="135" name="Picture 12"/>
+                    <pic:cNvPicPr>
+                      <a:picLocks noChangeAspect="1"/>
+                    </pic:cNvPicPr>
+                  </pic:nvPicPr>
+                  <pic:blipFill>
+                    <a:blip r:embed="rId26"/>
+                    <a:stretch>
+                      <a:fillRect/>
+                    </a:stretch>
+                  </pic:blipFill>
+                  <pic:spPr>
+                    <a:xfrm>
+                      <a:off x="0" y="0"/>
+                      <a:ext cx="4859020" cy="949960"/>
+                    </a:xfrm>
+                    <a:prstGeom prst="rect">
+                      <a:avLst/>
+                    </a:prstGeom>
+                    <a:noFill/>
+                    <a:ln>
+                      <a:noFill/>
+                    </a:ln>
+                  </pic:spPr>
+                </pic:pic>
+              </a:graphicData>
+            </a:graphic>
+          </wp:inline>
+        </w:drawing>
+      </w:r>
+      <w:r>
+        <w:rPr>
+          <w:rFonts w:hint="default" w:ascii="Bodoni MT" w:hAnsi="Bodoni MT" w:eastAsia="等线" w:cs="Bodoni MT"/>
+          <w:b w:val="0"/>
+          <w:bCs w:val="0"/>
+          <w:sz w:val="22"/>
+          <w:szCs w:val="22"/>
+          <w:lang w:val="en-IN"/>
+        </w:rPr>
+        <w:br w:type="textWrapping"/>
+      </w:r>
+      <w:r>
+        <w:rPr>
+          <w:rFonts w:hint="default" w:ascii="Bodoni MT" w:hAnsi="Bodoni MT" w:eastAsia="等线" w:cs="Bodoni MT"/>
+          <w:b w:val="0"/>
+          <w:bCs w:val="0"/>
+          <w:sz w:val="22"/>
+          <w:szCs w:val="22"/>
+          <w:lang w:val="en-IN"/>
+        </w:rPr>
+        <w:t>Other options are also there apart from these 2.</w:t>
+      </w:r>
+      <w:r>
+        <w:rPr>
+          <w:rFonts w:hint="default" w:ascii="Bodoni MT" w:hAnsi="Bodoni MT" w:eastAsia="等线" w:cs="Bodoni MT"/>
+          <w:b w:val="0"/>
+          <w:bCs w:val="0"/>
+          <w:sz w:val="22"/>
+          <w:szCs w:val="22"/>
+          <w:lang w:val="en-IN"/>
+        </w:rPr>
+        <w:br w:type="textWrapping"/>
+      </w:r>
+      <w:r>
+        <w:rPr>
+          <w:rFonts w:hint="default" w:ascii="Bodoni MT" w:hAnsi="Bodoni MT" w:eastAsia="等线" w:cs="Bodoni MT"/>
+          <w:b w:val="0"/>
+          <w:bCs w:val="0"/>
+          <w:sz w:val="22"/>
+          <w:szCs w:val="22"/>
+          <w:lang w:val="en-IN"/>
+        </w:rPr>
+        <w:t xml:space="preserve">But, </w:t>
+      </w:r>
+      <w:r>
+        <w:rPr>
+          <w:rFonts w:hint="default" w:ascii="Bodoni MT" w:hAnsi="Bodoni MT" w:eastAsia="等线" w:cs="Bodoni MT"/>
+          <w:b w:val="0"/>
+          <w:bCs w:val="0"/>
+          <w:i/>
+          <w:iCs/>
+          <w:color w:val="C00000"/>
+          <w:sz w:val="22"/>
+          <w:szCs w:val="22"/>
+          <w:lang w:val="en-IN"/>
+        </w:rPr>
+        <w:t xml:space="preserve">VectorStore </w:t>
+      </w:r>
+      <w:r>
+        <w:rPr>
+          <w:rFonts w:hint="default" w:ascii="Bodoni MT" w:hAnsi="Bodoni MT" w:eastAsia="等线" w:cs="Bodoni MT"/>
+          <w:b w:val="0"/>
+          <w:bCs w:val="0"/>
+          <w:i w:val="0"/>
+          <w:iCs w:val="0"/>
+          <w:sz w:val="22"/>
+          <w:szCs w:val="22"/>
+          <w:lang w:val="en-IN"/>
+        </w:rPr>
+        <w:t xml:space="preserve">and </w:t>
+      </w:r>
+      <w:r>
+        <w:rPr>
+          <w:rFonts w:hint="default" w:ascii="Bodoni MT" w:hAnsi="Bodoni MT" w:eastAsia="等线" w:cs="Bodoni MT"/>
+          <w:b w:val="0"/>
+          <w:bCs w:val="0"/>
+          <w:i/>
+          <w:iCs/>
+          <w:color w:val="C00000"/>
+          <w:sz w:val="22"/>
+          <w:szCs w:val="22"/>
+          <w:lang w:val="en-IN"/>
+        </w:rPr>
+        <w:t>AbstractObservationVectorStore</w:t>
+      </w:r>
+      <w:r>
+        <w:rPr>
+          <w:rFonts w:hint="default" w:ascii="Bodoni MT" w:hAnsi="Bodoni MT" w:eastAsia="等线" w:cs="Bodoni MT"/>
+          <w:b w:val="0"/>
+          <w:bCs w:val="0"/>
+          <w:i w:val="0"/>
+          <w:iCs w:val="0"/>
+          <w:color w:val="C00000"/>
+          <w:sz w:val="22"/>
+          <w:szCs w:val="22"/>
+          <w:lang w:val="en-IN"/>
+        </w:rPr>
+        <w:t xml:space="preserve"> </w:t>
+      </w:r>
+      <w:r>
+        <w:rPr>
+          <w:rFonts w:hint="default" w:ascii="Bodoni MT" w:hAnsi="Bodoni MT" w:eastAsia="等线" w:cs="Bodoni MT"/>
+          <w:b w:val="0"/>
+          <w:bCs w:val="0"/>
+          <w:i w:val="0"/>
+          <w:iCs w:val="0"/>
+          <w:sz w:val="22"/>
+          <w:szCs w:val="22"/>
+          <w:lang w:val="en-IN"/>
+        </w:rPr>
+        <w:t xml:space="preserve">are constant, other concrete implementation must extend </w:t>
+      </w:r>
+      <w:r>
+        <w:rPr>
+          <w:rFonts w:hint="default" w:ascii="Bodoni MT" w:hAnsi="Bodoni MT" w:eastAsia="等线" w:cs="Bodoni MT"/>
+          <w:b w:val="0"/>
+          <w:bCs w:val="0"/>
+          <w:i/>
+          <w:iCs/>
+          <w:color w:val="C00000"/>
+          <w:sz w:val="22"/>
+          <w:szCs w:val="22"/>
+          <w:lang w:val="en-IN"/>
+        </w:rPr>
+        <w:t>AbstractObservationVectorStore</w:t>
+      </w:r>
+      <w:r>
+        <w:rPr>
+          <w:rFonts w:hint="default" w:ascii="Bodoni MT" w:hAnsi="Bodoni MT" w:eastAsia="等线" w:cs="Bodoni MT"/>
+          <w:b w:val="0"/>
+          <w:bCs w:val="0"/>
+          <w:i w:val="0"/>
+          <w:iCs w:val="0"/>
+          <w:sz w:val="22"/>
+          <w:szCs w:val="22"/>
+          <w:lang w:val="en-IN"/>
+        </w:rPr>
+        <w:t>.</w:t>
+      </w:r>
+      <w:r>
+        <w:rPr>
+          <w:rFonts w:hint="default" w:ascii="Bodoni MT" w:hAnsi="Bodoni MT" w:eastAsia="等线" w:cs="Bodoni MT"/>
+          <w:b w:val="0"/>
+          <w:bCs w:val="0"/>
+          <w:i w:val="0"/>
+          <w:iCs w:val="0"/>
+          <w:sz w:val="22"/>
+          <w:szCs w:val="22"/>
+          <w:lang w:val="en-IN"/>
+        </w:rPr>
+        <w:br w:type="textWrapping"/>
+      </w:r>
+      <w:r>
+        <w:rPr>
+          <w:rFonts w:hint="default" w:ascii="Bodoni MT" w:hAnsi="Bodoni MT" w:eastAsia="等线" w:cs="Bodoni MT"/>
+          <w:b w:val="0"/>
+          <w:bCs w:val="0"/>
+          <w:i/>
+          <w:iCs/>
+          <w:color w:val="0070C0"/>
+          <w:sz w:val="22"/>
+          <w:szCs w:val="22"/>
+          <w:shd w:val="clear" w:color="FFFFFF" w:fill="D9D9D9"/>
+          <w:lang w:val="en-IN"/>
+        </w:rPr>
+        <w:t>similaritySearch()</w:t>
+      </w:r>
+      <w:r>
+        <w:rPr>
+          <w:rFonts w:hint="default" w:ascii="Bodoni MT" w:hAnsi="Bodoni MT" w:eastAsia="等线" w:cs="Bodoni MT"/>
+          <w:b w:val="0"/>
+          <w:bCs w:val="0"/>
+          <w:i w:val="0"/>
+          <w:iCs w:val="0"/>
+          <w:color w:val="0070C0"/>
+          <w:sz w:val="22"/>
+          <w:szCs w:val="22"/>
+          <w:shd w:val="clear" w:color="FFFFFF" w:fill="D9D9D9"/>
+          <w:lang w:val="en-IN"/>
+        </w:rPr>
+        <w:t xml:space="preserve"> </w:t>
+      </w:r>
+      <w:r>
+        <w:rPr>
+          <w:rFonts w:hint="default" w:ascii="Bodoni MT" w:hAnsi="Bodoni MT" w:eastAsia="等线" w:cs="Bodoni MT"/>
+          <w:b w:val="0"/>
+          <w:bCs w:val="0"/>
+          <w:i w:val="0"/>
+          <w:iCs w:val="0"/>
+          <w:sz w:val="22"/>
+          <w:szCs w:val="22"/>
+          <w:shd w:val="clear" w:color="FFFFFF" w:fill="D9D9D9"/>
+          <w:lang w:val="en-IN"/>
+        </w:rPr>
+        <w:t xml:space="preserve">method calls </w:t>
+      </w:r>
+      <w:r>
+        <w:rPr>
+          <w:rFonts w:hint="default" w:ascii="Bodoni MT" w:hAnsi="Bodoni MT" w:eastAsia="等线" w:cs="Bodoni MT"/>
+          <w:b w:val="0"/>
+          <w:bCs w:val="0"/>
+          <w:i/>
+          <w:iCs/>
+          <w:color w:val="0070C0"/>
+          <w:sz w:val="22"/>
+          <w:szCs w:val="22"/>
+          <w:shd w:val="clear" w:color="FFFFFF" w:fill="D9D9D9"/>
+          <w:lang w:val="en-IN"/>
+        </w:rPr>
+        <w:t>doSimilaritySearch()</w:t>
+      </w:r>
+      <w:r>
+        <w:rPr>
+          <w:rFonts w:hint="default" w:ascii="Bodoni MT" w:hAnsi="Bodoni MT" w:eastAsia="等线" w:cs="Bodoni MT"/>
+          <w:b w:val="0"/>
+          <w:bCs w:val="0"/>
+          <w:i w:val="0"/>
+          <w:iCs w:val="0"/>
+          <w:sz w:val="22"/>
+          <w:szCs w:val="22"/>
+          <w:shd w:val="clear" w:color="FFFFFF" w:fill="D9D9D9"/>
+          <w:lang w:val="en-IN"/>
+        </w:rPr>
+        <w:t xml:space="preserve"> method internally, and this </w:t>
+      </w:r>
+      <w:r>
+        <w:rPr>
+          <w:rFonts w:hint="default" w:ascii="Bodoni MT" w:hAnsi="Bodoni MT" w:eastAsia="等线" w:cs="Bodoni MT"/>
+          <w:b w:val="0"/>
+          <w:bCs w:val="0"/>
+          <w:i/>
+          <w:iCs/>
+          <w:color w:val="0070C0"/>
+          <w:sz w:val="22"/>
+          <w:szCs w:val="22"/>
+          <w:shd w:val="clear" w:color="FFFFFF" w:fill="D9D9D9"/>
+          <w:lang w:val="en-IN"/>
+        </w:rPr>
+        <w:t>doSimilaritySearch()</w:t>
+      </w:r>
+      <w:r>
+        <w:rPr>
+          <w:rFonts w:hint="default" w:ascii="Bodoni MT" w:hAnsi="Bodoni MT" w:eastAsia="等线" w:cs="Bodoni MT"/>
+          <w:b w:val="0"/>
+          <w:bCs w:val="0"/>
+          <w:i w:val="0"/>
+          <w:iCs w:val="0"/>
+          <w:sz w:val="22"/>
+          <w:szCs w:val="22"/>
+          <w:shd w:val="clear" w:color="FFFFFF" w:fill="D9D9D9"/>
+          <w:lang w:val="en-IN"/>
+        </w:rPr>
+        <w:t xml:space="preserve"> method is a abstract method which has to be implemented by the concrete class.</w:t>
+      </w:r>
+    </w:p>
+    <w:p>
+      <w:pPr>
+        <w:keepNext w:val="0"/>
+        <w:keepLines w:val="0"/>
+        <w:widowControl/>
+        <w:numPr>
+          <w:ilvl w:val="1"/>
+          <w:numId w:val="11"/>
+        </w:numPr>
+        <w:suppressLineNumbers w:val="0"/>
+        <w:spacing w:before="0" w:beforeAutospacing="0" w:after="0" w:afterAutospacing="0" w:line="360" w:lineRule="auto"/>
+        <w:ind w:left="840" w:leftChars="0" w:right="0" w:hanging="420" w:firstLineChars="0"/>
+        <w:jc w:val="left"/>
+        <w:rPr>
+          <w:rFonts w:hint="default" w:ascii="Bodoni MT" w:hAnsi="Bodoni MT" w:eastAsia="等线" w:cs="Bodoni MT"/>
+          <w:b w:val="0"/>
+          <w:bCs w:val="0"/>
+          <w:sz w:val="22"/>
+          <w:szCs w:val="22"/>
+        </w:rPr>
+      </w:pPr>
+      <w:r>
+        <w:drawing>
+          <wp:inline distT="0" distB="0" distL="114300" distR="114300">
+            <wp:extent cx="4534535" cy="2614295"/>
+            <wp:effectExtent l="0" t="0" r="12065" b="1905"/>
+            <wp:docPr id="136" name="Picture 13"/>
+            <wp:cNvGraphicFramePr>
+              <a:graphicFrameLocks xmlns:a="http://schemas.openxmlformats.org/drawingml/2006/main" noChangeAspect="1"/>
+            </wp:cNvGraphicFramePr>
+            <a:graphic xmlns:a="http://schemas.openxmlformats.org/drawingml/2006/main">
+              <a:graphicData uri="http://schemas.openxmlformats.org/drawingml/2006/picture">
+                <pic:pic xmlns:pic="http://schemas.openxmlformats.org/drawingml/2006/picture">
+                  <pic:nvPicPr>
+                    <pic:cNvPr id="136" name="Picture 13"/>
+                    <pic:cNvPicPr>
+                      <a:picLocks noChangeAspect="1"/>
+                    </pic:cNvPicPr>
+                  </pic:nvPicPr>
+                  <pic:blipFill>
+                    <a:blip r:embed="rId27"/>
+                    <a:srcRect l="2871" t="4580" r="2666" b="7086"/>
+                    <a:stretch>
+                      <a:fillRect/>
+                    </a:stretch>
+                  </pic:blipFill>
+                  <pic:spPr>
+                    <a:xfrm>
+                      <a:off x="0" y="0"/>
+                      <a:ext cx="4534535" cy="2614295"/>
+                    </a:xfrm>
+                    <a:prstGeom prst="rect">
+                      <a:avLst/>
+                    </a:prstGeom>
+                    <a:noFill/>
+                    <a:ln>
+                      <a:noFill/>
+                    </a:ln>
+                  </pic:spPr>
+                </pic:pic>
+              </a:graphicData>
+            </a:graphic>
+          </wp:inline>
+        </w:drawing>
+      </w:r>
+    </w:p>
+    <w:p>
+      <w:pPr>
+        <w:rPr>
+          <w:rFonts w:hint="default" w:ascii="Bodoni MT" w:hAnsi="Bodoni MT" w:eastAsia="等线" w:cs="Bodoni MT"/>
+          <w:b w:val="0"/>
+          <w:bCs w:val="0"/>
+          <w:sz w:val="22"/>
+          <w:szCs w:val="22"/>
+        </w:rPr>
+      </w:pPr>
+      <w:r>
+        <w:br w:type="page"/>
+      </w:r>
+    </w:p>
+    <w:p>
+      <w:pPr>
+        <w:keepNext w:val="0"/>
+        <w:keepLines w:val="0"/>
+        <w:widowControl/>
+        <w:numPr>
+          <w:ilvl w:val="0"/>
+          <w:numId w:val="11"/>
+        </w:numPr>
+        <w:suppressLineNumbers w:val="0"/>
+        <w:spacing w:before="0" w:beforeAutospacing="0" w:after="0" w:afterAutospacing="0" w:line="360" w:lineRule="auto"/>
+        <w:ind w:left="420" w:leftChars="0" w:right="0" w:hanging="420" w:firstLineChars="0"/>
+        <w:jc w:val="left"/>
+        <w:rPr>
+          <w:rFonts w:hint="default" w:ascii="Bodoni MT" w:hAnsi="Bodoni MT" w:eastAsia="等线" w:cs="Bodoni MT"/>
+          <w:sz w:val="22"/>
+          <w:szCs w:val="22"/>
+        </w:rPr>
+      </w:pPr>
+      <w:bookmarkStart w:id="0" w:name="_GoBack"/>
+      <w:bookmarkEnd w:id="0"/>
       <w:r>
         <w:rPr>
           <w:rFonts w:hint="default" w:ascii="Bodoni MT" w:hAnsi="Bodoni MT" w:eastAsia="等线" w:cs="Bodoni MT"/>
@@ -4267,7 +7023,7 @@
                     </pic:cNvPicPr>
                   </pic:nvPicPr>
                   <pic:blipFill>
-                    <a:blip r:embed="rId15"/>
+                    <a:blip r:embed="rId28"/>
                     <a:stretch>
                       <a:fillRect/>
                     </a:stretch>
@@ -4351,7 +7107,7 @@
                     </pic:cNvPicPr>
                   </pic:nvPicPr>
                   <pic:blipFill>
-                    <a:blip r:embed="rId16"/>
+                    <a:blip r:embed="rId29"/>
                     <a:stretch>
                       <a:fillRect/>
                     </a:stretch>
@@ -4435,7 +7191,7 @@
                     </pic:cNvPicPr>
                   </pic:nvPicPr>
                   <pic:blipFill>
-                    <a:blip r:embed="rId17"/>
+                    <a:blip r:embed="rId30"/>
                     <a:stretch>
                       <a:fillRect/>
                     </a:stretch>
@@ -4519,7 +7275,7 @@
                     </pic:cNvPicPr>
                   </pic:nvPicPr>
                   <pic:blipFill>
-                    <a:blip r:embed="rId18"/>
+                    <a:blip r:embed="rId31"/>
                     <a:stretch>
                       <a:fillRect/>
                     </a:stretch>
@@ -4618,7 +7374,7 @@
                     </pic:cNvPicPr>
                   </pic:nvPicPr>
                   <pic:blipFill>
-                    <a:blip r:embed="rId19"/>
+                    <a:blip r:embed="rId32"/>
                     <a:stretch>
                       <a:fillRect/>
                     </a:stretch>
@@ -4684,7 +7440,7 @@
                     </pic:cNvPicPr>
                   </pic:nvPicPr>
                   <pic:blipFill>
-                    <a:blip r:embed="rId20"/>
+                    <a:blip r:embed="rId33"/>
                     <a:stretch>
                       <a:fillRect/>
                     </a:stretch>
@@ -5685,7 +8441,7 @@
                     </pic:cNvPicPr>
                   </pic:nvPicPr>
                   <pic:blipFill>
-                    <a:blip r:embed="rId21"/>
+                    <a:blip r:embed="rId34"/>
                     <a:stretch>
                       <a:fillRect/>
                     </a:stretch>
@@ -5831,7 +8587,7 @@
                     </pic:cNvPicPr>
                   </pic:nvPicPr>
                   <pic:blipFill>
-                    <a:blip r:embed="rId22"/>
+                    <a:blip r:embed="rId35"/>
                     <a:stretch>
                       <a:fillRect/>
                     </a:stretch>
@@ -5974,7 +8730,7 @@
                     </pic:cNvPicPr>
                   </pic:nvPicPr>
                   <pic:blipFill>
-                    <a:blip r:embed="rId23"/>
+                    <a:blip r:embed="rId36"/>
                     <a:stretch>
                       <a:fillRect/>
                     </a:stretch>
@@ -6084,7 +8840,7 @@
                     </pic:cNvPicPr>
                   </pic:nvPicPr>
                   <pic:blipFill>
-                    <a:blip r:embed="rId24"/>
+                    <a:blip r:embed="rId37"/>
                     <a:stretch>
                       <a:fillRect/>
                     </a:stretch>
@@ -6223,7 +8979,7 @@
                     </pic:cNvPicPr>
                   </pic:nvPicPr>
                   <pic:blipFill>
-                    <a:blip r:embed="rId25"/>
+                    <a:blip r:embed="rId38"/>
                     <a:stretch>
                       <a:fillRect/>
                     </a:stretch>
@@ -6471,7 +9227,7 @@
                     </pic:cNvPicPr>
                   </pic:nvPicPr>
                   <pic:blipFill>
-                    <a:blip r:embed="rId26"/>
+                    <a:blip r:embed="rId39"/>
                     <a:stretch>
                       <a:fillRect/>
                     </a:stretch>
@@ -6846,7 +9602,7 @@
                     </pic:cNvPicPr>
                   </pic:nvPicPr>
                   <pic:blipFill>
-                    <a:blip r:embed="rId27"/>
+                    <a:blip r:embed="rId40"/>
                     <a:stretch>
                       <a:fillRect/>
                     </a:stretch>
@@ -6947,7 +9703,7 @@
                     </pic:cNvPicPr>
                   </pic:nvPicPr>
                   <pic:blipFill>
-                    <a:blip r:embed="rId28"/>
+                    <a:blip r:embed="rId41"/>
                     <a:stretch>
                       <a:fillRect/>
                     </a:stretch>
@@ -7106,7 +9862,7 @@
                     </pic:cNvPicPr>
                   </pic:nvPicPr>
                   <pic:blipFill>
-                    <a:blip r:embed="rId29"/>
+                    <a:blip r:embed="rId42"/>
                     <a:stretch>
                       <a:fillRect/>
                     </a:stretch>
@@ -7221,7 +9977,7 @@
                     </pic:cNvPicPr>
                   </pic:nvPicPr>
                   <pic:blipFill>
-                    <a:blip r:embed="rId30"/>
+                    <a:blip r:embed="rId43"/>
                     <a:stretch>
                       <a:fillRect/>
                     </a:stretch>
@@ -7381,7 +10137,7 @@
                     </pic:cNvPicPr>
                   </pic:nvPicPr>
                   <pic:blipFill>
-                    <a:blip r:embed="rId31"/>
+                    <a:blip r:embed="rId44"/>
                     <a:stretch>
                       <a:fillRect/>
                     </a:stretch>
@@ -8049,7 +10805,7 @@
                     </pic:cNvPicPr>
                   </pic:nvPicPr>
                   <pic:blipFill>
-                    <a:blip r:embed="rId32"/>
+                    <a:blip r:embed="rId45"/>
                     <a:stretch>
                       <a:fillRect/>
                     </a:stretch>
@@ -8188,7 +10944,7 @@
                     </pic:cNvPicPr>
                   </pic:nvPicPr>
                   <pic:blipFill>
-                    <a:blip r:embed="rId33"/>
+                    <a:blip r:embed="rId46"/>
                     <a:stretch>
                       <a:fillRect/>
                     </a:stretch>
@@ -8705,7 +11461,7 @@
                     </pic:cNvPicPr>
                   </pic:nvPicPr>
                   <pic:blipFill>
-                    <a:blip r:embed="rId34"/>
+                    <a:blip r:embed="rId47"/>
                     <a:stretch>
                       <a:fillRect/>
                     </a:stretch>
@@ -8751,7 +11507,7 @@
                     </pic:cNvPicPr>
                   </pic:nvPicPr>
                   <pic:blipFill>
-                    <a:blip r:embed="rId35"/>
+                    <a:blip r:embed="rId48"/>
                     <a:stretch>
                       <a:fillRect/>
                     </a:stretch>
@@ -8932,7 +11688,7 @@
                     </pic:cNvPicPr>
                   </pic:nvPicPr>
                   <pic:blipFill>
-                    <a:blip r:embed="rId36"/>
+                    <a:blip r:embed="rId49"/>
                     <a:stretch>
                       <a:fillRect/>
                     </a:stretch>
@@ -9388,7 +12144,7 @@
                     </pic:cNvPicPr>
                   </pic:nvPicPr>
                   <pic:blipFill>
-                    <a:blip r:embed="rId34"/>
+                    <a:blip r:embed="rId47"/>
                     <a:stretch>
                       <a:fillRect/>
                     </a:stretch>
@@ -9434,7 +12190,7 @@
                     </pic:cNvPicPr>
                   </pic:nvPicPr>
                   <pic:blipFill>
-                    <a:blip r:embed="rId37"/>
+                    <a:blip r:embed="rId50"/>
                     <a:stretch>
                       <a:fillRect/>
                     </a:stretch>
@@ -9500,7 +12256,7 @@
                     </pic:cNvPicPr>
                   </pic:nvPicPr>
                   <pic:blipFill>
-                    <a:blip r:embed="rId38"/>
+                    <a:blip r:embed="rId51"/>
                     <a:stretch>
                       <a:fillRect/>
                     </a:stretch>
@@ -9566,7 +12322,7 @@
                     </pic:cNvPicPr>
                   </pic:nvPicPr>
                   <pic:blipFill>
-                    <a:blip r:embed="rId39"/>
+                    <a:blip r:embed="rId52"/>
                     <a:stretch>
                       <a:fillRect/>
                     </a:stretch>
@@ -9632,7 +12388,7 @@
                     </pic:cNvPicPr>
                   </pic:nvPicPr>
                   <pic:blipFill>
-                    <a:blip r:embed="rId40"/>
+                    <a:blip r:embed="rId53"/>
                     <a:stretch>
                       <a:fillRect/>
                     </a:stretch>
@@ -10321,7 +13077,7 @@
                     </pic:cNvPicPr>
                   </pic:nvPicPr>
                   <pic:blipFill>
-                    <a:blip r:embed="rId41"/>
+                    <a:blip r:embed="rId54"/>
                     <a:stretch>
                       <a:fillRect/>
                     </a:stretch>
@@ -10388,7 +13144,7 @@
                     </pic:cNvPicPr>
                   </pic:nvPicPr>
                   <pic:blipFill>
-                    <a:blip r:embed="rId34"/>
+                    <a:blip r:embed="rId47"/>
                     <a:stretch>
                       <a:fillRect/>
                     </a:stretch>
@@ -10434,7 +13190,7 @@
                     </pic:cNvPicPr>
                   </pic:nvPicPr>
                   <pic:blipFill>
-                    <a:blip r:embed="rId42"/>
+                    <a:blip r:embed="rId55"/>
                     <a:stretch>
                       <a:fillRect/>
                     </a:stretch>
@@ -10534,7 +13290,7 @@
                     </pic:cNvPicPr>
                   </pic:nvPicPr>
                   <pic:blipFill>
-                    <a:blip r:embed="rId43"/>
+                    <a:blip r:embed="rId56"/>
                     <a:stretch>
                       <a:fillRect/>
                     </a:stretch>
@@ -10846,7 +13602,7 @@
                     </pic:cNvPicPr>
                   </pic:nvPicPr>
                   <pic:blipFill>
-                    <a:blip r:embed="rId44"/>
+                    <a:blip r:embed="rId57"/>
                     <a:stretch>
                       <a:fillRect/>
                     </a:stretch>
@@ -10985,7 +13741,7 @@
                     </pic:cNvPicPr>
                   </pic:nvPicPr>
                   <pic:blipFill>
-                    <a:blip r:embed="rId45"/>
+                    <a:blip r:embed="rId58"/>
                     <a:stretch>
                       <a:fillRect/>
                     </a:stretch>
@@ -11080,7 +13836,7 @@
                     </pic:cNvPicPr>
                   </pic:nvPicPr>
                   <pic:blipFill>
-                    <a:blip r:embed="rId46"/>
+                    <a:blip r:embed="rId59"/>
                     <a:stretch>
                       <a:fillRect/>
                     </a:stretch>
@@ -11437,7 +14193,7 @@
                     </pic:cNvPicPr>
                   </pic:nvPicPr>
                   <pic:blipFill>
-                    <a:blip r:embed="rId47"/>
+                    <a:blip r:embed="rId60"/>
                     <a:stretch>
                       <a:fillRect/>
                     </a:stretch>
@@ -11556,7 +14312,7 @@
                     </pic:cNvPicPr>
                   </pic:nvPicPr>
                   <pic:blipFill>
-                    <a:blip r:embed="rId48"/>
+                    <a:blip r:embed="rId61"/>
                     <a:stretch>
                       <a:fillRect/>
                     </a:stretch>
@@ -11664,7 +14420,7 @@
                     </pic:cNvPicPr>
                   </pic:nvPicPr>
                   <pic:blipFill>
-                    <a:blip r:embed="rId49"/>
+                    <a:blip r:embed="rId62"/>
                     <a:stretch>
                       <a:fillRect/>
                     </a:stretch>
@@ -11827,7 +14583,7 @@
                     </pic:cNvPicPr>
                   </pic:nvPicPr>
                   <pic:blipFill>
-                    <a:blip r:embed="rId50"/>
+                    <a:blip r:embed="rId63"/>
                     <a:stretch>
                       <a:fillRect/>
                     </a:stretch>
@@ -11893,7 +14649,7 @@
                     </pic:cNvPicPr>
                   </pic:nvPicPr>
                   <pic:blipFill>
-                    <a:blip r:embed="rId51"/>
+                    <a:blip r:embed="rId64"/>
                     <a:stretch>
                       <a:fillRect/>
                     </a:stretch>
@@ -12046,7 +14802,7 @@
                     </pic:cNvPicPr>
                   </pic:nvPicPr>
                   <pic:blipFill>
-                    <a:blip r:embed="rId52"/>
+                    <a:blip r:embed="rId65"/>
                     <a:stretch>
                       <a:fillRect/>
                     </a:stretch>
@@ -12112,7 +14868,7 @@
                     </pic:cNvPicPr>
                   </pic:nvPicPr>
                   <pic:blipFill>
-                    <a:blip r:embed="rId53"/>
+                    <a:blip r:embed="rId66"/>
                     <a:stretch>
                       <a:fillRect/>
                     </a:stretch>
@@ -12288,7 +15044,7 @@
                     </pic:cNvPicPr>
                   </pic:nvPicPr>
                   <pic:blipFill>
-                    <a:blip r:embed="rId54"/>
+                    <a:blip r:embed="rId67"/>
                     <a:stretch>
                       <a:fillRect/>
                     </a:stretch>
@@ -12396,7 +15152,7 @@
                     </pic:cNvPicPr>
                   </pic:nvPicPr>
                   <pic:blipFill>
-                    <a:blip r:embed="rId55"/>
+                    <a:blip r:embed="rId68"/>
                     <a:stretch>
                       <a:fillRect/>
                     </a:stretch>
@@ -12462,7 +15218,7 @@
                     </pic:cNvPicPr>
                   </pic:nvPicPr>
                   <pic:blipFill>
-                    <a:blip r:embed="rId56"/>
+                    <a:blip r:embed="rId69"/>
                     <a:stretch>
                       <a:fillRect/>
                     </a:stretch>
@@ -13096,7 +15852,7 @@
                     </pic:cNvPicPr>
                   </pic:nvPicPr>
                   <pic:blipFill>
-                    <a:blip r:embed="rId57"/>
+                    <a:blip r:embed="rId70"/>
                     <a:stretch>
                       <a:fillRect/>
                     </a:stretch>
@@ -13423,7 +16179,7 @@
                     </pic:cNvPicPr>
                   </pic:nvPicPr>
                   <pic:blipFill>
-                    <a:blip r:embed="rId58"/>
+                    <a:blip r:embed="rId71"/>
                     <a:stretch>
                       <a:fillRect/>
                     </a:stretch>
@@ -13697,7 +16453,7 @@
                     </pic:cNvPicPr>
                   </pic:nvPicPr>
                   <pic:blipFill>
-                    <a:blip r:embed="rId59"/>
+                    <a:blip r:embed="rId72"/>
                     <a:stretch>
                       <a:fillRect/>
                     </a:stretch>
@@ -13828,7 +16584,7 @@
                     </pic:cNvPicPr>
                   </pic:nvPicPr>
                   <pic:blipFill>
-                    <a:blip r:embed="rId60"/>
+                    <a:blip r:embed="rId73"/>
                     <a:stretch>
                       <a:fillRect/>
                     </a:stretch>
@@ -13912,7 +16668,7 @@
                     </pic:cNvPicPr>
                   </pic:nvPicPr>
                   <pic:blipFill>
-                    <a:blip r:embed="rId61"/>
+                    <a:blip r:embed="rId74"/>
                     <a:stretch>
                       <a:fillRect/>
                     </a:stretch>
@@ -13964,7 +16720,7 @@
                     </pic:cNvPicPr>
                   </pic:nvPicPr>
                   <pic:blipFill>
-                    <a:blip r:embed="rId62"/>
+                    <a:blip r:embed="rId75"/>
                     <a:stretch>
                       <a:fillRect/>
                     </a:stretch>
@@ -14055,7 +16811,7 @@
                     </pic:cNvPicPr>
                   </pic:nvPicPr>
                   <pic:blipFill>
-                    <a:blip r:embed="rId63"/>
+                    <a:blip r:embed="rId76"/>
                     <a:stretch>
                       <a:fillRect/>
                     </a:stretch>
@@ -14107,7 +16863,7 @@
                     </pic:cNvPicPr>
                   </pic:nvPicPr>
                   <pic:blipFill>
-                    <a:blip r:embed="rId64"/>
+                    <a:blip r:embed="rId77"/>
                     <a:stretch>
                       <a:fillRect/>
                     </a:stretch>
@@ -14292,7 +17048,7 @@
                     </pic:cNvPicPr>
                   </pic:nvPicPr>
                   <pic:blipFill>
-                    <a:blip r:embed="rId65"/>
+                    <a:blip r:embed="rId78"/>
                     <a:stretch>
                       <a:fillRect/>
                     </a:stretch>
@@ -14376,7 +17132,7 @@
                     </pic:cNvPicPr>
                   </pic:nvPicPr>
                   <pic:blipFill>
-                    <a:blip r:embed="rId66"/>
+                    <a:blip r:embed="rId79"/>
                     <a:stretch>
                       <a:fillRect/>
                     </a:stretch>
@@ -14526,7 +17282,7 @@
                     </pic:cNvPicPr>
                   </pic:nvPicPr>
                   <pic:blipFill>
-                    <a:blip r:embed="rId67"/>
+                    <a:blip r:embed="rId80"/>
                     <a:stretch>
                       <a:fillRect/>
                     </a:stretch>
@@ -14647,7 +17403,7 @@
                     </pic:cNvPicPr>
                   </pic:nvPicPr>
                   <pic:blipFill>
-                    <a:blip r:embed="rId68"/>
+                    <a:blip r:embed="rId81"/>
                     <a:stretch>
                       <a:fillRect/>
                     </a:stretch>
@@ -14865,7 +17621,7 @@
                     </pic:cNvPicPr>
                   </pic:nvPicPr>
                   <pic:blipFill>
-                    <a:blip r:embed="rId69"/>
+                    <a:blip r:embed="rId82"/>
                     <a:stretch>
                       <a:fillRect/>
                     </a:stretch>
@@ -15054,7 +17810,7 @@
                     </pic:cNvPicPr>
                   </pic:nvPicPr>
                   <pic:blipFill>
-                    <a:blip r:embed="rId70"/>
+                    <a:blip r:embed="rId83"/>
                     <a:stretch>
                       <a:fillRect/>
                     </a:stretch>
@@ -15147,7 +17903,7 @@
                     </pic:cNvPicPr>
                   </pic:nvPicPr>
                   <pic:blipFill>
-                    <a:blip r:embed="rId71"/>
+                    <a:blip r:embed="rId84"/>
                     <a:stretch>
                       <a:fillRect/>
                     </a:stretch>
@@ -15281,7 +18037,7 @@
                     </pic:cNvPicPr>
                   </pic:nvPicPr>
                   <pic:blipFill>
-                    <a:blip r:embed="rId72"/>
+                    <a:blip r:embed="rId85"/>
                     <a:stretch>
                       <a:fillRect/>
                     </a:stretch>
@@ -15456,7 +18212,7 @@
                     </pic:cNvPicPr>
                   </pic:nvPicPr>
                   <pic:blipFill>
-                    <a:blip r:embed="rId73"/>
+                    <a:blip r:embed="rId86"/>
                     <a:stretch>
                       <a:fillRect/>
                     </a:stretch>
@@ -15895,7 +18651,7 @@
                     </pic:cNvPicPr>
                   </pic:nvPicPr>
                   <pic:blipFill>
-                    <a:blip r:embed="rId74"/>
+                    <a:blip r:embed="rId87"/>
                     <a:stretch>
                       <a:fillRect/>
                     </a:stretch>
@@ -17063,7 +19819,7 @@
                     </pic:cNvPicPr>
                   </pic:nvPicPr>
                   <pic:blipFill>
-                    <a:blip r:embed="rId75"/>
+                    <a:blip r:embed="rId88"/>
                     <a:stretch>
                       <a:fillRect/>
                     </a:stretch>
@@ -17473,7 +20229,7 @@
                     </pic:cNvPicPr>
                   </pic:nvPicPr>
                   <pic:blipFill>
-                    <a:blip r:embed="rId76"/>
+                    <a:blip r:embed="rId89"/>
                     <a:stretch>
                       <a:fillRect/>
                     </a:stretch>
@@ -17761,7 +20517,7 @@
                     </pic:cNvPicPr>
                   </pic:nvPicPr>
                   <pic:blipFill>
-                    <a:blip r:embed="rId77"/>
+                    <a:blip r:embed="rId90"/>
                     <a:stretch>
                       <a:fillRect/>
                     </a:stretch>
@@ -18973,7 +21729,7 @@
                     </pic:cNvPicPr>
                   </pic:nvPicPr>
                   <pic:blipFill>
-                    <a:blip r:embed="rId78"/>
+                    <a:blip r:embed="rId91"/>
                     <a:stretch>
                       <a:fillRect/>
                     </a:stretch>
@@ -19360,7 +22116,7 @@
                     </pic:cNvPicPr>
                   </pic:nvPicPr>
                   <pic:blipFill>
-                    <a:blip r:embed="rId79"/>
+                    <a:blip r:embed="rId92"/>
                     <a:stretch>
                       <a:fillRect/>
                     </a:stretch>
@@ -19495,7 +22251,7 @@
                     </pic:cNvPicPr>
                   </pic:nvPicPr>
                   <pic:blipFill>
-                    <a:blip r:embed="rId80"/>
+                    <a:blip r:embed="rId93"/>
                     <a:stretch>
                       <a:fillRect/>
                     </a:stretch>
@@ -19666,7 +22422,7 @@
                     </pic:cNvPicPr>
                   </pic:nvPicPr>
                   <pic:blipFill>
-                    <a:blip r:embed="rId81"/>
+                    <a:blip r:embed="rId94"/>
                     <a:stretch>
                       <a:fillRect/>
                     </a:stretch>
@@ -19969,7 +22725,7 @@
                     </pic:cNvPicPr>
                   </pic:nvPicPr>
                   <pic:blipFill>
-                    <a:blip r:embed="rId82"/>
+                    <a:blip r:embed="rId95"/>
                     <a:stretch>
                       <a:fillRect/>
                     </a:stretch>
@@ -20779,7 +23535,7 @@
                     </pic:cNvPicPr>
                   </pic:nvPicPr>
                   <pic:blipFill>
-                    <a:blip r:embed="rId83"/>
+                    <a:blip r:embed="rId96"/>
                     <a:stretch>
                       <a:fillRect/>
                     </a:stretch>
@@ -20879,7 +23635,7 @@
                     </pic:cNvPicPr>
                   </pic:nvPicPr>
                   <pic:blipFill>
-                    <a:blip r:embed="rId84"/>
+                    <a:blip r:embed="rId97"/>
                     <a:stretch>
                       <a:fillRect/>
                     </a:stretch>
@@ -21012,7 +23768,7 @@
                     </pic:cNvPicPr>
                   </pic:nvPicPr>
                   <pic:blipFill>
-                    <a:blip r:embed="rId85"/>
+                    <a:blip r:embed="rId98"/>
                     <a:stretch>
                       <a:fillRect/>
                     </a:stretch>
@@ -21258,7 +24014,7 @@
                     </pic:cNvPicPr>
                   </pic:nvPicPr>
                   <pic:blipFill>
-                    <a:blip r:embed="rId86"/>
+                    <a:blip r:embed="rId99"/>
                     <a:stretch>
                       <a:fillRect/>
                     </a:stretch>
@@ -21452,7 +24208,7 @@
                     </pic:cNvPicPr>
                   </pic:nvPicPr>
                   <pic:blipFill>
-                    <a:blip r:embed="rId87"/>
+                    <a:blip r:embed="rId100"/>
                     <a:stretch>
                       <a:fillRect/>
                     </a:stretch>
@@ -21570,7 +24326,7 @@
                     </pic:cNvPicPr>
                   </pic:nvPicPr>
                   <pic:blipFill>
-                    <a:blip r:embed="rId88"/>
+                    <a:blip r:embed="rId101"/>
                     <a:stretch>
                       <a:fillRect/>
                     </a:stretch>
@@ -21665,7 +24421,7 @@
                     </pic:cNvPicPr>
                   </pic:nvPicPr>
                   <pic:blipFill>
-                    <a:blip r:embed="rId89"/>
+                    <a:blip r:embed="rId102"/>
                     <a:stretch>
                       <a:fillRect/>
                     </a:stretch>
@@ -21749,7 +24505,7 @@
                     </pic:cNvPicPr>
                   </pic:nvPicPr>
                   <pic:blipFill>
-                    <a:blip r:embed="rId90"/>
+                    <a:blip r:embed="rId103"/>
                     <a:stretch>
                       <a:fillRect/>
                     </a:stretch>
@@ -22243,7 +24999,7 @@
                     </pic:cNvPicPr>
                   </pic:nvPicPr>
                   <pic:blipFill>
-                    <a:blip r:embed="rId91"/>
+                    <a:blip r:embed="rId104"/>
                     <a:stretch>
                       <a:fillRect/>
                     </a:stretch>
@@ -22360,7 +25116,7 @@
                     </pic:cNvPicPr>
                   </pic:nvPicPr>
                   <pic:blipFill>
-                    <a:blip r:embed="rId92"/>
+                    <a:blip r:embed="rId105"/>
                     <a:stretch>
                       <a:fillRect/>
                     </a:stretch>
@@ -22500,7 +25256,7 @@
                     </pic:cNvPicPr>
                   </pic:nvPicPr>
                   <pic:blipFill>
-                    <a:blip r:embed="rId93"/>
+                    <a:blip r:embed="rId106"/>
                     <a:stretch>
                       <a:fillRect/>
                     </a:stretch>
@@ -22617,7 +25373,7 @@
                     </pic:cNvPicPr>
                   </pic:nvPicPr>
                   <pic:blipFill>
-                    <a:blip r:embed="rId94"/>
+                    <a:blip r:embed="rId107"/>
                     <a:stretch>
                       <a:fillRect/>
                     </a:stretch>
@@ -23303,7 +26059,7 @@
                     </pic:cNvPicPr>
                   </pic:nvPicPr>
                   <pic:blipFill>
-                    <a:blip r:embed="rId95"/>
+                    <a:blip r:embed="rId108"/>
                     <a:stretch>
                       <a:fillRect/>
                     </a:stretch>
@@ -23549,7 +26305,7 @@
                     </pic:cNvPicPr>
                   </pic:nvPicPr>
                   <pic:blipFill>
-                    <a:blip r:embed="rId96"/>
+                    <a:blip r:embed="rId109"/>
                     <a:stretch>
                       <a:fillRect/>
                     </a:stretch>
@@ -23784,7 +26540,7 @@
                     </pic:cNvPicPr>
                   </pic:nvPicPr>
                   <pic:blipFill>
-                    <a:blip r:embed="rId97"/>
+                    <a:blip r:embed="rId110"/>
                     <a:stretch>
                       <a:fillRect/>
                     </a:stretch>
@@ -24081,7 +26837,7 @@
                     </pic:cNvPicPr>
                   </pic:nvPicPr>
                   <pic:blipFill>
-                    <a:blip r:embed="rId98"/>
+                    <a:blip r:embed="rId111"/>
                     <a:stretch>
                       <a:fillRect/>
                     </a:stretch>
@@ -24203,7 +26959,7 @@
                     </pic:cNvPicPr>
                   </pic:nvPicPr>
                   <pic:blipFill>
-                    <a:blip r:embed="rId99"/>
+                    <a:blip r:embed="rId112"/>
                     <a:stretch>
                       <a:fillRect/>
                     </a:stretch>
@@ -24555,7 +27311,7 @@
                     </pic:cNvPicPr>
                   </pic:nvPicPr>
                   <pic:blipFill>
-                    <a:blip r:embed="rId100"/>
+                    <a:blip r:embed="rId113"/>
                     <a:stretch>
                       <a:fillRect/>
                     </a:stretch>
@@ -24727,7 +27483,7 @@
                     </pic:cNvPicPr>
                   </pic:nvPicPr>
                   <pic:blipFill>
-                    <a:blip r:embed="rId101"/>
+                    <a:blip r:embed="rId114"/>
                     <a:stretch>
                       <a:fillRect/>
                     </a:stretch>
@@ -24921,7 +27677,7 @@
                     </pic:cNvPicPr>
                   </pic:nvPicPr>
                   <pic:blipFill>
-                    <a:blip r:embed="rId102"/>
+                    <a:blip r:embed="rId115"/>
                     <a:stretch>
                       <a:fillRect/>
                     </a:stretch>
@@ -25168,7 +27924,7 @@
                     </pic:cNvPicPr>
                   </pic:nvPicPr>
                   <pic:blipFill>
-                    <a:blip r:embed="rId103"/>
+                    <a:blip r:embed="rId116"/>
                     <a:stretch>
                       <a:fillRect/>
                     </a:stretch>
@@ -25476,7 +28232,7 @@
                     </pic:cNvPicPr>
                   </pic:nvPicPr>
                   <pic:blipFill>
-                    <a:blip r:embed="rId104"/>
+                    <a:blip r:embed="rId117"/>
                     <a:stretch>
                       <a:fillRect/>
                     </a:stretch>
@@ -25564,7 +28320,7 @@
                     </pic:cNvPicPr>
                   </pic:nvPicPr>
                   <pic:blipFill>
-                    <a:blip r:embed="rId105"/>
+                    <a:blip r:embed="rId118"/>
                     <a:stretch>
                       <a:fillRect/>
                     </a:stretch>
@@ -25761,7 +28517,7 @@
                     </pic:cNvPicPr>
                   </pic:nvPicPr>
                   <pic:blipFill>
-                    <a:blip r:embed="rId106"/>
+                    <a:blip r:embed="rId119"/>
                     <a:stretch>
                       <a:fillRect/>
                     </a:stretch>
@@ -25946,7 +28702,7 @@
                     </pic:cNvPicPr>
                   </pic:nvPicPr>
                   <pic:blipFill>
-                    <a:blip r:embed="rId107"/>
+                    <a:blip r:embed="rId120"/>
                     <a:stretch>
                       <a:fillRect/>
                     </a:stretch>
@@ -26015,7 +28771,7 @@
                     </pic:cNvPicPr>
                   </pic:nvPicPr>
                   <pic:blipFill>
-                    <a:blip r:embed="rId108"/>
+                    <a:blip r:embed="rId121"/>
                     <a:stretch>
                       <a:fillRect/>
                     </a:stretch>
@@ -26166,7 +28922,7 @@
                     </pic:cNvPicPr>
                   </pic:nvPicPr>
                   <pic:blipFill>
-                    <a:blip r:embed="rId109"/>
+                    <a:blip r:embed="rId122"/>
                     <a:stretch>
                       <a:fillRect/>
                     </a:stretch>
@@ -26339,7 +29095,7 @@
                     </pic:cNvPicPr>
                   </pic:nvPicPr>
                   <pic:blipFill>
-                    <a:blip r:embed="rId110"/>
+                    <a:blip r:embed="rId123"/>
                     <a:stretch>
                       <a:fillRect/>
                     </a:stretch>
@@ -27695,7 +30451,7 @@
                     </pic:cNvPicPr>
                   </pic:nvPicPr>
                   <pic:blipFill>
-                    <a:blip r:embed="rId111"/>
+                    <a:blip r:embed="rId124"/>
                     <a:stretch>
                       <a:fillRect/>
                     </a:stretch>
@@ -27930,7 +30686,7 @@
                     </pic:cNvPicPr>
                   </pic:nvPicPr>
                   <pic:blipFill>
-                    <a:blip r:embed="rId112"/>
+                    <a:blip r:embed="rId125"/>
                     <a:stretch>
                       <a:fillRect/>
                     </a:stretch>
@@ -28036,7 +30792,7 @@
                     </pic:cNvPicPr>
                   </pic:nvPicPr>
                   <pic:blipFill>
-                    <a:blip r:embed="rId113"/>
+                    <a:blip r:embed="rId126"/>
                     <a:stretch>
                       <a:fillRect/>
                     </a:stretch>
@@ -28120,7 +30876,7 @@
                     </pic:cNvPicPr>
                   </pic:nvPicPr>
                   <pic:blipFill>
-                    <a:blip r:embed="rId114"/>
+                    <a:blip r:embed="rId127"/>
                     <a:stretch>
                       <a:fillRect/>
                     </a:stretch>
@@ -28204,7 +30960,7 @@
                     </pic:cNvPicPr>
                   </pic:nvPicPr>
                   <pic:blipFill>
-                    <a:blip r:embed="rId115"/>
+                    <a:blip r:embed="rId128"/>
                     <a:stretch>
                       <a:fillRect/>
                     </a:stretch>
@@ -28853,7 +31609,7 @@
                     </pic:cNvPicPr>
                   </pic:nvPicPr>
                   <pic:blipFill>
-                    <a:blip r:embed="rId116"/>
+                    <a:blip r:embed="rId129"/>
                     <a:stretch>
                       <a:fillRect/>
                     </a:stretch>
@@ -28974,7 +31730,7 @@
                     </pic:cNvPicPr>
                   </pic:nvPicPr>
                   <pic:blipFill>
-                    <a:blip r:embed="rId117"/>
+                    <a:blip r:embed="rId130"/>
                     <a:stretch>
                       <a:fillRect/>
                     </a:stretch>
@@ -29251,7 +32007,7 @@
                     </pic:cNvPicPr>
                   </pic:nvPicPr>
                   <pic:blipFill>
-                    <a:blip r:embed="rId118"/>
+                    <a:blip r:embed="rId131"/>
                     <a:stretch>
                       <a:fillRect/>
                     </a:stretch>
@@ -29317,7 +32073,7 @@
                     </pic:cNvPicPr>
                   </pic:nvPicPr>
                   <pic:blipFill>
-                    <a:blip r:embed="rId119"/>
+                    <a:blip r:embed="rId132"/>
                     <a:stretch>
                       <a:fillRect/>
                     </a:stretch>
@@ -29429,6 +32185,7 @@
         <w:keepLines w:val="0"/>
         <w:widowControl/>
         <w:numPr>
+          <w:ilvl w:val="0"/>
           <w:numId w:val="0"/>
         </w:numPr>
         <w:suppressLineNumbers w:val="0"/>
@@ -29619,6 +32376,9 @@
         <w:br w:type="textWrapping"/>
       </w:r>
       <w:r>
+        <w:rPr>
+          <w:rFonts w:hint="default" w:ascii="Bodoni MT" w:hAnsi="Bodoni MT" w:cs="Bodoni MT"/>
+        </w:rPr>
         <w:drawing>
           <wp:inline distT="0" distB="0" distL="114300" distR="114300">
             <wp:extent cx="4998085" cy="1010285"/>
@@ -29637,7 +32397,7 @@
                     </pic:cNvPicPr>
                   </pic:nvPicPr>
                   <pic:blipFill>
-                    <a:blip r:embed="rId120"/>
+                    <a:blip r:embed="rId133"/>
                     <a:stretch>
                       <a:fillRect/>
                     </a:stretch>
@@ -29724,6 +32484,9 @@
         <w:br w:type="textWrapping"/>
       </w:r>
       <w:r>
+        <w:rPr>
+          <w:rFonts w:hint="default" w:ascii="Bodoni MT" w:hAnsi="Bodoni MT" w:cs="Bodoni MT"/>
+        </w:rPr>
         <w:drawing>
           <wp:inline distT="0" distB="0" distL="114300" distR="114300">
             <wp:extent cx="5117465" cy="2282825"/>
@@ -29742,7 +32505,7 @@
                     </pic:cNvPicPr>
                   </pic:nvPicPr>
                   <pic:blipFill>
-                    <a:blip r:embed="rId121"/>
+                    <a:blip r:embed="rId134"/>
                     <a:stretch>
                       <a:fillRect/>
                     </a:stretch>
@@ -29809,6 +32572,9 @@
         <w:br w:type="textWrapping"/>
       </w:r>
       <w:r>
+        <w:rPr>
+          <w:rFonts w:hint="default" w:ascii="Bodoni MT" w:hAnsi="Bodoni MT" w:cs="Bodoni MT"/>
+        </w:rPr>
         <w:drawing>
           <wp:inline distT="0" distB="0" distL="114300" distR="114300">
             <wp:extent cx="5367020" cy="1022985"/>
@@ -29827,7 +32593,7 @@
                     </pic:cNvPicPr>
                   </pic:nvPicPr>
                   <pic:blipFill>
-                    <a:blip r:embed="rId122"/>
+                    <a:blip r:embed="rId135"/>
                     <a:stretch>
                       <a:fillRect/>
                     </a:stretch>
@@ -29873,14 +32639,14 @@
       </w:pPr>
       <w:r>
         <w:rPr>
-          <w:rFonts w:hint="default" w:ascii="Bodoni MT"/>
+          <w:rFonts w:hint="default" w:ascii="Bodoni MT" w:hAnsi="Bodoni MT" w:cs="Bodoni MT"/>
           <w:lang w:val="en-IN"/>
         </w:rPr>
         <w:t xml:space="preserve">Here, </w:t>
       </w:r>
       <w:r>
         <w:rPr>
-          <w:rFonts w:hint="default" w:ascii="Bodoni MT"/>
+          <w:rFonts w:hint="default" w:ascii="Bodoni MT" w:hAnsi="Bodoni MT" w:cs="Bodoni MT"/>
           <w:b/>
           <w:bCs/>
           <w:lang w:val="en-IN"/>
@@ -29889,7 +32655,7 @@
       </w:r>
       <w:r>
         <w:rPr>
-          <w:rFonts w:hint="default" w:ascii="Bodoni MT"/>
+          <w:rFonts w:hint="default" w:ascii="Bodoni MT" w:hAnsi="Bodoni MT" w:cs="Bodoni MT"/>
           <w:b w:val="0"/>
           <w:bCs w:val="0"/>
           <w:lang w:val="en-IN"/>
@@ -29898,7 +32664,7 @@
       </w:r>
       <w:r>
         <w:rPr>
-          <w:rFonts w:hint="default" w:ascii="Bodoni MT"/>
+          <w:rFonts w:hint="default" w:ascii="Bodoni MT" w:hAnsi="Bodoni MT" w:cs="Bodoni MT"/>
           <w:b w:val="0"/>
           <w:bCs w:val="0"/>
           <w:lang w:val="en-IN"/>
@@ -29906,6 +32672,9 @@
         <w:br w:type="textWrapping"/>
       </w:r>
       <w:r>
+        <w:rPr>
+          <w:rFonts w:hint="default" w:ascii="Bodoni MT" w:hAnsi="Bodoni MT" w:cs="Bodoni MT"/>
+        </w:rPr>
         <w:drawing>
           <wp:inline distT="0" distB="0" distL="114300" distR="114300">
             <wp:extent cx="5165725" cy="2338070"/>
@@ -29924,7 +32693,7 @@
                     </pic:cNvPicPr>
                   </pic:nvPicPr>
                   <pic:blipFill>
-                    <a:blip r:embed="rId123"/>
+                    <a:blip r:embed="rId136"/>
                     <a:stretch>
                       <a:fillRect/>
                     </a:stretch>
@@ -29970,14 +32739,14 @@
       </w:pPr>
       <w:r>
         <w:rPr>
-          <w:rFonts w:hint="default" w:ascii="Bodoni MT"/>
+          <w:rFonts w:hint="default" w:ascii="Bodoni MT" w:hAnsi="Bodoni MT" w:cs="Bodoni MT"/>
           <w:lang w:val="en-IN"/>
         </w:rPr>
         <w:t xml:space="preserve">These 2 has the main difference is, </w:t>
       </w:r>
       <w:r>
         <w:rPr>
-          <w:rFonts w:hint="default" w:ascii="Bodoni MT"/>
+          <w:rFonts w:hint="default" w:ascii="Bodoni MT" w:hAnsi="Bodoni MT" w:cs="Bodoni MT"/>
           <w:b/>
           <w:bCs/>
           <w:lang w:val="en-IN"/>
@@ -29986,7 +32755,7 @@
       </w:r>
       <w:r>
         <w:rPr>
-          <w:rFonts w:hint="default" w:ascii="Bodoni MT"/>
+          <w:rFonts w:hint="default" w:ascii="Bodoni MT" w:hAnsi="Bodoni MT" w:cs="Bodoni MT"/>
           <w:b w:val="0"/>
           <w:bCs w:val="0"/>
           <w:lang w:val="en-IN"/>
@@ -29995,7 +32764,7 @@
       </w:r>
       <w:r>
         <w:rPr>
-          <w:rFonts w:hint="default" w:ascii="Bodoni MT"/>
+          <w:rFonts w:hint="default" w:ascii="Bodoni MT" w:hAnsi="Bodoni MT" w:cs="Bodoni MT"/>
           <w:b/>
           <w:bCs/>
           <w:lang w:val="en-IN"/>
@@ -30004,7 +32773,7 @@
       </w:r>
       <w:r>
         <w:rPr>
-          <w:rFonts w:hint="default" w:ascii="Bodoni MT"/>
+          <w:rFonts w:hint="default" w:ascii="Bodoni MT" w:hAnsi="Bodoni MT" w:cs="Bodoni MT"/>
           <w:b w:val="0"/>
           <w:bCs w:val="0"/>
           <w:lang w:val="en-IN"/>
@@ -30033,7 +32802,7 @@
       </w:pPr>
       <w:r>
         <w:rPr>
-          <w:rFonts w:hint="default" w:ascii="Bodoni MT"/>
+          <w:rFonts w:hint="default" w:ascii="Bodoni MT" w:hAnsi="Bodoni MT" w:cs="Bodoni MT"/>
           <w:b w:val="0"/>
           <w:bCs w:val="0"/>
           <w:lang w:val="en-IN"/>
@@ -30042,7 +32811,7 @@
       </w:r>
       <w:r>
         <w:rPr>
-          <w:rFonts w:hint="default" w:ascii="Bodoni MT"/>
+          <w:rFonts w:hint="default" w:ascii="Bodoni MT" w:hAnsi="Bodoni MT" w:cs="Bodoni MT"/>
           <w:b/>
           <w:bCs/>
           <w:lang w:val="en-IN"/>
@@ -30051,7 +32820,7 @@
       </w:r>
       <w:r>
         <w:rPr>
-          <w:rFonts w:hint="default" w:ascii="Bodoni MT"/>
+          <w:rFonts w:hint="default" w:ascii="Bodoni MT" w:hAnsi="Bodoni MT" w:cs="Bodoni MT"/>
           <w:b w:val="0"/>
           <w:bCs w:val="0"/>
           <w:lang w:val="en-IN"/>
@@ -30060,7 +32829,7 @@
       </w:r>
       <w:r>
         <w:rPr>
-          <w:rFonts w:hint="default" w:ascii="Bodoni MT"/>
+          <w:rFonts w:hint="default" w:ascii="Bodoni MT" w:hAnsi="Bodoni MT" w:cs="Bodoni MT"/>
           <w:b/>
           <w:bCs/>
           <w:lang w:val="en-IN"/>
@@ -30069,7 +32838,7 @@
       </w:r>
       <w:r>
         <w:rPr>
-          <w:rFonts w:hint="default" w:ascii="Bodoni MT"/>
+          <w:rFonts w:hint="default" w:ascii="Bodoni MT" w:hAnsi="Bodoni MT" w:cs="Bodoni MT"/>
           <w:b w:val="0"/>
           <w:bCs w:val="0"/>
           <w:lang w:val="en-IN"/>
@@ -30078,7 +32847,7 @@
       </w:r>
       <w:r>
         <w:rPr>
-          <w:rFonts w:hint="default" w:ascii="Bodoni MT"/>
+          <w:rFonts w:hint="default" w:ascii="Bodoni MT" w:hAnsi="Bodoni MT" w:cs="Bodoni MT"/>
           <w:b/>
           <w:bCs/>
           <w:lang w:val="en-IN"/>
@@ -30087,7 +32856,7 @@
       </w:r>
       <w:r>
         <w:rPr>
-          <w:rFonts w:hint="default" w:ascii="Bodoni MT"/>
+          <w:rFonts w:hint="default" w:ascii="Bodoni MT" w:hAnsi="Bodoni MT" w:cs="Bodoni MT"/>
           <w:b w:val="0"/>
           <w:bCs w:val="0"/>
           <w:lang w:val="en-IN"/>
@@ -30096,7 +32865,7 @@
       </w:r>
       <w:r>
         <w:rPr>
-          <w:rFonts w:hint="default" w:ascii="Bodoni MT"/>
+          <w:rFonts w:hint="default" w:ascii="Bodoni MT" w:hAnsi="Bodoni MT" w:cs="Bodoni MT"/>
           <w:b/>
           <w:bCs/>
           <w:lang w:val="en-IN"/>
@@ -30105,7 +32874,7 @@
       </w:r>
       <w:r>
         <w:rPr>
-          <w:rFonts w:hint="default" w:ascii="Bodoni MT"/>
+          <w:rFonts w:hint="default" w:ascii="Bodoni MT" w:hAnsi="Bodoni MT" w:cs="Bodoni MT"/>
           <w:b w:val="0"/>
           <w:bCs w:val="0"/>
           <w:lang w:val="en-IN"/>
@@ -30135,7 +32904,7 @@
       </w:pPr>
       <w:r>
         <w:rPr>
-          <w:rFonts w:hint="default" w:ascii="Bodoni MT"/>
+          <w:rFonts w:hint="default" w:ascii="Bodoni MT" w:hAnsi="Bodoni MT" w:cs="Bodoni MT"/>
           <w:b w:val="0"/>
           <w:bCs w:val="0"/>
           <w:color w:val="7030A0"/>
@@ -30145,7 +32914,7 @@
       </w:r>
       <w:r>
         <w:rPr>
-          <w:rFonts w:hint="default" w:ascii="Bodoni MT"/>
+          <w:rFonts w:hint="default" w:ascii="Bodoni MT" w:hAnsi="Bodoni MT" w:cs="Bodoni MT"/>
           <w:b w:val="0"/>
           <w:bCs w:val="0"/>
           <w:i/>
@@ -30157,7 +32926,7 @@
       </w:r>
       <w:r>
         <w:rPr>
-          <w:rFonts w:hint="default" w:ascii="Bodoni MT"/>
+          <w:rFonts w:hint="default" w:ascii="Bodoni MT" w:hAnsi="Bodoni MT" w:cs="Bodoni MT"/>
           <w:b w:val="0"/>
           <w:bCs w:val="0"/>
           <w:i w:val="0"/>
@@ -30169,7 +32938,7 @@
       </w:r>
       <w:r>
         <w:rPr>
-          <w:rFonts w:hint="default" w:ascii="Bodoni MT"/>
+          <w:rFonts w:hint="default" w:ascii="Bodoni MT" w:hAnsi="Bodoni MT" w:cs="Bodoni MT"/>
           <w:b/>
           <w:bCs/>
           <w:i w:val="0"/>
@@ -30181,7 +32950,7 @@
       </w:r>
       <w:r>
         <w:rPr>
-          <w:rFonts w:hint="default" w:ascii="Bodoni MT"/>
+          <w:rFonts w:hint="default" w:ascii="Bodoni MT" w:hAnsi="Bodoni MT" w:cs="Bodoni MT"/>
           <w:b w:val="0"/>
           <w:bCs w:val="0"/>
           <w:i w:val="0"/>
@@ -30244,7 +33013,7 @@
       </w:pPr>
       <w:r>
         <w:rPr>
-          <w:rFonts w:ascii="SimSun" w:hAnsi="SimSun" w:eastAsia="SimSun" w:cs="SimSun"/>
+          <w:rFonts w:hint="default" w:ascii="Bodoni MT" w:hAnsi="Bodoni MT" w:eastAsia="SimSun" w:cs="Bodoni MT"/>
           <w:sz w:val="24"/>
           <w:szCs w:val="24"/>
         </w:rPr>
@@ -30266,7 +33035,7 @@
                     </pic:cNvPicPr>
                   </pic:nvPicPr>
                   <pic:blipFill>
-                    <a:blip r:embed="rId124"/>
+                    <a:blip r:embed="rId137"/>
                     <a:srcRect l="1707" t="2581" r="2092" b="1388"/>
                     <a:stretch>
                       <a:fillRect/>
@@ -30378,8 +33147,6 @@
         </w:rPr>
         <w:t>F</w:t>
       </w:r>
-      <w:bookmarkStart w:id="0" w:name="_GoBack"/>
-      <w:bookmarkEnd w:id="0"/>
     </w:p>
     <w:p>
       <w:pPr>

--- a/docs (springboot)/module9_AI.docx
+++ b/docs (springboot)/module9_AI.docx
@@ -915,7 +915,6 @@
         <w:jc w:val="left"/>
         <w:rPr>
           <w:rFonts w:hint="default" w:ascii="Bodoni MT" w:hAnsi="Bodoni MT" w:eastAsia="等线" w:cs="Bodoni MT"/>
-          <w:color w:val="C00000"/>
           <w:sz w:val="22"/>
           <w:szCs w:val="22"/>
         </w:rPr>
@@ -974,26 +973,6 @@
         </w:rPr>
         <w:t>without this, Spring AI doesn’t know OpenAI exists.</w:t>
       </w:r>
-    </w:p>
-    <w:p>
-      <w:pPr>
-        <w:keepNext w:val="0"/>
-        <w:keepLines w:val="0"/>
-        <w:widowControl/>
-        <w:numPr>
-          <w:ilvl w:val="1"/>
-          <w:numId w:val="11"/>
-        </w:numPr>
-        <w:suppressLineNumbers w:val="0"/>
-        <w:spacing w:before="0" w:beforeAutospacing="0" w:after="0" w:afterAutospacing="0" w:line="360" w:lineRule="auto"/>
-        <w:ind w:left="840" w:leftChars="0" w:right="0" w:hanging="420" w:firstLineChars="0"/>
-        <w:jc w:val="left"/>
-        <w:rPr>
-          <w:rFonts w:hint="default" w:ascii="Bodoni MT" w:hAnsi="Bodoni MT" w:eastAsia="等线" w:cs="Bodoni MT"/>
-          <w:sz w:val="22"/>
-          <w:szCs w:val="22"/>
-        </w:rPr>
-      </w:pPr>
     </w:p>
     <w:p>
       <w:pPr>
@@ -1867,8 +1846,8 @@
         </w:rPr>
         <w:drawing>
           <wp:inline distT="0" distB="0" distL="114300" distR="114300">
-            <wp:extent cx="5411470" cy="303530"/>
-            <wp:effectExtent l="0" t="0" r="11430" b="1270"/>
+            <wp:extent cx="4761230" cy="267335"/>
+            <wp:effectExtent l="0" t="0" r="1270" b="12065"/>
             <wp:docPr id="2" name="Picture 2"/>
             <wp:cNvGraphicFramePr>
               <a:graphicFrameLocks xmlns:a="http://schemas.openxmlformats.org/drawingml/2006/main" noChangeAspect="1"/>
@@ -1891,7 +1870,7 @@
                   <pic:spPr>
                     <a:xfrm>
                       <a:off x="0" y="0"/>
-                      <a:ext cx="5411470" cy="303530"/>
+                      <a:ext cx="4761230" cy="267335"/>
                     </a:xfrm>
                     <a:prstGeom prst="rect">
                       <a:avLst/>
@@ -6859,8 +6838,6 @@
           <w:szCs w:val="22"/>
         </w:rPr>
       </w:pPr>
-      <w:bookmarkStart w:id="0" w:name="_GoBack"/>
-      <w:bookmarkEnd w:id="0"/>
       <w:r>
         <w:rPr>
           <w:rFonts w:hint="default" w:ascii="Bodoni MT" w:hAnsi="Bodoni MT" w:eastAsia="等线" w:cs="Bodoni MT"/>
@@ -19462,109 +19439,185 @@
         <w:jc w:val="left"/>
         <w:rPr>
           <w:rFonts w:hint="default" w:ascii="Bodoni MT" w:hAnsi="Bodoni MT" w:eastAsia="等线" w:cs="Bodoni MT"/>
-          <w:sz w:val="22"/>
-          <w:szCs w:val="22"/>
-          <w:lang w:val="en-IN"/>
-        </w:rPr>
-      </w:pPr>
-      <w:r>
-        <w:rPr>
-          <w:rFonts w:hint="default" w:ascii="Bodoni MT" w:hAnsi="Bodoni MT" w:eastAsia="等线" w:cs="Bodoni MT"/>
-          <w:sz w:val="22"/>
-          <w:szCs w:val="22"/>
-          <w:lang w:val="en-IN"/>
-        </w:rPr>
-        <w:t>F</w:t>
-      </w:r>
-    </w:p>
-    <w:p>
-      <w:pPr>
-        <w:keepNext w:val="0"/>
-        <w:keepLines w:val="0"/>
-        <w:widowControl/>
-        <w:numPr>
-          <w:ilvl w:val="0"/>
+          <w:color w:val="7030A0"/>
+          <w:sz w:val="22"/>
+          <w:szCs w:val="22"/>
+          <w:lang w:val="en-IN"/>
+        </w:rPr>
+      </w:pPr>
+      <w:r>
+        <w:rPr>
+          <w:rFonts w:hint="default" w:ascii="Bodoni MT" w:hAnsi="Bodoni MT" w:eastAsia="等线" w:cs="Bodoni MT"/>
+          <w:color w:val="7030A0"/>
+          <w:sz w:val="22"/>
+          <w:szCs w:val="22"/>
+          <w:lang w:val="en-IN"/>
+        </w:rPr>
+        <w:t xml:space="preserve">There is one thing </w:t>
+      </w:r>
+      <w:r>
+        <w:rPr>
+          <w:rFonts w:hint="default" w:ascii="Bodoni MT" w:hAnsi="Bodoni MT" w:eastAsia="等线" w:cs="Bodoni MT"/>
+          <w:b/>
+          <w:bCs/>
+          <w:color w:val="C00000"/>
+          <w:sz w:val="22"/>
+          <w:szCs w:val="22"/>
+          <w:lang w:val="en-IN"/>
+        </w:rPr>
+        <w:t>ChatMemory</w:t>
+      </w:r>
+      <w:r>
+        <w:rPr>
+          <w:rFonts w:hint="default" w:ascii="Bodoni MT" w:hAnsi="Bodoni MT" w:eastAsia="等线" w:cs="Bodoni MT"/>
+          <w:b w:val="0"/>
+          <w:bCs w:val="0"/>
+          <w:color w:val="7030A0"/>
+          <w:sz w:val="22"/>
+          <w:szCs w:val="22"/>
+          <w:lang w:val="en-IN"/>
+        </w:rPr>
+        <w:t xml:space="preserve">, who uses this </w:t>
+      </w:r>
+      <w:r>
+        <w:rPr>
+          <w:rFonts w:hint="default" w:ascii="Bodoni MT" w:hAnsi="Bodoni MT" w:eastAsia="等线" w:cs="Bodoni MT"/>
+          <w:b w:val="0"/>
+          <w:bCs w:val="0"/>
+          <w:color w:val="C00000"/>
+          <w:sz w:val="22"/>
+          <w:szCs w:val="22"/>
+          <w:lang w:val="en-IN"/>
+        </w:rPr>
+        <w:t>ChatMemory</w:t>
+      </w:r>
+      <w:r>
+        <w:rPr>
+          <w:rFonts w:hint="default" w:ascii="Bodoni MT" w:hAnsi="Bodoni MT" w:eastAsia="等线" w:cs="Bodoni MT"/>
+          <w:b w:val="0"/>
+          <w:bCs w:val="0"/>
+          <w:color w:val="7030A0"/>
+          <w:sz w:val="22"/>
+          <w:szCs w:val="22"/>
+          <w:lang w:val="en-IN"/>
+        </w:rPr>
+        <w:t>?</w:t>
+      </w:r>
+    </w:p>
+    <w:p>
+      <w:pPr>
+        <w:keepNext w:val="0"/>
+        <w:keepLines w:val="0"/>
+        <w:widowControl/>
+        <w:numPr>
+          <w:ilvl w:val="1"/>
           <w:numId w:val="11"/>
         </w:numPr>
         <w:suppressLineNumbers w:val="0"/>
         <w:spacing w:before="0" w:beforeAutospacing="0" w:after="0" w:afterAutospacing="0" w:line="360" w:lineRule="auto"/>
-        <w:ind w:left="420" w:leftChars="0" w:right="0" w:hanging="420" w:firstLineChars="0"/>
-        <w:jc w:val="left"/>
-        <w:rPr>
-          <w:rFonts w:hint="default" w:ascii="Bodoni MT" w:hAnsi="Bodoni MT" w:eastAsia="等线" w:cs="Bodoni MT"/>
-          <w:sz w:val="22"/>
-          <w:szCs w:val="22"/>
-          <w:lang w:val="en-IN"/>
-        </w:rPr>
-      </w:pPr>
-      <w:r>
-        <w:rPr>
-          <w:rFonts w:hint="default" w:ascii="Bodoni MT" w:hAnsi="Bodoni MT" w:eastAsia="等线" w:cs="Bodoni MT"/>
-          <w:sz w:val="22"/>
-          <w:szCs w:val="22"/>
-          <w:lang w:val="en-IN"/>
-        </w:rPr>
-        <w:t>F</w:t>
-      </w:r>
-    </w:p>
-    <w:p>
-      <w:pPr>
-        <w:keepNext w:val="0"/>
-        <w:keepLines w:val="0"/>
-        <w:widowControl/>
-        <w:numPr>
-          <w:ilvl w:val="0"/>
+        <w:ind w:left="840" w:leftChars="0" w:right="0" w:hanging="420" w:firstLineChars="0"/>
+        <w:jc w:val="left"/>
+        <w:rPr>
+          <w:rFonts w:hint="default" w:ascii="Bodoni MT" w:hAnsi="Bodoni MT" w:eastAsia="等线" w:cs="Bodoni MT"/>
+          <w:color w:val="7030A0"/>
+          <w:sz w:val="22"/>
+          <w:szCs w:val="22"/>
+          <w:lang w:val="en-IN"/>
+        </w:rPr>
+      </w:pPr>
+      <w:r>
+        <w:rPr>
+          <w:rFonts w:hint="default" w:ascii="Bodoni MT" w:hAnsi="Bodoni MT" w:eastAsia="等线" w:cs="Bodoni MT"/>
+          <w:b w:val="0"/>
+          <w:bCs w:val="0"/>
+          <w:color w:val="7030A0"/>
+          <w:sz w:val="22"/>
+          <w:szCs w:val="22"/>
+          <w:lang w:val="en-IN"/>
+        </w:rPr>
+        <w:t xml:space="preserve">Its obvious, someone who wants to memorize the previous chats uses the </w:t>
+      </w:r>
+      <w:r>
+        <w:rPr>
+          <w:rFonts w:hint="default" w:ascii="Bodoni MT" w:hAnsi="Bodoni MT" w:eastAsia="等线" w:cs="Bodoni MT"/>
+          <w:b w:val="0"/>
+          <w:bCs w:val="0"/>
+          <w:color w:val="C00000"/>
+          <w:sz w:val="22"/>
+          <w:szCs w:val="22"/>
+          <w:lang w:val="en-IN"/>
+        </w:rPr>
+        <w:t>ChatMemory</w:t>
+      </w:r>
+      <w:r>
+        <w:rPr>
+          <w:rFonts w:hint="default" w:ascii="Bodoni MT" w:hAnsi="Bodoni MT" w:eastAsia="等线" w:cs="Bodoni MT"/>
+          <w:b w:val="0"/>
+          <w:bCs w:val="0"/>
+          <w:color w:val="7030A0"/>
+          <w:sz w:val="22"/>
+          <w:szCs w:val="22"/>
+          <w:lang w:val="en-IN"/>
+        </w:rPr>
+        <w:t>.</w:t>
+      </w:r>
+    </w:p>
+    <w:p>
+      <w:pPr>
+        <w:keepNext w:val="0"/>
+        <w:keepLines w:val="0"/>
+        <w:widowControl/>
+        <w:numPr>
+          <w:ilvl w:val="1"/>
           <w:numId w:val="11"/>
         </w:numPr>
         <w:suppressLineNumbers w:val="0"/>
         <w:spacing w:before="0" w:beforeAutospacing="0" w:after="0" w:afterAutospacing="0" w:line="360" w:lineRule="auto"/>
-        <w:ind w:left="420" w:leftChars="0" w:right="0" w:hanging="420" w:firstLineChars="0"/>
-        <w:jc w:val="left"/>
-        <w:rPr>
-          <w:rFonts w:hint="default" w:ascii="Bodoni MT" w:hAnsi="Bodoni MT" w:eastAsia="等线" w:cs="Bodoni MT"/>
-          <w:sz w:val="22"/>
-          <w:szCs w:val="22"/>
-          <w:lang w:val="en-IN"/>
-        </w:rPr>
-      </w:pPr>
-      <w:r>
-        <w:rPr>
-          <w:rFonts w:hint="default" w:ascii="Bodoni MT" w:hAnsi="Bodoni MT" w:eastAsia="等线" w:cs="Bodoni MT"/>
-          <w:sz w:val="22"/>
-          <w:szCs w:val="22"/>
-          <w:lang w:val="en-IN"/>
-        </w:rPr>
-        <w:t>F</w:t>
-      </w:r>
-    </w:p>
-    <w:p>
-      <w:pPr>
-        <w:keepNext w:val="0"/>
-        <w:keepLines w:val="0"/>
-        <w:widowControl/>
-        <w:numPr>
-          <w:ilvl w:val="0"/>
-          <w:numId w:val="11"/>
-        </w:numPr>
-        <w:suppressLineNumbers w:val="0"/>
-        <w:spacing w:before="0" w:beforeAutospacing="0" w:after="0" w:afterAutospacing="0" w:line="360" w:lineRule="auto"/>
-        <w:ind w:left="420" w:leftChars="0" w:right="0" w:hanging="420" w:firstLineChars="0"/>
-        <w:jc w:val="left"/>
-        <w:rPr>
-          <w:rFonts w:hint="default" w:ascii="Bodoni MT" w:hAnsi="Bodoni MT" w:eastAsia="等线" w:cs="Bodoni MT"/>
-          <w:sz w:val="22"/>
-          <w:szCs w:val="22"/>
-          <w:lang w:val="en-IN"/>
-        </w:rPr>
-      </w:pPr>
-      <w:r>
-        <w:rPr>
-          <w:rFonts w:hint="default" w:ascii="Bodoni MT" w:hAnsi="Bodoni MT" w:eastAsia="等线" w:cs="Bodoni MT"/>
-          <w:sz w:val="22"/>
-          <w:szCs w:val="22"/>
-          <w:lang w:val="en-IN"/>
-        </w:rPr>
-        <w:t>F</w:t>
+        <w:ind w:left="840" w:leftChars="0" w:right="0" w:hanging="420" w:firstLineChars="0"/>
+        <w:jc w:val="left"/>
+        <w:rPr>
+          <w:rFonts w:hint="default" w:ascii="Bodoni MT" w:hAnsi="Bodoni MT" w:eastAsia="等线" w:cs="Bodoni MT"/>
+          <w:color w:val="7030A0"/>
+          <w:sz w:val="22"/>
+          <w:szCs w:val="22"/>
+          <w:lang w:val="en-IN"/>
+        </w:rPr>
+      </w:pPr>
+      <w:r>
+        <w:rPr>
+          <w:rFonts w:hint="default" w:ascii="Bodoni MT" w:hAnsi="Bodoni MT" w:eastAsia="等线" w:cs="Bodoni MT"/>
+          <w:b w:val="0"/>
+          <w:bCs w:val="0"/>
+          <w:color w:val="7030A0"/>
+          <w:sz w:val="22"/>
+          <w:szCs w:val="22"/>
+          <w:lang w:val="en-IN"/>
+        </w:rPr>
+        <w:t xml:space="preserve">I.e. advisors like </w:t>
+      </w:r>
+      <w:r>
+        <w:rPr>
+          <w:rFonts w:hint="default" w:ascii="Bodoni MT" w:hAnsi="Bodoni MT" w:eastAsia="等线" w:cs="Bodoni MT"/>
+          <w:b/>
+          <w:bCs/>
+          <w:color w:val="C00000"/>
+          <w:sz w:val="22"/>
+          <w:szCs w:val="22"/>
+          <w:lang w:val="en-IN"/>
+        </w:rPr>
+        <w:t xml:space="preserve">MessageChatMemoryAdvisor </w:t>
+      </w:r>
+      <w:r>
+        <w:rPr>
+          <w:rFonts w:hint="default" w:ascii="Bodoni MT" w:hAnsi="Bodoni MT" w:eastAsia="等线" w:cs="Bodoni MT"/>
+          <w:b w:val="0"/>
+          <w:bCs w:val="0"/>
+          <w:color w:val="7030A0"/>
+          <w:sz w:val="22"/>
+          <w:szCs w:val="22"/>
+          <w:lang w:val="en-IN"/>
+        </w:rPr>
+        <w:t>..etc.</w:t>
       </w:r>
     </w:p>
     <w:p>
@@ -24677,6 +24730,113 @@
     </w:p>
     <w:p>
       <w:pPr>
+        <w:rPr>
+          <w:rFonts w:hint="default" w:ascii="Bodoni MT" w:hAnsi="Bodoni MT" w:eastAsia="等线" w:cs="Bodoni MT"/>
+          <w:sz w:val="22"/>
+          <w:szCs w:val="22"/>
+        </w:rPr>
+      </w:pPr>
+      <w:r>
+        <w:rPr>
+          <w:rFonts w:hint="default" w:ascii="Bodoni MT" w:hAnsi="Bodoni MT" w:eastAsia="等线" w:cs="Bodoni MT"/>
+          <w:sz w:val="22"/>
+          <w:szCs w:val="22"/>
+          <w:lang w:val="en-IN"/>
+        </w:rPr>
+        <w:br w:type="page"/>
+      </w:r>
+    </w:p>
+    <w:p>
+      <w:pPr>
+        <w:keepNext w:val="0"/>
+        <w:keepLines w:val="0"/>
+        <w:widowControl/>
+        <w:numPr>
+          <w:ilvl w:val="0"/>
+          <w:numId w:val="11"/>
+        </w:numPr>
+        <w:suppressLineNumbers w:val="0"/>
+        <w:spacing w:before="0" w:beforeAutospacing="0" w:after="0" w:afterAutospacing="0" w:line="360" w:lineRule="auto"/>
+        <w:ind w:left="420" w:leftChars="0" w:right="0" w:hanging="420" w:firstLineChars="0"/>
+        <w:jc w:val="left"/>
+        <w:rPr>
+          <w:rFonts w:hint="default" w:ascii="Bodoni MT" w:hAnsi="Bodoni MT" w:eastAsia="等线" w:cs="Bodoni MT"/>
+          <w:color w:val="002060"/>
+          <w:sz w:val="30"/>
+          <w:szCs w:val="30"/>
+          <w:highlight w:val="lightGray"/>
+          <w:u w:val="single"/>
+        </w:rPr>
+      </w:pPr>
+      <w:r>
+        <w:rPr>
+          <w:rFonts w:hint="default" w:ascii="Bodoni MT" w:hAnsi="Bodoni MT" w:eastAsia="等线" w:cs="Bodoni MT"/>
+          <w:b/>
+          <w:bCs/>
+          <w:color w:val="0070C0"/>
+          <w:sz w:val="30"/>
+          <w:szCs w:val="30"/>
+          <w:highlight w:val="lightGray"/>
+          <w:u w:val="single"/>
+          <w:lang w:val="en-IN"/>
+        </w:rPr>
+        <w:t xml:space="preserve">Advisors </w:t>
+      </w:r>
+      <w:r>
+        <w:rPr>
+          <w:rFonts w:hint="default" w:ascii="Bodoni MT" w:hAnsi="Bodoni MT" w:eastAsia="等线" w:cs="Bodoni MT"/>
+          <w:color w:val="002060"/>
+          <w:sz w:val="30"/>
+          <w:szCs w:val="30"/>
+          <w:highlight w:val="lightGray"/>
+          <w:u w:val="single"/>
+          <w:lang w:val="en-IN"/>
+        </w:rPr>
+        <w:t xml:space="preserve">and usage of </w:t>
+      </w:r>
+      <w:r>
+        <w:rPr>
+          <w:rFonts w:hint="default" w:ascii="Bodoni MT" w:hAnsi="Bodoni MT" w:eastAsia="等线" w:cs="Bodoni MT"/>
+          <w:b/>
+          <w:bCs/>
+          <w:color w:val="C00000"/>
+          <w:sz w:val="30"/>
+          <w:szCs w:val="30"/>
+          <w:highlight w:val="lightGray"/>
+          <w:u w:val="single"/>
+          <w:lang w:val="en-IN"/>
+        </w:rPr>
+        <w:t>ChatMemory</w:t>
+      </w:r>
+      <w:r>
+        <w:rPr>
+          <w:rFonts w:hint="default" w:ascii="Bodoni MT" w:hAnsi="Bodoni MT" w:eastAsia="等线" w:cs="Bodoni MT"/>
+          <w:color w:val="002060"/>
+          <w:sz w:val="30"/>
+          <w:szCs w:val="30"/>
+          <w:highlight w:val="lightGray"/>
+          <w:u w:val="single"/>
+          <w:lang w:val="en-IN"/>
+        </w:rPr>
+        <w:t xml:space="preserve">, </w:t>
+      </w:r>
+      <w:r>
+        <w:rPr>
+          <w:rFonts w:hint="default" w:ascii="Bodoni MT" w:hAnsi="Bodoni MT" w:eastAsia="等线" w:cs="Bodoni MT"/>
+          <w:b/>
+          <w:bCs/>
+          <w:color w:val="C00000"/>
+          <w:sz w:val="30"/>
+          <w:szCs w:val="30"/>
+          <w:highlight w:val="lightGray"/>
+          <w:u w:val="single"/>
+          <w:lang w:val="en-IN"/>
+        </w:rPr>
+        <w:t>VectorStore</w:t>
+      </w:r>
+    </w:p>
+    <w:p>
+      <w:pPr>
         <w:keepNext w:val="0"/>
         <w:keepLines w:val="0"/>
         <w:widowControl/>
@@ -24701,7 +24861,76 @@
           <w:szCs w:val="22"/>
           <w:lang w:val="en-IN"/>
         </w:rPr>
-        <w:t>D</w:t>
+        <w:t xml:space="preserve">There are some advisors, </w:t>
+      </w:r>
+      <w:r>
+        <w:rPr>
+          <w:rFonts w:hint="default" w:ascii="Bodoni MT" w:hAnsi="Bodoni MT" w:eastAsia="等线" w:cs="Bodoni MT"/>
+          <w:b/>
+          <w:bCs/>
+          <w:color w:val="C00000"/>
+          <w:sz w:val="22"/>
+          <w:szCs w:val="22"/>
+          <w:lang w:val="en-IN"/>
+        </w:rPr>
+        <w:t>MessageChatMemoryAdvisor</w:t>
+      </w:r>
+      <w:r>
+        <w:rPr>
+          <w:rFonts w:hint="default" w:ascii="Bodoni MT" w:hAnsi="Bodoni MT" w:eastAsia="等线" w:cs="Bodoni MT"/>
+          <w:b w:val="0"/>
+          <w:bCs w:val="0"/>
+          <w:sz w:val="22"/>
+          <w:szCs w:val="22"/>
+          <w:lang w:val="en-IN"/>
+        </w:rPr>
+        <w:t xml:space="preserve">, </w:t>
+      </w:r>
+      <w:r>
+        <w:rPr>
+          <w:rFonts w:hint="default" w:ascii="Bodoni MT" w:hAnsi="Bodoni MT" w:eastAsia="等线" w:cs="Bodoni MT"/>
+          <w:b/>
+          <w:bCs/>
+          <w:color w:val="C00000"/>
+          <w:sz w:val="22"/>
+          <w:szCs w:val="22"/>
+          <w:lang w:val="en-IN"/>
+        </w:rPr>
+        <w:t>VectorStoreChatMemoryAdvisor</w:t>
+      </w:r>
+      <w:r>
+        <w:rPr>
+          <w:rFonts w:hint="default" w:ascii="Bodoni MT" w:hAnsi="Bodoni MT" w:eastAsia="等线" w:cs="Bodoni MT"/>
+          <w:b w:val="0"/>
+          <w:bCs w:val="0"/>
+          <w:sz w:val="22"/>
+          <w:szCs w:val="22"/>
+          <w:lang w:val="en-IN"/>
+        </w:rPr>
+        <w:t xml:space="preserve">, </w:t>
+      </w:r>
+      <w:r>
+        <w:rPr>
+          <w:rFonts w:hint="default" w:ascii="Bodoni MT" w:hAnsi="Bodoni MT" w:eastAsia="等线" w:cs="Bodoni MT"/>
+          <w:b/>
+          <w:bCs/>
+          <w:color w:val="C00000"/>
+          <w:sz w:val="22"/>
+          <w:szCs w:val="22"/>
+          <w:lang w:val="en-IN"/>
+        </w:rPr>
+        <w:t>QuestionAnswerAdvisor</w:t>
+      </w:r>
+      <w:r>
+        <w:rPr>
+          <w:rFonts w:hint="default" w:ascii="Bodoni MT" w:hAnsi="Bodoni MT" w:eastAsia="等线" w:cs="Bodoni MT"/>
+          <w:b w:val="0"/>
+          <w:bCs w:val="0"/>
+          <w:sz w:val="22"/>
+          <w:szCs w:val="22"/>
+          <w:lang w:val="en-IN"/>
+        </w:rPr>
+        <w:t>.</w:t>
       </w:r>
     </w:p>
     <w:p>
@@ -24726,11 +24955,467 @@
       <w:r>
         <w:rPr>
           <w:rFonts w:hint="default" w:ascii="Bodoni MT" w:hAnsi="Bodoni MT" w:eastAsia="等线" w:cs="Bodoni MT"/>
-          <w:sz w:val="22"/>
-          <w:szCs w:val="22"/>
-          <w:lang w:val="en-IN"/>
-        </w:rPr>
-        <w:t>D</w:t>
+          <w:b/>
+          <w:bCs/>
+          <w:sz w:val="22"/>
+          <w:szCs w:val="22"/>
+          <w:lang w:val="en-IN"/>
+        </w:rPr>
+        <w:t>MessageChatMemoryAdvisor</w:t>
+      </w:r>
+      <w:r>
+        <w:rPr>
+          <w:rFonts w:hint="default" w:ascii="Bodoni MT" w:hAnsi="Bodoni MT" w:eastAsia="等线" w:cs="Bodoni MT"/>
+          <w:b w:val="0"/>
+          <w:bCs w:val="0"/>
+          <w:sz w:val="22"/>
+          <w:szCs w:val="22"/>
+          <w:lang w:val="en-IN"/>
+        </w:rPr>
+        <w:t xml:space="preserve"> take all the previous messages (doesn’t filter based on current prompt), whereas </w:t>
+      </w:r>
+      <w:r>
+        <w:rPr>
+          <w:rFonts w:hint="default" w:ascii="Bodoni MT" w:hAnsi="Bodoni MT" w:eastAsia="等线" w:cs="Bodoni MT"/>
+          <w:b/>
+          <w:bCs/>
+          <w:sz w:val="22"/>
+          <w:szCs w:val="22"/>
+          <w:lang w:val="en-IN"/>
+        </w:rPr>
+        <w:t>VectorStoreChatMemoryAdvisor</w:t>
+      </w:r>
+      <w:r>
+        <w:rPr>
+          <w:rFonts w:hint="default" w:ascii="Bodoni MT" w:hAnsi="Bodoni MT" w:eastAsia="等线" w:cs="Bodoni MT"/>
+          <w:b w:val="0"/>
+          <w:bCs w:val="0"/>
+          <w:sz w:val="22"/>
+          <w:szCs w:val="22"/>
+          <w:lang w:val="en-IN"/>
+        </w:rPr>
+        <w:t xml:space="preserve"> will find relevant messages from the previous, also it store the previous messages as </w:t>
+      </w:r>
+      <w:r>
+        <w:rPr>
+          <w:rFonts w:hint="default" w:ascii="Bodoni MT" w:hAnsi="Bodoni MT" w:eastAsia="等线" w:cs="Bodoni MT"/>
+          <w:b w:val="0"/>
+          <w:bCs w:val="0"/>
+          <w:i/>
+          <w:iCs/>
+          <w:sz w:val="22"/>
+          <w:szCs w:val="22"/>
+          <w:lang w:val="en-IN"/>
+        </w:rPr>
+        <w:t>embeddings</w:t>
+      </w:r>
+      <w:r>
+        <w:rPr>
+          <w:rFonts w:hint="default" w:ascii="Bodoni MT" w:hAnsi="Bodoni MT" w:eastAsia="等线" w:cs="Bodoni MT"/>
+          <w:b w:val="0"/>
+          <w:bCs w:val="0"/>
+          <w:i w:val="0"/>
+          <w:iCs w:val="0"/>
+          <w:sz w:val="22"/>
+          <w:szCs w:val="22"/>
+          <w:lang w:val="en-IN"/>
+        </w:rPr>
+        <w:t>.</w:t>
+      </w:r>
+    </w:p>
+    <w:p>
+      <w:pPr>
+        <w:keepNext w:val="0"/>
+        <w:keepLines w:val="0"/>
+        <w:widowControl/>
+        <w:numPr>
+          <w:ilvl w:val="2"/>
+          <w:numId w:val="11"/>
+        </w:numPr>
+        <w:suppressLineNumbers w:val="0"/>
+        <w:spacing w:before="0" w:beforeAutospacing="0" w:after="0" w:afterAutospacing="0" w:line="360" w:lineRule="auto"/>
+        <w:ind w:left="1260" w:leftChars="0" w:right="0" w:hanging="420" w:firstLineChars="0"/>
+        <w:jc w:val="left"/>
+        <w:rPr>
+          <w:rFonts w:hint="default" w:ascii="Bodoni MT" w:hAnsi="Bodoni MT" w:eastAsia="等线" w:cs="Bodoni MT"/>
+          <w:sz w:val="22"/>
+          <w:szCs w:val="22"/>
+        </w:rPr>
+      </w:pPr>
+      <w:r>
+        <w:rPr>
+          <w:rFonts w:hint="default" w:ascii="Bodoni MT" w:hAnsi="Bodoni MT" w:eastAsia="等线" w:cs="Bodoni MT"/>
+          <w:b w:val="0"/>
+          <w:bCs w:val="0"/>
+          <w:i w:val="0"/>
+          <w:iCs w:val="0"/>
+          <w:color w:val="C00000"/>
+          <w:sz w:val="22"/>
+          <w:szCs w:val="22"/>
+          <w:lang w:val="en-IN"/>
+        </w:rPr>
+        <w:t xml:space="preserve">MessageChatMemoryAdvisor </w:t>
+      </w:r>
+      <w:r>
+        <w:rPr>
+          <w:rFonts w:hint="default" w:ascii="Bodoni MT" w:hAnsi="Bodoni MT" w:eastAsia="等线" w:cs="Bodoni MT"/>
+          <w:b w:val="0"/>
+          <w:bCs w:val="0"/>
+          <w:i w:val="0"/>
+          <w:iCs w:val="0"/>
+          <w:sz w:val="22"/>
+          <w:szCs w:val="22"/>
+          <w:lang w:val="en-IN"/>
+        </w:rPr>
+        <w:t xml:space="preserve">uses </w:t>
+      </w:r>
+      <w:r>
+        <w:rPr>
+          <w:rFonts w:hint="default" w:ascii="Bodoni MT" w:hAnsi="Bodoni MT" w:eastAsia="等线" w:cs="Bodoni MT"/>
+          <w:b w:val="0"/>
+          <w:bCs w:val="0"/>
+          <w:i w:val="0"/>
+          <w:iCs w:val="0"/>
+          <w:color w:val="FF0000"/>
+          <w:sz w:val="22"/>
+          <w:szCs w:val="22"/>
+          <w:lang w:val="en-IN"/>
+        </w:rPr>
+        <w:t>ChatMemory</w:t>
+      </w:r>
+      <w:r>
+        <w:rPr>
+          <w:rFonts w:hint="default" w:ascii="Bodoni MT" w:hAnsi="Bodoni MT" w:eastAsia="等线" w:cs="Bodoni MT"/>
+          <w:b w:val="0"/>
+          <w:bCs w:val="0"/>
+          <w:i w:val="0"/>
+          <w:iCs w:val="0"/>
+          <w:sz w:val="22"/>
+          <w:szCs w:val="22"/>
+          <w:lang w:val="en-IN"/>
+        </w:rPr>
+        <w:t xml:space="preserve">, whereas </w:t>
+      </w:r>
+      <w:r>
+        <w:rPr>
+          <w:rFonts w:hint="default" w:ascii="Bodoni MT" w:hAnsi="Bodoni MT" w:eastAsia="等线" w:cs="Bodoni MT"/>
+          <w:b w:val="0"/>
+          <w:bCs w:val="0"/>
+          <w:i w:val="0"/>
+          <w:iCs w:val="0"/>
+          <w:color w:val="C00000"/>
+          <w:sz w:val="22"/>
+          <w:szCs w:val="22"/>
+          <w:lang w:val="en-IN"/>
+        </w:rPr>
+        <w:t xml:space="preserve">VectorStoreChatMemoryAdvisor </w:t>
+      </w:r>
+      <w:r>
+        <w:rPr>
+          <w:rFonts w:hint="default" w:ascii="Bodoni MT" w:hAnsi="Bodoni MT" w:eastAsia="等线" w:cs="Bodoni MT"/>
+          <w:b w:val="0"/>
+          <w:bCs w:val="0"/>
+          <w:i w:val="0"/>
+          <w:iCs w:val="0"/>
+          <w:sz w:val="22"/>
+          <w:szCs w:val="22"/>
+          <w:lang w:val="en-IN"/>
+        </w:rPr>
+        <w:t xml:space="preserve">uses </w:t>
+      </w:r>
+      <w:r>
+        <w:rPr>
+          <w:rFonts w:hint="default" w:ascii="Bodoni MT" w:hAnsi="Bodoni MT" w:eastAsia="等线" w:cs="Bodoni MT"/>
+          <w:b w:val="0"/>
+          <w:bCs w:val="0"/>
+          <w:i w:val="0"/>
+          <w:iCs w:val="0"/>
+          <w:color w:val="FF0000"/>
+          <w:sz w:val="22"/>
+          <w:szCs w:val="22"/>
+          <w:lang w:val="en-IN"/>
+        </w:rPr>
+        <w:t>VectorStore</w:t>
+      </w:r>
+      <w:r>
+        <w:rPr>
+          <w:rFonts w:hint="default" w:ascii="Bodoni MT" w:hAnsi="Bodoni MT" w:eastAsia="等线" w:cs="Bodoni MT"/>
+          <w:b w:val="0"/>
+          <w:bCs w:val="0"/>
+          <w:i w:val="0"/>
+          <w:iCs w:val="0"/>
+          <w:sz w:val="22"/>
+          <w:szCs w:val="22"/>
+          <w:lang w:val="en-IN"/>
+        </w:rPr>
+        <w:t>.</w:t>
+      </w:r>
+    </w:p>
+    <w:p>
+      <w:pPr>
+        <w:keepNext w:val="0"/>
+        <w:keepLines w:val="0"/>
+        <w:widowControl/>
+        <w:numPr>
+          <w:ilvl w:val="2"/>
+          <w:numId w:val="11"/>
+        </w:numPr>
+        <w:suppressLineNumbers w:val="0"/>
+        <w:spacing w:before="0" w:beforeAutospacing="0" w:after="0" w:afterAutospacing="0" w:line="360" w:lineRule="auto"/>
+        <w:ind w:left="1260" w:leftChars="0" w:right="0" w:hanging="420" w:firstLineChars="0"/>
+        <w:jc w:val="left"/>
+        <w:rPr>
+          <w:rFonts w:hint="default" w:ascii="Bodoni MT" w:hAnsi="Bodoni MT" w:eastAsia="等线" w:cs="Bodoni MT"/>
+          <w:sz w:val="22"/>
+          <w:szCs w:val="22"/>
+        </w:rPr>
+      </w:pPr>
+      <w:r>
+        <w:drawing>
+          <wp:inline distT="0" distB="0" distL="114300" distR="114300">
+            <wp:extent cx="3155950" cy="2393950"/>
+            <wp:effectExtent l="0" t="0" r="0" b="0"/>
+            <wp:docPr id="137" name="Picture 1"/>
+            <wp:cNvGraphicFramePr>
+              <a:graphicFrameLocks xmlns:a="http://schemas.openxmlformats.org/drawingml/2006/main" noChangeAspect="1"/>
+            </wp:cNvGraphicFramePr>
+            <a:graphic xmlns:a="http://schemas.openxmlformats.org/drawingml/2006/main">
+              <a:graphicData uri="http://schemas.openxmlformats.org/drawingml/2006/picture">
+                <pic:pic xmlns:pic="http://schemas.openxmlformats.org/drawingml/2006/picture">
+                  <pic:nvPicPr>
+                    <pic:cNvPr id="137" name="Picture 1"/>
+                    <pic:cNvPicPr>
+                      <a:picLocks noChangeAspect="1"/>
+                    </pic:cNvPicPr>
+                  </pic:nvPicPr>
+                  <pic:blipFill>
+                    <a:blip r:embed="rId104"/>
+                    <a:srcRect l="3356" t="4792" r="3450" b="7083"/>
+                    <a:stretch>
+                      <a:fillRect/>
+                    </a:stretch>
+                  </pic:blipFill>
+                  <pic:spPr>
+                    <a:xfrm>
+                      <a:off x="0" y="0"/>
+                      <a:ext cx="3155950" cy="2393950"/>
+                    </a:xfrm>
+                    <a:prstGeom prst="rect">
+                      <a:avLst/>
+                    </a:prstGeom>
+                    <a:noFill/>
+                    <a:ln>
+                      <a:noFill/>
+                    </a:ln>
+                  </pic:spPr>
+                </pic:pic>
+              </a:graphicData>
+            </a:graphic>
+          </wp:inline>
+        </w:drawing>
+      </w:r>
+    </w:p>
+    <w:p>
+      <w:pPr>
+        <w:keepNext w:val="0"/>
+        <w:keepLines w:val="0"/>
+        <w:widowControl/>
+        <w:numPr>
+          <w:ilvl w:val="2"/>
+          <w:numId w:val="11"/>
+        </w:numPr>
+        <w:suppressLineNumbers w:val="0"/>
+        <w:spacing w:before="0" w:beforeAutospacing="0" w:after="0" w:afterAutospacing="0" w:line="360" w:lineRule="auto"/>
+        <w:ind w:left="1260" w:leftChars="0" w:right="0" w:hanging="420" w:firstLineChars="0"/>
+        <w:jc w:val="left"/>
+        <w:rPr>
+          <w:rFonts w:hint="default" w:ascii="Bodoni MT" w:hAnsi="Bodoni MT" w:eastAsia="等线" w:cs="Bodoni MT"/>
+          <w:sz w:val="22"/>
+          <w:szCs w:val="22"/>
+        </w:rPr>
+      </w:pPr>
+      <w:r>
+        <w:drawing>
+          <wp:inline distT="0" distB="0" distL="114300" distR="114300">
+            <wp:extent cx="3448050" cy="2597150"/>
+            <wp:effectExtent l="0" t="0" r="0" b="0"/>
+            <wp:docPr id="138" name="Picture 2"/>
+            <wp:cNvGraphicFramePr>
+              <a:graphicFrameLocks xmlns:a="http://schemas.openxmlformats.org/drawingml/2006/main" noChangeAspect="1"/>
+            </wp:cNvGraphicFramePr>
+            <a:graphic xmlns:a="http://schemas.openxmlformats.org/drawingml/2006/main">
+              <a:graphicData uri="http://schemas.openxmlformats.org/drawingml/2006/picture">
+                <pic:pic xmlns:pic="http://schemas.openxmlformats.org/drawingml/2006/picture">
+                  <pic:nvPicPr>
+                    <pic:cNvPr id="138" name="Picture 2"/>
+                    <pic:cNvPicPr>
+                      <a:picLocks noChangeAspect="1"/>
+                    </pic:cNvPicPr>
+                  </pic:nvPicPr>
+                  <pic:blipFill>
+                    <a:blip r:embed="rId105"/>
+                    <a:srcRect l="3403" t="4260" r="3745" b="7288"/>
+                    <a:stretch>
+                      <a:fillRect/>
+                    </a:stretch>
+                  </pic:blipFill>
+                  <pic:spPr>
+                    <a:xfrm>
+                      <a:off x="0" y="0"/>
+                      <a:ext cx="3448050" cy="2597150"/>
+                    </a:xfrm>
+                    <a:prstGeom prst="rect">
+                      <a:avLst/>
+                    </a:prstGeom>
+                    <a:noFill/>
+                    <a:ln>
+                      <a:noFill/>
+                    </a:ln>
+                  </pic:spPr>
+                </pic:pic>
+              </a:graphicData>
+            </a:graphic>
+          </wp:inline>
+        </w:drawing>
+      </w:r>
+    </w:p>
+    <w:p>
+      <w:pPr>
+        <w:keepNext w:val="0"/>
+        <w:keepLines w:val="0"/>
+        <w:widowControl/>
+        <w:numPr>
+          <w:ilvl w:val="2"/>
+          <w:numId w:val="11"/>
+        </w:numPr>
+        <w:suppressLineNumbers w:val="0"/>
+        <w:spacing w:before="0" w:beforeAutospacing="0" w:after="0" w:afterAutospacing="0" w:line="360" w:lineRule="auto"/>
+        <w:ind w:left="1260" w:leftChars="0" w:right="0" w:hanging="420" w:firstLineChars="0"/>
+        <w:jc w:val="left"/>
+        <w:rPr>
+          <w:rFonts w:hint="default" w:ascii="Bodoni MT" w:hAnsi="Bodoni MT" w:eastAsia="等线" w:cs="Bodoni MT"/>
+          <w:sz w:val="22"/>
+          <w:szCs w:val="22"/>
+        </w:rPr>
+      </w:pPr>
+      <w:r>
+        <w:rPr>
+          <w:rFonts w:hint="default" w:ascii="Bodoni MT"/>
+          <w:lang w:val="en-IN"/>
+        </w:rPr>
+        <w:t xml:space="preserve">One difference is, </w:t>
+      </w:r>
+      <w:r>
+        <w:rPr>
+          <w:rFonts w:hint="default" w:ascii="Bodoni MT"/>
+          <w:b/>
+          <w:bCs/>
+          <w:lang w:val="en-IN"/>
+        </w:rPr>
+        <w:t>ChatMemory</w:t>
+      </w:r>
+      <w:r>
+        <w:rPr>
+          <w:rFonts w:hint="default" w:ascii="Bodoni MT"/>
+          <w:b w:val="0"/>
+          <w:bCs w:val="0"/>
+          <w:lang w:val="en-IN"/>
+        </w:rPr>
+        <w:t xml:space="preserve"> provides the messages sequentially in </w:t>
+      </w:r>
+      <w:r>
+        <w:rPr>
+          <w:rFonts w:hint="default" w:ascii="Bodoni MT"/>
+          <w:b w:val="0"/>
+          <w:bCs w:val="0"/>
+          <w:color w:val="0070C0"/>
+          <w:lang w:val="en-IN"/>
+        </w:rPr>
+        <w:t>proper order</w:t>
+      </w:r>
+      <w:r>
+        <w:rPr>
+          <w:rFonts w:hint="default" w:ascii="Bodoni MT"/>
+          <w:b w:val="0"/>
+          <w:bCs w:val="0"/>
+          <w:lang w:val="en-IN"/>
+        </w:rPr>
+        <w:t xml:space="preserve"> and it </w:t>
+      </w:r>
+      <w:r>
+        <w:rPr>
+          <w:rFonts w:hint="default" w:ascii="Bodoni MT"/>
+          <w:b w:val="0"/>
+          <w:bCs w:val="0"/>
+          <w:color w:val="0070C0"/>
+          <w:lang w:val="en-IN"/>
+        </w:rPr>
+        <w:t>doesn’t do embeddings</w:t>
+      </w:r>
+      <w:r>
+        <w:rPr>
+          <w:rFonts w:hint="default" w:ascii="Bodoni MT"/>
+          <w:b w:val="0"/>
+          <w:bCs w:val="0"/>
+          <w:lang w:val="en-IN"/>
+        </w:rPr>
+        <w:t xml:space="preserve">, whereas </w:t>
+      </w:r>
+      <w:r>
+        <w:rPr>
+          <w:rFonts w:hint="default" w:ascii="Bodoni MT"/>
+          <w:b/>
+          <w:bCs/>
+          <w:lang w:val="en-IN"/>
+        </w:rPr>
+        <w:t>VectorStore</w:t>
+      </w:r>
+      <w:r>
+        <w:rPr>
+          <w:rFonts w:hint="default" w:ascii="Bodoni MT"/>
+          <w:b w:val="0"/>
+          <w:bCs w:val="0"/>
+          <w:lang w:val="en-IN"/>
+        </w:rPr>
+        <w:t xml:space="preserve"> provides only the relevant data</w:t>
+      </w:r>
+      <w:r>
+        <w:rPr>
+          <w:rFonts w:hint="default" w:ascii="Bodoni MT"/>
+          <w:b w:val="0"/>
+          <w:bCs w:val="0"/>
+          <w:color w:val="0070C0"/>
+          <w:lang w:val="en-IN"/>
+        </w:rPr>
+        <w:t xml:space="preserve"> not in</w:t>
+      </w:r>
+      <w:r>
+        <w:rPr>
+          <w:rFonts w:hint="default" w:ascii="Bodoni MT"/>
+          <w:b w:val="0"/>
+          <w:bCs w:val="0"/>
+          <w:lang w:val="en-IN"/>
+        </w:rPr>
+        <w:t xml:space="preserve"> proper order and it</w:t>
+      </w:r>
+      <w:r>
+        <w:rPr>
+          <w:rFonts w:hint="default" w:ascii="Bodoni MT"/>
+          <w:b w:val="0"/>
+          <w:bCs w:val="0"/>
+          <w:color w:val="0070C0"/>
+          <w:lang w:val="en-IN"/>
+        </w:rPr>
+        <w:t xml:space="preserve"> does embeddings</w:t>
+      </w:r>
+      <w:r>
+        <w:rPr>
+          <w:rFonts w:hint="default" w:ascii="Bodoni MT"/>
+          <w:b w:val="0"/>
+          <w:bCs w:val="0"/>
+          <w:lang w:val="en-IN"/>
+        </w:rPr>
+        <w:t>.</w:t>
       </w:r>
     </w:p>
     <w:p>
@@ -24754,12 +25439,195 @@
       </w:pPr>
       <w:r>
         <w:rPr>
-          <w:rFonts w:hint="default" w:ascii="Bodoni MT" w:hAnsi="Bodoni MT" w:eastAsia="等线" w:cs="Bodoni MT"/>
-          <w:sz w:val="22"/>
-          <w:szCs w:val="22"/>
-          <w:lang w:val="en-IN"/>
-        </w:rPr>
-        <w:t>D</w:t>
+          <w:rFonts w:hint="default" w:ascii="Bodoni MT" w:hAnsi="Bodoni MT" w:eastAsia="等线"/>
+          <w:b/>
+          <w:bCs/>
+          <w:sz w:val="22"/>
+          <w:szCs w:val="22"/>
+        </w:rPr>
+        <w:t>QuestionAnswerAdvisor</w:t>
+      </w:r>
+      <w:r>
+        <w:rPr>
+          <w:rFonts w:hint="default" w:ascii="Bodoni MT" w:hAnsi="Bodoni MT" w:eastAsia="等线"/>
+          <w:b/>
+          <w:bCs/>
+          <w:sz w:val="22"/>
+          <w:szCs w:val="22"/>
+          <w:lang w:val="en-IN"/>
+        </w:rPr>
+        <w:t xml:space="preserve"> </w:t>
+      </w:r>
+      <w:r>
+        <w:rPr>
+          <w:rFonts w:hint="default" w:ascii="Bodoni MT" w:hAnsi="Bodoni MT" w:eastAsia="等线"/>
+          <w:sz w:val="22"/>
+          <w:szCs w:val="22"/>
+          <w:lang w:val="en-IN"/>
+        </w:rPr>
+        <w:t xml:space="preserve">is used for RAG and it uses </w:t>
+      </w:r>
+      <w:r>
+        <w:rPr>
+          <w:rFonts w:hint="default" w:ascii="Bodoni MT" w:hAnsi="Bodoni MT" w:eastAsia="等线"/>
+          <w:b/>
+          <w:bCs/>
+          <w:sz w:val="22"/>
+          <w:szCs w:val="22"/>
+          <w:lang w:val="en-IN"/>
+        </w:rPr>
+        <w:t>VectorStore</w:t>
+      </w:r>
+      <w:r>
+        <w:rPr>
+          <w:rFonts w:hint="default" w:ascii="Bodoni MT" w:hAnsi="Bodoni MT" w:eastAsia="等线"/>
+          <w:b w:val="0"/>
+          <w:bCs w:val="0"/>
+          <w:sz w:val="22"/>
+          <w:szCs w:val="22"/>
+          <w:lang w:val="en-IN"/>
+        </w:rPr>
+        <w:t>.</w:t>
+      </w:r>
+    </w:p>
+    <w:p>
+      <w:pPr>
+        <w:keepNext w:val="0"/>
+        <w:keepLines w:val="0"/>
+        <w:widowControl/>
+        <w:numPr>
+          <w:ilvl w:val="2"/>
+          <w:numId w:val="11"/>
+        </w:numPr>
+        <w:suppressLineNumbers w:val="0"/>
+        <w:spacing w:before="0" w:beforeAutospacing="0" w:after="0" w:afterAutospacing="0" w:line="360" w:lineRule="auto"/>
+        <w:ind w:left="1260" w:leftChars="0" w:right="0" w:hanging="420" w:firstLineChars="0"/>
+        <w:jc w:val="left"/>
+        <w:rPr>
+          <w:rFonts w:hint="default" w:ascii="Bodoni MT" w:hAnsi="Bodoni MT" w:eastAsia="等线" w:cs="Bodoni MT"/>
+          <w:sz w:val="22"/>
+          <w:szCs w:val="22"/>
+        </w:rPr>
+      </w:pPr>
+      <w:r>
+        <w:drawing>
+          <wp:inline distT="0" distB="0" distL="114300" distR="114300">
+            <wp:extent cx="4236085" cy="1870710"/>
+            <wp:effectExtent l="0" t="0" r="5715" b="8890"/>
+            <wp:docPr id="139" name="Picture 3"/>
+            <wp:cNvGraphicFramePr>
+              <a:graphicFrameLocks xmlns:a="http://schemas.openxmlformats.org/drawingml/2006/main" noChangeAspect="1"/>
+            </wp:cNvGraphicFramePr>
+            <a:graphic xmlns:a="http://schemas.openxmlformats.org/drawingml/2006/main">
+              <a:graphicData uri="http://schemas.openxmlformats.org/drawingml/2006/picture">
+                <pic:pic xmlns:pic="http://schemas.openxmlformats.org/drawingml/2006/picture">
+                  <pic:nvPicPr>
+                    <pic:cNvPr id="139" name="Picture 3"/>
+                    <pic:cNvPicPr>
+                      <a:picLocks noChangeAspect="1"/>
+                    </pic:cNvPicPr>
+                  </pic:nvPicPr>
+                  <pic:blipFill>
+                    <a:blip r:embed="rId106"/>
+                    <a:srcRect l="2396" t="5339" r="2613" b="8120"/>
+                    <a:stretch>
+                      <a:fillRect/>
+                    </a:stretch>
+                  </pic:blipFill>
+                  <pic:spPr>
+                    <a:xfrm>
+                      <a:off x="0" y="0"/>
+                      <a:ext cx="4236085" cy="1870710"/>
+                    </a:xfrm>
+                    <a:prstGeom prst="rect">
+                      <a:avLst/>
+                    </a:prstGeom>
+                    <a:noFill/>
+                    <a:ln>
+                      <a:noFill/>
+                    </a:ln>
+                  </pic:spPr>
+                </pic:pic>
+              </a:graphicData>
+            </a:graphic>
+          </wp:inline>
+        </w:drawing>
+      </w:r>
+    </w:p>
+    <w:p>
+      <w:pPr>
+        <w:keepNext w:val="0"/>
+        <w:keepLines w:val="0"/>
+        <w:widowControl/>
+        <w:numPr>
+          <w:ilvl w:val="0"/>
+          <w:numId w:val="11"/>
+        </w:numPr>
+        <w:suppressLineNumbers w:val="0"/>
+        <w:spacing w:before="0" w:beforeAutospacing="0" w:after="0" w:afterAutospacing="0" w:line="360" w:lineRule="auto"/>
+        <w:ind w:left="420" w:leftChars="0" w:right="0" w:hanging="420" w:firstLineChars="0"/>
+        <w:jc w:val="left"/>
+        <w:rPr>
+          <w:rFonts w:hint="default" w:ascii="Bodoni MT" w:hAnsi="Bodoni MT" w:eastAsia="等线" w:cs="Bodoni MT"/>
+          <w:sz w:val="22"/>
+          <w:szCs w:val="22"/>
+        </w:rPr>
+      </w:pPr>
+      <w:r>
+        <w:rPr>
+          <w:rFonts w:hint="default" w:ascii="Bodoni MT" w:hAnsi="Bodoni MT" w:eastAsia="等线" w:cs="Bodoni MT"/>
+          <w:sz w:val="22"/>
+          <w:szCs w:val="22"/>
+          <w:lang w:val="en-IN"/>
+        </w:rPr>
+        <w:t xml:space="preserve">Now it comes </w:t>
+      </w:r>
+      <w:r>
+        <w:rPr>
+          <w:rFonts w:hint="default" w:ascii="Bodoni MT" w:hAnsi="Bodoni MT" w:eastAsia="等线" w:cs="Bodoni MT"/>
+          <w:b/>
+          <w:bCs/>
+          <w:color w:val="C00000"/>
+          <w:sz w:val="22"/>
+          <w:szCs w:val="22"/>
+          <w:lang w:val="en-IN"/>
+        </w:rPr>
+        <w:t>ChatMemory</w:t>
+      </w:r>
+      <w:r>
+        <w:rPr>
+          <w:rFonts w:hint="default" w:ascii="Bodoni MT" w:hAnsi="Bodoni MT" w:eastAsia="等线" w:cs="Bodoni MT"/>
+          <w:b w:val="0"/>
+          <w:bCs w:val="0"/>
+          <w:color w:val="C00000"/>
+          <w:sz w:val="22"/>
+          <w:szCs w:val="22"/>
+          <w:lang w:val="en-IN"/>
+        </w:rPr>
+        <w:t xml:space="preserve"> </w:t>
+      </w:r>
+      <w:r>
+        <w:rPr>
+          <w:rFonts w:hint="default" w:ascii="Bodoni MT" w:hAnsi="Bodoni MT" w:eastAsia="等线" w:cs="Bodoni MT"/>
+          <w:b w:val="0"/>
+          <w:bCs w:val="0"/>
+          <w:sz w:val="22"/>
+          <w:szCs w:val="22"/>
+          <w:lang w:val="en-IN"/>
+        </w:rPr>
+        <w:t xml:space="preserve">and </w:t>
+      </w:r>
+      <w:r>
+        <w:rPr>
+          <w:rFonts w:hint="default" w:ascii="Bodoni MT" w:hAnsi="Bodoni MT" w:eastAsia="等线" w:cs="Bodoni MT"/>
+          <w:b/>
+          <w:bCs/>
+          <w:color w:val="C00000"/>
+          <w:sz w:val="22"/>
+          <w:szCs w:val="22"/>
+          <w:lang w:val="en-IN"/>
+        </w:rPr>
+        <w:t>ChatMemoryRepository</w:t>
       </w:r>
     </w:p>
     <w:p>
@@ -24781,15 +25649,363 @@
           <w:szCs w:val="22"/>
         </w:rPr>
       </w:pPr>
-    </w:p>
-    <w:p>
-      <w:pPr>
-        <w:rPr>
-          <w:rFonts w:hint="default" w:ascii="Bodoni MT" w:hAnsi="Bodoni MT" w:eastAsia="等线" w:cs="Bodoni MT"/>
-          <w:sz w:val="22"/>
-          <w:szCs w:val="22"/>
-        </w:rPr>
-      </w:pPr>
+      <w:r>
+        <w:drawing>
+          <wp:inline distT="0" distB="0" distL="114300" distR="114300">
+            <wp:extent cx="5574665" cy="1702435"/>
+            <wp:effectExtent l="0" t="0" r="635" b="12065"/>
+            <wp:docPr id="140" name="Picture 4"/>
+            <wp:cNvGraphicFramePr>
+              <a:graphicFrameLocks xmlns:a="http://schemas.openxmlformats.org/drawingml/2006/main" noChangeAspect="1"/>
+            </wp:cNvGraphicFramePr>
+            <a:graphic xmlns:a="http://schemas.openxmlformats.org/drawingml/2006/main">
+              <a:graphicData uri="http://schemas.openxmlformats.org/drawingml/2006/picture">
+                <pic:pic xmlns:pic="http://schemas.openxmlformats.org/drawingml/2006/picture">
+                  <pic:nvPicPr>
+                    <pic:cNvPr id="140" name="Picture 4"/>
+                    <pic:cNvPicPr>
+                      <a:picLocks noChangeAspect="1"/>
+                    </pic:cNvPicPr>
+                  </pic:nvPicPr>
+                  <pic:blipFill>
+                    <a:blip r:embed="rId107"/>
+                    <a:srcRect l="1554" t="5382" r="1722" b="7790"/>
+                    <a:stretch>
+                      <a:fillRect/>
+                    </a:stretch>
+                  </pic:blipFill>
+                  <pic:spPr>
+                    <a:xfrm>
+                      <a:off x="0" y="0"/>
+                      <a:ext cx="5574665" cy="1702435"/>
+                    </a:xfrm>
+                    <a:prstGeom prst="rect">
+                      <a:avLst/>
+                    </a:prstGeom>
+                    <a:noFill/>
+                    <a:ln>
+                      <a:noFill/>
+                    </a:ln>
+                  </pic:spPr>
+                </pic:pic>
+              </a:graphicData>
+            </a:graphic>
+          </wp:inline>
+        </w:drawing>
+      </w:r>
+    </w:p>
+    <w:p>
+      <w:pPr>
+        <w:keepNext w:val="0"/>
+        <w:keepLines w:val="0"/>
+        <w:widowControl/>
+        <w:numPr>
+          <w:ilvl w:val="1"/>
+          <w:numId w:val="11"/>
+        </w:numPr>
+        <w:suppressLineNumbers w:val="0"/>
+        <w:spacing w:before="0" w:beforeAutospacing="0" w:after="0" w:afterAutospacing="0" w:line="360" w:lineRule="auto"/>
+        <w:ind w:left="840" w:leftChars="0" w:right="0" w:hanging="420" w:firstLineChars="0"/>
+        <w:jc w:val="left"/>
+        <w:rPr>
+          <w:rFonts w:hint="default" w:ascii="Bodoni MT" w:hAnsi="Bodoni MT" w:eastAsia="等线" w:cs="Bodoni MT"/>
+          <w:sz w:val="22"/>
+          <w:szCs w:val="22"/>
+        </w:rPr>
+      </w:pPr>
+      <w:r>
+        <w:rPr>
+          <w:rFonts w:hint="default" w:ascii="Bodoni MT" w:hAnsi="Bodoni MT" w:eastAsia="等线" w:cs="Bodoni MT"/>
+          <w:sz w:val="22"/>
+          <w:szCs w:val="22"/>
+          <w:lang w:val="en-IN"/>
+        </w:rPr>
+        <w:t>There can be multiple types of ChatMemoryRepository.</w:t>
+      </w:r>
+    </w:p>
+    <w:p>
+      <w:pPr>
+        <w:keepNext w:val="0"/>
+        <w:keepLines w:val="0"/>
+        <w:widowControl/>
+        <w:numPr>
+          <w:ilvl w:val="1"/>
+          <w:numId w:val="11"/>
+        </w:numPr>
+        <w:suppressLineNumbers w:val="0"/>
+        <w:spacing w:before="0" w:beforeAutospacing="0" w:after="0" w:afterAutospacing="0" w:line="360" w:lineRule="auto"/>
+        <w:ind w:left="840" w:leftChars="0" w:right="0" w:hanging="420" w:firstLineChars="0"/>
+        <w:jc w:val="left"/>
+        <w:rPr>
+          <w:rFonts w:hint="default" w:ascii="Bodoni MT" w:hAnsi="Bodoni MT" w:eastAsia="等线" w:cs="Bodoni MT"/>
+          <w:sz w:val="22"/>
+          <w:szCs w:val="22"/>
+        </w:rPr>
+      </w:pPr>
+      <w:r>
+        <w:rPr>
+          <w:rFonts w:hint="default" w:ascii="Bodoni MT" w:hAnsi="Bodoni MT" w:eastAsia="等线" w:cs="Bodoni MT"/>
+          <w:color w:val="C00000"/>
+          <w:sz w:val="22"/>
+          <w:szCs w:val="22"/>
+          <w:lang w:val="en-IN"/>
+        </w:rPr>
+        <w:t xml:space="preserve">InMemoryChatMemoryRepository </w:t>
+      </w:r>
+      <w:r>
+        <w:rPr>
+          <w:rFonts w:hint="default" w:ascii="Bodoni MT" w:hAnsi="Bodoni MT" w:eastAsia="等线" w:cs="Bodoni MT"/>
+          <w:sz w:val="22"/>
+          <w:szCs w:val="22"/>
+          <w:lang w:val="en-IN"/>
+        </w:rPr>
+        <w:t xml:space="preserve">just stores the messages in a </w:t>
+      </w:r>
+      <w:r>
+        <w:rPr>
+          <w:rFonts w:hint="default" w:ascii="Bodoni MT" w:hAnsi="Bodoni MT" w:eastAsia="等线" w:cs="Bodoni MT"/>
+          <w:i/>
+          <w:iCs/>
+          <w:color w:val="0070C0"/>
+          <w:sz w:val="22"/>
+          <w:szCs w:val="22"/>
+          <w:lang w:val="en-IN"/>
+        </w:rPr>
+        <w:t>ConcurrentHashMap</w:t>
+      </w:r>
+      <w:r>
+        <w:rPr>
+          <w:rFonts w:hint="default" w:ascii="Bodoni MT" w:hAnsi="Bodoni MT" w:eastAsia="等线" w:cs="Bodoni MT"/>
+          <w:i w:val="0"/>
+          <w:iCs w:val="0"/>
+          <w:color w:val="0070C0"/>
+          <w:sz w:val="22"/>
+          <w:szCs w:val="22"/>
+          <w:lang w:val="en-IN"/>
+        </w:rPr>
+        <w:t xml:space="preserve"> </w:t>
+      </w:r>
+      <w:r>
+        <w:rPr>
+          <w:rFonts w:hint="default" w:ascii="Bodoni MT" w:hAnsi="Bodoni MT" w:eastAsia="等线" w:cs="Bodoni MT"/>
+          <w:i w:val="0"/>
+          <w:iCs w:val="0"/>
+          <w:sz w:val="22"/>
+          <w:szCs w:val="22"/>
+          <w:lang w:val="en-IN"/>
+        </w:rPr>
+        <w:t xml:space="preserve">(run-time) whereas </w:t>
+      </w:r>
+      <w:r>
+        <w:rPr>
+          <w:rFonts w:hint="default" w:ascii="Bodoni MT" w:hAnsi="Bodoni MT" w:eastAsia="等线" w:cs="Bodoni MT"/>
+          <w:i/>
+          <w:iCs/>
+          <w:color w:val="C00000"/>
+          <w:sz w:val="22"/>
+          <w:szCs w:val="22"/>
+          <w:lang w:val="en-IN"/>
+        </w:rPr>
+        <w:t xml:space="preserve">JdbcChatMemoryRepository </w:t>
+      </w:r>
+      <w:r>
+        <w:rPr>
+          <w:rFonts w:hint="default" w:ascii="Bodoni MT" w:hAnsi="Bodoni MT" w:eastAsia="等线" w:cs="Bodoni MT"/>
+          <w:i w:val="0"/>
+          <w:iCs w:val="0"/>
+          <w:sz w:val="22"/>
+          <w:szCs w:val="22"/>
+          <w:lang w:val="en-IN"/>
+        </w:rPr>
+        <w:t>stores in database.</w:t>
+      </w:r>
+    </w:p>
+    <w:p>
+      <w:pPr>
+        <w:keepNext w:val="0"/>
+        <w:keepLines w:val="0"/>
+        <w:widowControl/>
+        <w:numPr>
+          <w:ilvl w:val="1"/>
+          <w:numId w:val="11"/>
+        </w:numPr>
+        <w:suppressLineNumbers w:val="0"/>
+        <w:spacing w:before="0" w:beforeAutospacing="0" w:after="0" w:afterAutospacing="0" w:line="360" w:lineRule="auto"/>
+        <w:ind w:left="840" w:leftChars="0" w:right="0" w:hanging="420" w:firstLineChars="0"/>
+        <w:jc w:val="left"/>
+        <w:rPr>
+          <w:rFonts w:hint="default" w:ascii="Bodoni MT" w:hAnsi="Bodoni MT" w:eastAsia="等线" w:cs="Bodoni MT"/>
+          <w:sz w:val="22"/>
+          <w:szCs w:val="22"/>
+        </w:rPr>
+      </w:pPr>
+      <w:r>
+        <w:rPr>
+          <w:rFonts w:hint="default" w:ascii="Bodoni MT" w:hAnsi="Bodoni MT" w:eastAsia="等线" w:cs="Bodoni MT"/>
+          <w:i w:val="0"/>
+          <w:iCs w:val="0"/>
+          <w:sz w:val="22"/>
+          <w:szCs w:val="22"/>
+          <w:lang w:val="en-IN"/>
+        </w:rPr>
+        <w:t xml:space="preserve">One question might arise that, why to use </w:t>
+      </w:r>
+      <w:r>
+        <w:rPr>
+          <w:rFonts w:hint="default" w:ascii="Bodoni MT" w:hAnsi="Bodoni MT" w:eastAsia="等线" w:cs="Bodoni MT"/>
+          <w:i/>
+          <w:iCs/>
+          <w:color w:val="C00000"/>
+          <w:sz w:val="22"/>
+          <w:szCs w:val="22"/>
+          <w:lang w:val="en-IN"/>
+        </w:rPr>
+        <w:t xml:space="preserve">ChatMemoryRepository </w:t>
+      </w:r>
+      <w:r>
+        <w:rPr>
+          <w:rFonts w:hint="default" w:ascii="Bodoni MT" w:hAnsi="Bodoni MT" w:eastAsia="等线" w:cs="Bodoni MT"/>
+          <w:i w:val="0"/>
+          <w:iCs w:val="0"/>
+          <w:sz w:val="22"/>
+          <w:szCs w:val="22"/>
+          <w:lang w:val="en-IN"/>
+        </w:rPr>
+        <w:t>where VectorStore can do these things…</w:t>
+      </w:r>
+      <w:r>
+        <w:rPr>
+          <w:rFonts w:hint="default" w:ascii="Bodoni MT" w:hAnsi="Bodoni MT" w:eastAsia="等线" w:cs="Bodoni MT"/>
+          <w:i w:val="0"/>
+          <w:iCs w:val="0"/>
+          <w:sz w:val="22"/>
+          <w:szCs w:val="22"/>
+          <w:lang w:val="en-IN"/>
+        </w:rPr>
+        <w:br w:type="textWrapping"/>
+      </w:r>
+      <w:r>
+        <w:rPr>
+          <w:rFonts w:hint="default" w:ascii="Bodoni MT" w:hAnsi="Bodoni MT" w:eastAsia="等线" w:cs="Bodoni MT"/>
+          <w:i w:val="0"/>
+          <w:iCs w:val="0"/>
+          <w:sz w:val="22"/>
+          <w:szCs w:val="22"/>
+          <w:lang w:val="en-IN"/>
+        </w:rPr>
+        <w:tab/>
+        <w:t>VectorStore doesn’t provide the data sequentially.</w:t>
+      </w:r>
+      <w:r>
+        <w:rPr>
+          <w:rFonts w:hint="default" w:ascii="Bodoni MT" w:hAnsi="Bodoni MT" w:eastAsia="等线" w:cs="Bodoni MT"/>
+          <w:i w:val="0"/>
+          <w:iCs w:val="0"/>
+          <w:sz w:val="22"/>
+          <w:szCs w:val="22"/>
+          <w:lang w:val="en-IN"/>
+        </w:rPr>
+        <w:br w:type="textWrapping"/>
+      </w:r>
+      <w:r>
+        <w:rPr>
+          <w:rFonts w:hint="default" w:ascii="Bodoni MT" w:hAnsi="Bodoni MT" w:eastAsia="等线" w:cs="Bodoni MT"/>
+          <w:i w:val="0"/>
+          <w:iCs w:val="0"/>
+          <w:sz w:val="22"/>
+          <w:szCs w:val="22"/>
+          <w:lang w:val="en-IN"/>
+        </w:rPr>
+        <w:tab/>
+        <w:t xml:space="preserve">And, </w:t>
+      </w:r>
+      <w:r>
+        <w:rPr>
+          <w:rFonts w:hint="default" w:ascii="Bodoni MT" w:hAnsi="Bodoni MT" w:eastAsia="等线" w:cs="Bodoni MT"/>
+          <w:i w:val="0"/>
+          <w:iCs w:val="0"/>
+          <w:color w:val="C00000"/>
+          <w:sz w:val="22"/>
+          <w:szCs w:val="22"/>
+          <w:lang w:val="en-IN"/>
+        </w:rPr>
+        <w:t xml:space="preserve">ChatMemoryReposiroty </w:t>
+      </w:r>
+      <w:r>
+        <w:rPr>
+          <w:rFonts w:hint="default" w:ascii="Bodoni MT" w:hAnsi="Bodoni MT" w:eastAsia="等线" w:cs="Bodoni MT"/>
+          <w:i w:val="0"/>
+          <w:iCs w:val="0"/>
+          <w:sz w:val="22"/>
+          <w:szCs w:val="22"/>
+          <w:lang w:val="en-IN"/>
+        </w:rPr>
+        <w:t>is mainly designed for limited, not scaled.</w:t>
+      </w:r>
+    </w:p>
+    <w:p>
+      <w:pPr>
+        <w:keepNext w:val="0"/>
+        <w:keepLines w:val="0"/>
+        <w:widowControl/>
+        <w:numPr>
+          <w:ilvl w:val="1"/>
+          <w:numId w:val="11"/>
+        </w:numPr>
+        <w:suppressLineNumbers w:val="0"/>
+        <w:spacing w:before="0" w:beforeAutospacing="0" w:after="0" w:afterAutospacing="0" w:line="360" w:lineRule="auto"/>
+        <w:ind w:left="840" w:leftChars="0" w:right="0" w:hanging="420" w:firstLineChars="0"/>
+        <w:jc w:val="left"/>
+        <w:rPr>
+          <w:rFonts w:hint="default" w:ascii="Bodoni MT" w:hAnsi="Bodoni MT" w:eastAsia="等线" w:cs="Bodoni MT"/>
+          <w:sz w:val="22"/>
+          <w:szCs w:val="22"/>
+        </w:rPr>
+      </w:pPr>
+      <w:r>
+        <w:rPr>
+          <w:rFonts w:hint="default" w:ascii="Bodoni MT" w:hAnsi="Bodoni MT" w:eastAsia="等线" w:cs="Bodoni MT"/>
+          <w:b/>
+          <w:bCs/>
+          <w:sz w:val="22"/>
+          <w:szCs w:val="22"/>
+          <w:lang w:val="en-IN"/>
+        </w:rPr>
+        <w:t>ChatMemory</w:t>
+      </w:r>
+      <w:r>
+        <w:rPr>
+          <w:rFonts w:hint="default" w:ascii="Bodoni MT" w:hAnsi="Bodoni MT" w:eastAsia="等线" w:cs="Bodoni MT"/>
+          <w:b w:val="0"/>
+          <w:bCs w:val="0"/>
+          <w:sz w:val="22"/>
+          <w:szCs w:val="22"/>
+          <w:lang w:val="en-IN"/>
+        </w:rPr>
+        <w:t xml:space="preserve"> just uses ChatMemoryRepository </w:t>
+      </w:r>
+      <w:r>
+        <w:rPr>
+          <w:rFonts w:hint="default" w:ascii="Bodoni MT" w:hAnsi="Bodoni MT" w:eastAsia="等线" w:cs="Bodoni MT"/>
+          <w:b w:val="0"/>
+          <w:bCs w:val="0"/>
+          <w:sz w:val="22"/>
+          <w:szCs w:val="22"/>
+          <w:lang w:val="en-IN"/>
+        </w:rPr>
+        <w:br w:type="textWrapping"/>
+      </w:r>
+      <w:r>
+        <w:rPr>
+          <w:rFonts w:hint="default" w:ascii="Bodoni MT" w:hAnsi="Bodoni MT" w:eastAsia="等线" w:cs="Bodoni MT"/>
+          <w:b w:val="0"/>
+          <w:bCs w:val="0"/>
+          <w:sz w:val="22"/>
+          <w:szCs w:val="22"/>
+          <w:lang w:val="en-IN"/>
+        </w:rPr>
+        <w:t>you can think of ChatMemory as DB manager and ChatMemoryRepository as actual DB.</w:t>
+      </w:r>
       <w:r>
         <w:rPr>
           <w:rFonts w:hint="default" w:ascii="Bodoni MT" w:hAnsi="Bodoni MT" w:eastAsia="等线" w:cs="Bodoni MT"/>
@@ -24999,7 +26215,7 @@
                     </pic:cNvPicPr>
                   </pic:nvPicPr>
                   <pic:blipFill>
-                    <a:blip r:embed="rId104"/>
+                    <a:blip r:embed="rId108"/>
                     <a:stretch>
                       <a:fillRect/>
                     </a:stretch>
@@ -25116,7 +26332,7 @@
                     </pic:cNvPicPr>
                   </pic:nvPicPr>
                   <pic:blipFill>
-                    <a:blip r:embed="rId105"/>
+                    <a:blip r:embed="rId109"/>
                     <a:stretch>
                       <a:fillRect/>
                     </a:stretch>
@@ -25256,7 +26472,7 @@
                     </pic:cNvPicPr>
                   </pic:nvPicPr>
                   <pic:blipFill>
-                    <a:blip r:embed="rId106"/>
+                    <a:blip r:embed="rId110"/>
                     <a:stretch>
                       <a:fillRect/>
                     </a:stretch>
@@ -25373,7 +26589,7 @@
                     </pic:cNvPicPr>
                   </pic:nvPicPr>
                   <pic:blipFill>
-                    <a:blip r:embed="rId107"/>
+                    <a:blip r:embed="rId111"/>
                     <a:stretch>
                       <a:fillRect/>
                     </a:stretch>
@@ -26059,7 +27275,7 @@
                     </pic:cNvPicPr>
                   </pic:nvPicPr>
                   <pic:blipFill>
-                    <a:blip r:embed="rId108"/>
+                    <a:blip r:embed="rId112"/>
                     <a:stretch>
                       <a:fillRect/>
                     </a:stretch>
@@ -26305,7 +27521,7 @@
                     </pic:cNvPicPr>
                   </pic:nvPicPr>
                   <pic:blipFill>
-                    <a:blip r:embed="rId109"/>
+                    <a:blip r:embed="rId113"/>
                     <a:stretch>
                       <a:fillRect/>
                     </a:stretch>
@@ -26540,7 +27756,7 @@
                     </pic:cNvPicPr>
                   </pic:nvPicPr>
                   <pic:blipFill>
-                    <a:blip r:embed="rId110"/>
+                    <a:blip r:embed="rId114"/>
                     <a:stretch>
                       <a:fillRect/>
                     </a:stretch>
@@ -26709,26 +27925,6 @@
     </w:p>
     <w:p>
       <w:pPr>
-        <w:keepNext w:val="0"/>
-        <w:keepLines w:val="0"/>
-        <w:widowControl/>
-        <w:numPr>
-          <w:ilvl w:val="1"/>
-          <w:numId w:val="11"/>
-        </w:numPr>
-        <w:suppressLineNumbers w:val="0"/>
-        <w:spacing w:before="0" w:beforeAutospacing="0" w:after="0" w:afterAutospacing="0" w:line="360" w:lineRule="auto"/>
-        <w:ind w:left="840" w:leftChars="0" w:right="0" w:hanging="420" w:firstLineChars="0"/>
-        <w:jc w:val="left"/>
-        <w:rPr>
-          <w:rFonts w:hint="default" w:ascii="Bodoni MT" w:hAnsi="Bodoni MT" w:eastAsia="等线" w:cs="Bodoni MT"/>
-          <w:sz w:val="22"/>
-          <w:szCs w:val="22"/>
-        </w:rPr>
-      </w:pPr>
-    </w:p>
-    <w:p>
-      <w:pPr>
         <w:rPr>
           <w:rFonts w:hint="default" w:ascii="Bodoni MT" w:hAnsi="Bodoni MT" w:eastAsia="等线" w:cs="Bodoni MT"/>
           <w:sz w:val="22"/>
@@ -26837,7 +28033,7 @@
                     </pic:cNvPicPr>
                   </pic:nvPicPr>
                   <pic:blipFill>
-                    <a:blip r:embed="rId111"/>
+                    <a:blip r:embed="rId115"/>
                     <a:stretch>
                       <a:fillRect/>
                     </a:stretch>
@@ -26959,7 +28155,7 @@
                     </pic:cNvPicPr>
                   </pic:nvPicPr>
                   <pic:blipFill>
-                    <a:blip r:embed="rId112"/>
+                    <a:blip r:embed="rId116"/>
                     <a:stretch>
                       <a:fillRect/>
                     </a:stretch>
@@ -27105,122 +28301,6 @@
         </w:rPr>
         <w:t xml:space="preserve"> will call take the control to the remaining advisors and get back here.</w:t>
       </w:r>
-    </w:p>
-    <w:p>
-      <w:pPr>
-        <w:keepNext w:val="0"/>
-        <w:keepLines w:val="0"/>
-        <w:widowControl/>
-        <w:numPr>
-          <w:ilvl w:val="1"/>
-          <w:numId w:val="11"/>
-        </w:numPr>
-        <w:suppressLineNumbers w:val="0"/>
-        <w:spacing w:before="0" w:beforeAutospacing="0" w:after="0" w:afterAutospacing="0" w:line="360" w:lineRule="auto"/>
-        <w:ind w:left="840" w:leftChars="0" w:right="0" w:hanging="420" w:firstLineChars="0"/>
-        <w:jc w:val="left"/>
-        <w:rPr>
-          <w:rFonts w:hint="default" w:ascii="Bodoni MT" w:hAnsi="Bodoni MT" w:eastAsia="等线" w:cs="Bodoni MT"/>
-          <w:sz w:val="22"/>
-          <w:szCs w:val="22"/>
-        </w:rPr>
-      </w:pPr>
-    </w:p>
-    <w:p>
-      <w:pPr>
-        <w:keepNext w:val="0"/>
-        <w:keepLines w:val="0"/>
-        <w:widowControl/>
-        <w:numPr>
-          <w:ilvl w:val="0"/>
-          <w:numId w:val="11"/>
-        </w:numPr>
-        <w:suppressLineNumbers w:val="0"/>
-        <w:spacing w:before="0" w:beforeAutospacing="0" w:after="0" w:afterAutospacing="0" w:line="360" w:lineRule="auto"/>
-        <w:ind w:left="420" w:leftChars="0" w:right="0" w:hanging="420" w:firstLineChars="0"/>
-        <w:jc w:val="left"/>
-        <w:rPr>
-          <w:rFonts w:hint="default" w:ascii="Bodoni MT" w:hAnsi="Bodoni MT" w:eastAsia="等线" w:cs="Bodoni MT"/>
-          <w:sz w:val="22"/>
-          <w:szCs w:val="22"/>
-        </w:rPr>
-      </w:pPr>
-      <w:r>
-        <w:rPr>
-          <w:rFonts w:hint="default" w:ascii="Bodoni MT" w:hAnsi="Bodoni MT" w:eastAsia="等线" w:cs="Bodoni MT"/>
-          <w:sz w:val="22"/>
-          <w:szCs w:val="22"/>
-          <w:lang w:val="en-US"/>
-        </w:rPr>
-        <w:t>F</w:t>
-      </w:r>
-    </w:p>
-    <w:p>
-      <w:pPr>
-        <w:keepNext w:val="0"/>
-        <w:keepLines w:val="0"/>
-        <w:widowControl/>
-        <w:numPr>
-          <w:ilvl w:val="0"/>
-          <w:numId w:val="11"/>
-        </w:numPr>
-        <w:suppressLineNumbers w:val="0"/>
-        <w:spacing w:before="0" w:beforeAutospacing="0" w:after="0" w:afterAutospacing="0" w:line="360" w:lineRule="auto"/>
-        <w:ind w:left="420" w:leftChars="0" w:right="0" w:hanging="420" w:firstLineChars="0"/>
-        <w:jc w:val="left"/>
-        <w:rPr>
-          <w:rFonts w:hint="default" w:ascii="Bodoni MT" w:hAnsi="Bodoni MT" w:eastAsia="等线" w:cs="Bodoni MT"/>
-          <w:sz w:val="22"/>
-          <w:szCs w:val="22"/>
-        </w:rPr>
-      </w:pPr>
-      <w:r>
-        <w:rPr>
-          <w:rFonts w:hint="default" w:ascii="Bodoni MT" w:hAnsi="Bodoni MT" w:eastAsia="等线" w:cs="Bodoni MT"/>
-          <w:sz w:val="22"/>
-          <w:szCs w:val="22"/>
-          <w:lang w:val="en-US"/>
-        </w:rPr>
-        <w:t>F</w:t>
-      </w:r>
-    </w:p>
-    <w:p>
-      <w:pPr>
-        <w:keepNext w:val="0"/>
-        <w:keepLines w:val="0"/>
-        <w:widowControl/>
-        <w:numPr>
-          <w:ilvl w:val="0"/>
-          <w:numId w:val="11"/>
-        </w:numPr>
-        <w:suppressLineNumbers w:val="0"/>
-        <w:spacing w:before="0" w:beforeAutospacing="0" w:after="0" w:afterAutospacing="0" w:line="360" w:lineRule="auto"/>
-        <w:ind w:left="420" w:leftChars="0" w:right="0" w:hanging="420" w:firstLineChars="0"/>
-        <w:jc w:val="left"/>
-        <w:rPr>
-          <w:rFonts w:hint="default" w:ascii="Bodoni MT" w:hAnsi="Bodoni MT" w:eastAsia="等线" w:cs="Bodoni MT"/>
-          <w:sz w:val="22"/>
-          <w:szCs w:val="22"/>
-        </w:rPr>
-      </w:pPr>
-      <w:r>
-        <w:rPr>
-          <w:rFonts w:hint="default" w:ascii="Bodoni MT" w:hAnsi="Bodoni MT" w:eastAsia="等线" w:cs="Bodoni MT"/>
-          <w:sz w:val="22"/>
-          <w:szCs w:val="22"/>
-          <w:lang w:val="en-US"/>
-        </w:rPr>
-        <w:t>F</w:t>
-      </w:r>
-    </w:p>
-    <w:p>
-      <w:pPr>
-        <w:rPr>
-          <w:rFonts w:hint="default" w:ascii="Bodoni MT" w:hAnsi="Bodoni MT" w:eastAsia="等线" w:cs="Bodoni MT"/>
-          <w:sz w:val="22"/>
-          <w:szCs w:val="22"/>
-        </w:rPr>
-      </w:pPr>
       <w:r>
         <w:rPr>
           <w:rFonts w:hint="default" w:ascii="Bodoni MT" w:hAnsi="Bodoni MT" w:eastAsia="等线" w:cs="Bodoni MT"/>
@@ -27311,7 +28391,7 @@
                     </pic:cNvPicPr>
                   </pic:nvPicPr>
                   <pic:blipFill>
-                    <a:blip r:embed="rId113"/>
+                    <a:blip r:embed="rId117"/>
                     <a:stretch>
                       <a:fillRect/>
                     </a:stretch>
@@ -27483,7 +28563,7 @@
                     </pic:cNvPicPr>
                   </pic:nvPicPr>
                   <pic:blipFill>
-                    <a:blip r:embed="rId114"/>
+                    <a:blip r:embed="rId118"/>
                     <a:stretch>
                       <a:fillRect/>
                     </a:stretch>
@@ -27677,7 +28757,7 @@
                     </pic:cNvPicPr>
                   </pic:nvPicPr>
                   <pic:blipFill>
-                    <a:blip r:embed="rId115"/>
+                    <a:blip r:embed="rId119"/>
                     <a:stretch>
                       <a:fillRect/>
                     </a:stretch>
@@ -27924,7 +29004,7 @@
                     </pic:cNvPicPr>
                   </pic:nvPicPr>
                   <pic:blipFill>
-                    <a:blip r:embed="rId116"/>
+                    <a:blip r:embed="rId120"/>
                     <a:stretch>
                       <a:fillRect/>
                     </a:stretch>
@@ -28232,7 +29312,7 @@
                     </pic:cNvPicPr>
                   </pic:nvPicPr>
                   <pic:blipFill>
-                    <a:blip r:embed="rId117"/>
+                    <a:blip r:embed="rId121"/>
                     <a:stretch>
                       <a:fillRect/>
                     </a:stretch>
@@ -28320,7 +29400,7 @@
                     </pic:cNvPicPr>
                   </pic:nvPicPr>
                   <pic:blipFill>
-                    <a:blip r:embed="rId118"/>
+                    <a:blip r:embed="rId122"/>
                     <a:stretch>
                       <a:fillRect/>
                     </a:stretch>
@@ -28517,7 +29597,7 @@
                     </pic:cNvPicPr>
                   </pic:nvPicPr>
                   <pic:blipFill>
-                    <a:blip r:embed="rId119"/>
+                    <a:blip r:embed="rId123"/>
                     <a:stretch>
                       <a:fillRect/>
                     </a:stretch>
@@ -28702,7 +29782,7 @@
                     </pic:cNvPicPr>
                   </pic:nvPicPr>
                   <pic:blipFill>
-                    <a:blip r:embed="rId120"/>
+                    <a:blip r:embed="rId124"/>
                     <a:stretch>
                       <a:fillRect/>
                     </a:stretch>
@@ -28771,7 +29851,7 @@
                     </pic:cNvPicPr>
                   </pic:nvPicPr>
                   <pic:blipFill>
-                    <a:blip r:embed="rId121"/>
+                    <a:blip r:embed="rId125"/>
                     <a:stretch>
                       <a:fillRect/>
                     </a:stretch>
@@ -28922,7 +30002,7 @@
                     </pic:cNvPicPr>
                   </pic:nvPicPr>
                   <pic:blipFill>
-                    <a:blip r:embed="rId122"/>
+                    <a:blip r:embed="rId126"/>
                     <a:stretch>
                       <a:fillRect/>
                     </a:stretch>
@@ -28975,73 +30055,6 @@
         </w:rPr>
         <w:t>Now, after tool calling, Spring AI sends the response back to LLM again and LLM generate response.</w:t>
       </w:r>
-    </w:p>
-    <w:p>
-      <w:pPr>
-        <w:keepNext w:val="0"/>
-        <w:keepLines w:val="0"/>
-        <w:widowControl/>
-        <w:numPr>
-          <w:ilvl w:val="0"/>
-          <w:numId w:val="11"/>
-        </w:numPr>
-        <w:suppressLineNumbers w:val="0"/>
-        <w:spacing w:before="0" w:beforeAutospacing="0" w:after="0" w:afterAutospacing="0" w:line="360" w:lineRule="auto"/>
-        <w:ind w:left="420" w:leftChars="0" w:right="0" w:hanging="420" w:firstLineChars="0"/>
-        <w:jc w:val="left"/>
-        <w:rPr>
-          <w:rFonts w:hint="default" w:ascii="Bodoni MT" w:hAnsi="Bodoni MT" w:eastAsia="等线" w:cs="Bodoni MT"/>
-          <w:sz w:val="22"/>
-          <w:szCs w:val="22"/>
-        </w:rPr>
-      </w:pPr>
-      <w:r>
-        <w:rPr>
-          <w:rFonts w:hint="default" w:ascii="Bodoni MT" w:hAnsi="Bodoni MT" w:eastAsia="等线" w:cs="Bodoni MT"/>
-          <w:sz w:val="22"/>
-          <w:szCs w:val="22"/>
-          <w:lang w:val="en-IN"/>
-        </w:rPr>
-        <w:t>F</w:t>
-      </w:r>
-    </w:p>
-    <w:p>
-      <w:pPr>
-        <w:keepNext w:val="0"/>
-        <w:keepLines w:val="0"/>
-        <w:widowControl/>
-        <w:numPr>
-          <w:ilvl w:val="0"/>
-          <w:numId w:val="11"/>
-        </w:numPr>
-        <w:suppressLineNumbers w:val="0"/>
-        <w:spacing w:before="0" w:beforeAutospacing="0" w:after="0" w:afterAutospacing="0" w:line="360" w:lineRule="auto"/>
-        <w:ind w:left="420" w:leftChars="0" w:right="0" w:hanging="420" w:firstLineChars="0"/>
-        <w:jc w:val="left"/>
-        <w:rPr>
-          <w:rFonts w:hint="default" w:ascii="Bodoni MT" w:hAnsi="Bodoni MT" w:eastAsia="等线" w:cs="Bodoni MT"/>
-          <w:sz w:val="22"/>
-          <w:szCs w:val="22"/>
-        </w:rPr>
-      </w:pPr>
-      <w:r>
-        <w:rPr>
-          <w:rFonts w:hint="default" w:ascii="Bodoni MT" w:hAnsi="Bodoni MT" w:eastAsia="等线" w:cs="Bodoni MT"/>
-          <w:sz w:val="22"/>
-          <w:szCs w:val="22"/>
-          <w:lang w:val="en-IN"/>
-        </w:rPr>
-        <w:t>F</w:t>
-      </w:r>
-    </w:p>
-    <w:p>
-      <w:pPr>
-        <w:rPr>
-          <w:rFonts w:hint="default" w:ascii="Bodoni MT" w:hAnsi="Bodoni MT" w:eastAsia="等线" w:cs="Bodoni MT"/>
-          <w:sz w:val="22"/>
-          <w:szCs w:val="22"/>
-        </w:rPr>
-      </w:pPr>
       <w:r>
         <w:rPr>
           <w:rFonts w:hint="default" w:ascii="Bodoni MT" w:hAnsi="Bodoni MT" w:eastAsia="等线" w:cs="Bodoni MT"/>
@@ -29095,7 +30108,7 @@
                     </pic:cNvPicPr>
                   </pic:nvPicPr>
                   <pic:blipFill>
-                    <a:blip r:embed="rId123"/>
+                    <a:blip r:embed="rId127"/>
                     <a:stretch>
                       <a:fillRect/>
                     </a:stretch>
@@ -29557,10 +30570,8 @@
         <w:jc w:val="left"/>
         <w:rPr>
           <w:rFonts w:hint="default" w:ascii="Bodoni MT" w:hAnsi="Bodoni MT" w:eastAsia="等线" w:cs="Bodoni MT"/>
-          <w:color w:val="C00000"/>
-          <w:sz w:val="22"/>
-          <w:szCs w:val="22"/>
-          <w:shd w:val="clear" w:color="FFFFFF" w:fill="D9D9D9"/>
+          <w:sz w:val="22"/>
+          <w:szCs w:val="22"/>
         </w:rPr>
       </w:pPr>
       <w:r>
@@ -29661,171 +30672,6 @@
         </w:rPr>
         <w:t>that will eventually execute them.</w:t>
       </w:r>
-    </w:p>
-    <w:p>
-      <w:pPr>
-        <w:keepNext w:val="0"/>
-        <w:keepLines w:val="0"/>
-        <w:widowControl/>
-        <w:numPr>
-          <w:ilvl w:val="1"/>
-          <w:numId w:val="11"/>
-        </w:numPr>
-        <w:suppressLineNumbers w:val="0"/>
-        <w:spacing w:before="0" w:beforeAutospacing="0" w:after="0" w:afterAutospacing="0" w:line="360" w:lineRule="auto"/>
-        <w:ind w:left="840" w:leftChars="0" w:right="0" w:hanging="420" w:firstLineChars="0"/>
-        <w:jc w:val="left"/>
-        <w:rPr>
-          <w:rFonts w:hint="default" w:ascii="Bodoni MT" w:hAnsi="Bodoni MT" w:eastAsia="等线" w:cs="Bodoni MT"/>
-          <w:sz w:val="22"/>
-          <w:szCs w:val="22"/>
-        </w:rPr>
-      </w:pPr>
-      <w:r>
-        <w:rPr>
-          <w:rFonts w:hint="default" w:ascii="Bodoni MT" w:hAnsi="Bodoni MT" w:eastAsia="等线" w:cs="Bodoni MT"/>
-          <w:sz w:val="22"/>
-          <w:szCs w:val="22"/>
-          <w:lang w:val="en-IN"/>
-        </w:rPr>
-        <w:t>F</w:t>
-      </w:r>
-    </w:p>
-    <w:p>
-      <w:pPr>
-        <w:keepNext w:val="0"/>
-        <w:keepLines w:val="0"/>
-        <w:widowControl/>
-        <w:numPr>
-          <w:ilvl w:val="1"/>
-          <w:numId w:val="11"/>
-        </w:numPr>
-        <w:suppressLineNumbers w:val="0"/>
-        <w:spacing w:before="0" w:beforeAutospacing="0" w:after="0" w:afterAutospacing="0" w:line="360" w:lineRule="auto"/>
-        <w:ind w:left="840" w:leftChars="0" w:right="0" w:hanging="420" w:firstLineChars="0"/>
-        <w:jc w:val="left"/>
-        <w:rPr>
-          <w:rFonts w:hint="default" w:ascii="Bodoni MT" w:hAnsi="Bodoni MT" w:eastAsia="等线" w:cs="Bodoni MT"/>
-          <w:sz w:val="22"/>
-          <w:szCs w:val="22"/>
-        </w:rPr>
-      </w:pPr>
-      <w:r>
-        <w:rPr>
-          <w:rFonts w:hint="default" w:ascii="Bodoni MT" w:hAnsi="Bodoni MT" w:eastAsia="等线" w:cs="Bodoni MT"/>
-          <w:sz w:val="22"/>
-          <w:szCs w:val="22"/>
-          <w:lang w:val="en-IN"/>
-        </w:rPr>
-        <w:t>F</w:t>
-      </w:r>
-    </w:p>
-    <w:p>
-      <w:pPr>
-        <w:keepNext w:val="0"/>
-        <w:keepLines w:val="0"/>
-        <w:widowControl/>
-        <w:numPr>
-          <w:ilvl w:val="1"/>
-          <w:numId w:val="11"/>
-        </w:numPr>
-        <w:suppressLineNumbers w:val="0"/>
-        <w:spacing w:before="0" w:beforeAutospacing="0" w:after="0" w:afterAutospacing="0" w:line="360" w:lineRule="auto"/>
-        <w:ind w:left="840" w:leftChars="0" w:right="0" w:hanging="420" w:firstLineChars="0"/>
-        <w:jc w:val="left"/>
-        <w:rPr>
-          <w:rFonts w:hint="default" w:ascii="Bodoni MT" w:hAnsi="Bodoni MT" w:eastAsia="等线" w:cs="Bodoni MT"/>
-          <w:sz w:val="22"/>
-          <w:szCs w:val="22"/>
-        </w:rPr>
-      </w:pPr>
-      <w:r>
-        <w:rPr>
-          <w:rFonts w:hint="default" w:ascii="Bodoni MT" w:hAnsi="Bodoni MT" w:eastAsia="等线" w:cs="Bodoni MT"/>
-          <w:sz w:val="22"/>
-          <w:szCs w:val="22"/>
-          <w:lang w:val="en-IN"/>
-        </w:rPr>
-        <w:t>F</w:t>
-      </w:r>
-    </w:p>
-    <w:p>
-      <w:pPr>
-        <w:keepNext w:val="0"/>
-        <w:keepLines w:val="0"/>
-        <w:widowControl/>
-        <w:numPr>
-          <w:ilvl w:val="1"/>
-          <w:numId w:val="11"/>
-        </w:numPr>
-        <w:suppressLineNumbers w:val="0"/>
-        <w:spacing w:before="0" w:beforeAutospacing="0" w:after="0" w:afterAutospacing="0" w:line="360" w:lineRule="auto"/>
-        <w:ind w:left="840" w:leftChars="0" w:right="0" w:hanging="420" w:firstLineChars="0"/>
-        <w:jc w:val="left"/>
-        <w:rPr>
-          <w:rFonts w:hint="default" w:ascii="Bodoni MT" w:hAnsi="Bodoni MT" w:eastAsia="等线" w:cs="Bodoni MT"/>
-          <w:sz w:val="22"/>
-          <w:szCs w:val="22"/>
-        </w:rPr>
-      </w:pPr>
-      <w:r>
-        <w:rPr>
-          <w:rFonts w:hint="default" w:ascii="Bodoni MT" w:hAnsi="Bodoni MT" w:eastAsia="等线" w:cs="Bodoni MT"/>
-          <w:sz w:val="22"/>
-          <w:szCs w:val="22"/>
-          <w:lang w:val="en-IN"/>
-        </w:rPr>
-        <w:t>F</w:t>
-      </w:r>
-    </w:p>
-    <w:p>
-      <w:pPr>
-        <w:keepNext w:val="0"/>
-        <w:keepLines w:val="0"/>
-        <w:widowControl/>
-        <w:numPr>
-          <w:ilvl w:val="1"/>
-          <w:numId w:val="11"/>
-        </w:numPr>
-        <w:suppressLineNumbers w:val="0"/>
-        <w:spacing w:before="0" w:beforeAutospacing="0" w:after="0" w:afterAutospacing="0" w:line="360" w:lineRule="auto"/>
-        <w:ind w:left="840" w:leftChars="0" w:right="0" w:hanging="420" w:firstLineChars="0"/>
-        <w:jc w:val="left"/>
-        <w:rPr>
-          <w:rFonts w:hint="default" w:ascii="Bodoni MT" w:hAnsi="Bodoni MT" w:eastAsia="等线" w:cs="Bodoni MT"/>
-          <w:sz w:val="22"/>
-          <w:szCs w:val="22"/>
-        </w:rPr>
-      </w:pPr>
-      <w:r>
-        <w:rPr>
-          <w:rFonts w:hint="default" w:ascii="Bodoni MT" w:hAnsi="Bodoni MT" w:eastAsia="等线" w:cs="Bodoni MT"/>
-          <w:sz w:val="22"/>
-          <w:szCs w:val="22"/>
-          <w:lang w:val="en-IN"/>
-        </w:rPr>
-        <w:t>F</w:t>
-      </w:r>
-    </w:p>
-    <w:p>
-      <w:pPr>
-        <w:keepNext w:val="0"/>
-        <w:keepLines w:val="0"/>
-        <w:widowControl/>
-        <w:numPr>
-          <w:ilvl w:val="1"/>
-          <w:numId w:val="11"/>
-        </w:numPr>
-        <w:suppressLineNumbers w:val="0"/>
-        <w:spacing w:before="0" w:beforeAutospacing="0" w:after="0" w:afterAutospacing="0" w:line="360" w:lineRule="auto"/>
-        <w:ind w:left="840" w:leftChars="0" w:right="0" w:hanging="420" w:firstLineChars="0"/>
-        <w:jc w:val="left"/>
-        <w:rPr>
-          <w:rFonts w:hint="default" w:ascii="Bodoni MT" w:hAnsi="Bodoni MT" w:eastAsia="等线" w:cs="Bodoni MT"/>
-          <w:sz w:val="22"/>
-          <w:szCs w:val="22"/>
-        </w:rPr>
-      </w:pPr>
     </w:p>
     <w:p>
       <w:pPr>
@@ -30451,7 +31297,7 @@
                     </pic:cNvPicPr>
                   </pic:nvPicPr>
                   <pic:blipFill>
-                    <a:blip r:embed="rId124"/>
+                    <a:blip r:embed="rId128"/>
                     <a:stretch>
                       <a:fillRect/>
                     </a:stretch>
@@ -30686,7 +31532,7 @@
                     </pic:cNvPicPr>
                   </pic:nvPicPr>
                   <pic:blipFill>
-                    <a:blip r:embed="rId125"/>
+                    <a:blip r:embed="rId129"/>
                     <a:stretch>
                       <a:fillRect/>
                     </a:stretch>
@@ -30792,7 +31638,7 @@
                     </pic:cNvPicPr>
                   </pic:nvPicPr>
                   <pic:blipFill>
-                    <a:blip r:embed="rId126"/>
+                    <a:blip r:embed="rId130"/>
                     <a:stretch>
                       <a:fillRect/>
                     </a:stretch>
@@ -30876,7 +31722,7 @@
                     </pic:cNvPicPr>
                   </pic:nvPicPr>
                   <pic:blipFill>
-                    <a:blip r:embed="rId127"/>
+                    <a:blip r:embed="rId131"/>
                     <a:stretch>
                       <a:fillRect/>
                     </a:stretch>
@@ -30960,7 +31806,7 @@
                     </pic:cNvPicPr>
                   </pic:nvPicPr>
                   <pic:blipFill>
-                    <a:blip r:embed="rId128"/>
+                    <a:blip r:embed="rId132"/>
                     <a:stretch>
                       <a:fillRect/>
                     </a:stretch>
@@ -31609,7 +32455,7 @@
                     </pic:cNvPicPr>
                   </pic:nvPicPr>
                   <pic:blipFill>
-                    <a:blip r:embed="rId129"/>
+                    <a:blip r:embed="rId133"/>
                     <a:stretch>
                       <a:fillRect/>
                     </a:stretch>
@@ -31695,7 +32541,7 @@
           <w:szCs w:val="22"/>
           <w:lang w:val="en-IN"/>
         </w:rPr>
-        <w:t xml:space="preserve"> whereever the tool is being mentioned.</w:t>
+        <w:t xml:space="preserve"> wherever the tool is being mentioned.</w:t>
       </w:r>
       <w:r>
         <w:rPr>
@@ -31730,7 +32576,7 @@
                     </pic:cNvPicPr>
                   </pic:nvPicPr>
                   <pic:blipFill>
-                    <a:blip r:embed="rId130"/>
+                    <a:blip r:embed="rId134"/>
                     <a:stretch>
                       <a:fillRect/>
                     </a:stretch>
@@ -32007,7 +32853,7 @@
                     </pic:cNvPicPr>
                   </pic:nvPicPr>
                   <pic:blipFill>
-                    <a:blip r:embed="rId131"/>
+                    <a:blip r:embed="rId135"/>
                     <a:stretch>
                       <a:fillRect/>
                     </a:stretch>
@@ -32073,7 +32919,7 @@
                     </pic:cNvPicPr>
                   </pic:nvPicPr>
                   <pic:blipFill>
-                    <a:blip r:embed="rId132"/>
+                    <a:blip r:embed="rId136"/>
                     <a:stretch>
                       <a:fillRect/>
                     </a:stretch>
@@ -32134,35 +32980,6 @@
     </w:p>
     <w:p>
       <w:pPr>
-        <w:keepNext w:val="0"/>
-        <w:keepLines w:val="0"/>
-        <w:widowControl/>
-        <w:numPr>
-          <w:ilvl w:val="0"/>
-          <w:numId w:val="11"/>
-        </w:numPr>
-        <w:suppressLineNumbers w:val="0"/>
-        <w:spacing w:before="0" w:beforeAutospacing="0" w:after="0" w:afterAutospacing="0" w:line="360" w:lineRule="auto"/>
-        <w:ind w:left="420" w:leftChars="0" w:right="0" w:hanging="420" w:firstLineChars="0"/>
-        <w:jc w:val="left"/>
-        <w:rPr>
-          <w:rFonts w:hint="default" w:ascii="Bodoni MT" w:hAnsi="Bodoni MT" w:eastAsia="等线" w:cs="Bodoni MT"/>
-          <w:sz w:val="22"/>
-          <w:szCs w:val="22"/>
-        </w:rPr>
-      </w:pPr>
-      <w:r>
-        <w:rPr>
-          <w:rFonts w:hint="default" w:ascii="Bodoni MT" w:hAnsi="Bodoni MT" w:eastAsia="等线" w:cs="Bodoni MT"/>
-          <w:sz w:val="22"/>
-          <w:szCs w:val="22"/>
-          <w:lang w:val="en-IN"/>
-        </w:rPr>
-        <w:t>F</w:t>
-      </w:r>
-    </w:p>
-    <w:p>
-      <w:pPr>
         <w:rPr>
           <w:rFonts w:hint="default" w:ascii="Bodoni MT" w:hAnsi="Bodoni MT" w:eastAsia="等线" w:cs="Bodoni MT"/>
           <w:sz w:val="22"/>
@@ -32397,7 +33214,7 @@
                     </pic:cNvPicPr>
                   </pic:nvPicPr>
                   <pic:blipFill>
-                    <a:blip r:embed="rId133"/>
+                    <a:blip r:embed="rId137"/>
                     <a:stretch>
                       <a:fillRect/>
                     </a:stretch>
@@ -32505,7 +33322,7 @@
                     </pic:cNvPicPr>
                   </pic:nvPicPr>
                   <pic:blipFill>
-                    <a:blip r:embed="rId134"/>
+                    <a:blip r:embed="rId138"/>
                     <a:stretch>
                       <a:fillRect/>
                     </a:stretch>
@@ -32593,7 +33410,7 @@
                     </pic:cNvPicPr>
                   </pic:nvPicPr>
                   <pic:blipFill>
-                    <a:blip r:embed="rId135"/>
+                    <a:blip r:embed="rId139"/>
                     <a:stretch>
                       <a:fillRect/>
                     </a:stretch>
@@ -32693,7 +33510,7 @@
                     </pic:cNvPicPr>
                   </pic:nvPicPr>
                   <pic:blipFill>
-                    <a:blip r:embed="rId136"/>
+                    <a:blip r:embed="rId140"/>
                     <a:stretch>
                       <a:fillRect/>
                     </a:stretch>
@@ -33035,7 +33852,7 @@
                     </pic:cNvPicPr>
                   </pic:nvPicPr>
                   <pic:blipFill>
-                    <a:blip r:embed="rId137"/>
+                    <a:blip r:embed="rId141"/>
                     <a:srcRect l="1707" t="2581" r="2092" b="1388"/>
                     <a:stretch>
                       <a:fillRect/>
@@ -33075,9 +33892,7 @@
         <w:ind w:left="420" w:leftChars="0" w:right="0" w:hanging="420" w:firstLineChars="0"/>
         <w:jc w:val="left"/>
         <w:rPr>
-          <w:rFonts w:hint="default" w:ascii="Bodoni MT" w:hAnsi="Bodoni MT" w:eastAsia="等线" w:cs="Bodoni MT"/>
-          <w:sz w:val="22"/>
-          <w:szCs w:val="22"/>
+          <w:rFonts w:hint="default" w:ascii="Bodoni MT" w:hAnsi="Bodoni MT" w:cs="Bodoni MT"/>
         </w:rPr>
       </w:pPr>
       <w:r>
@@ -33089,178 +33904,8 @@
         </w:rPr>
         <w:t>F</w:t>
       </w:r>
-    </w:p>
-    <w:p>
-      <w:pPr>
-        <w:keepNext w:val="0"/>
-        <w:keepLines w:val="0"/>
-        <w:widowControl/>
-        <w:numPr>
-          <w:ilvl w:val="0"/>
-          <w:numId w:val="11"/>
-        </w:numPr>
-        <w:suppressLineNumbers w:val="0"/>
-        <w:spacing w:before="0" w:beforeAutospacing="0" w:after="0" w:afterAutospacing="0" w:line="360" w:lineRule="auto"/>
-        <w:ind w:left="420" w:leftChars="0" w:right="0" w:hanging="420" w:firstLineChars="0"/>
-        <w:jc w:val="left"/>
-        <w:rPr>
-          <w:rFonts w:hint="default" w:ascii="Bodoni MT" w:hAnsi="Bodoni MT" w:eastAsia="等线" w:cs="Bodoni MT"/>
-          <w:sz w:val="22"/>
-          <w:szCs w:val="22"/>
-        </w:rPr>
-      </w:pPr>
-      <w:r>
-        <w:rPr>
-          <w:rFonts w:hint="default" w:ascii="Bodoni MT" w:hAnsi="Bodoni MT" w:eastAsia="等线" w:cs="Bodoni MT"/>
-          <w:sz w:val="22"/>
-          <w:szCs w:val="22"/>
-          <w:lang w:val="en-IN"/>
-        </w:rPr>
-        <w:t>F</w:t>
-      </w:r>
-    </w:p>
-    <w:p>
-      <w:pPr>
-        <w:keepNext w:val="0"/>
-        <w:keepLines w:val="0"/>
-        <w:widowControl/>
-        <w:numPr>
-          <w:ilvl w:val="0"/>
-          <w:numId w:val="11"/>
-        </w:numPr>
-        <w:suppressLineNumbers w:val="0"/>
-        <w:spacing w:before="0" w:beforeAutospacing="0" w:after="0" w:afterAutospacing="0" w:line="360" w:lineRule="auto"/>
-        <w:ind w:left="420" w:leftChars="0" w:right="0" w:hanging="420" w:firstLineChars="0"/>
-        <w:jc w:val="left"/>
-        <w:rPr>
-          <w:rFonts w:hint="default" w:ascii="Bodoni MT" w:hAnsi="Bodoni MT" w:eastAsia="等线" w:cs="Bodoni MT"/>
-          <w:sz w:val="22"/>
-          <w:szCs w:val="22"/>
-        </w:rPr>
-      </w:pPr>
-      <w:r>
-        <w:rPr>
-          <w:rFonts w:hint="default" w:ascii="Bodoni MT" w:hAnsi="Bodoni MT" w:eastAsia="等线" w:cs="Bodoni MT"/>
-          <w:sz w:val="22"/>
-          <w:szCs w:val="22"/>
-          <w:lang w:val="en-IN"/>
-        </w:rPr>
-        <w:t>F</w:t>
-      </w:r>
-    </w:p>
-    <w:p>
-      <w:pPr>
-        <w:keepNext w:val="0"/>
-        <w:keepLines w:val="0"/>
-        <w:widowControl/>
-        <w:numPr>
-          <w:ilvl w:val="0"/>
-          <w:numId w:val="11"/>
-        </w:numPr>
-        <w:suppressLineNumbers w:val="0"/>
-        <w:spacing w:before="0" w:beforeAutospacing="0" w:after="0" w:afterAutospacing="0" w:line="360" w:lineRule="auto"/>
-        <w:ind w:left="420" w:leftChars="0" w:right="0" w:hanging="420" w:firstLineChars="0"/>
-        <w:jc w:val="left"/>
-        <w:rPr>
-          <w:rFonts w:hint="default" w:ascii="Bodoni MT" w:hAnsi="Bodoni MT" w:eastAsia="等线" w:cs="Bodoni MT"/>
-          <w:sz w:val="22"/>
-          <w:szCs w:val="22"/>
-        </w:rPr>
-      </w:pPr>
-      <w:r>
-        <w:rPr>
-          <w:rFonts w:hint="default" w:ascii="Bodoni MT" w:hAnsi="Bodoni MT" w:eastAsia="等线" w:cs="Bodoni MT"/>
-          <w:sz w:val="22"/>
-          <w:szCs w:val="22"/>
-          <w:lang w:val="en-IN"/>
-        </w:rPr>
-        <w:t>F</w:t>
-      </w:r>
-    </w:p>
-    <w:p>
-      <w:pPr>
-        <w:keepNext w:val="0"/>
-        <w:keepLines w:val="0"/>
-        <w:widowControl/>
-        <w:numPr>
-          <w:ilvl w:val="0"/>
-          <w:numId w:val="11"/>
-        </w:numPr>
-        <w:suppressLineNumbers w:val="0"/>
-        <w:spacing w:before="0" w:beforeAutospacing="0" w:after="0" w:afterAutospacing="0" w:line="360" w:lineRule="auto"/>
-        <w:ind w:left="420" w:leftChars="0" w:right="0" w:hanging="420" w:firstLineChars="0"/>
-        <w:jc w:val="left"/>
-        <w:rPr>
-          <w:rFonts w:hint="default" w:ascii="Bodoni MT" w:hAnsi="Bodoni MT" w:eastAsia="等线" w:cs="Bodoni MT"/>
-          <w:sz w:val="22"/>
-          <w:szCs w:val="22"/>
-        </w:rPr>
-      </w:pPr>
-      <w:r>
-        <w:rPr>
-          <w:rFonts w:hint="default" w:ascii="Bodoni MT" w:hAnsi="Bodoni MT" w:eastAsia="等线" w:cs="Bodoni MT"/>
-          <w:sz w:val="22"/>
-          <w:szCs w:val="22"/>
-          <w:lang w:val="en-IN"/>
-        </w:rPr>
-        <w:t>F</w:t>
-      </w:r>
-    </w:p>
-    <w:p>
-      <w:pPr>
-        <w:keepNext w:val="0"/>
-        <w:keepLines w:val="0"/>
-        <w:widowControl/>
-        <w:numPr>
-          <w:ilvl w:val="0"/>
-          <w:numId w:val="11"/>
-        </w:numPr>
-        <w:suppressLineNumbers w:val="0"/>
-        <w:spacing w:before="0" w:beforeAutospacing="0" w:after="0" w:afterAutospacing="0" w:line="360" w:lineRule="auto"/>
-        <w:ind w:left="420" w:leftChars="0" w:right="0" w:hanging="420" w:firstLineChars="0"/>
-        <w:jc w:val="left"/>
-        <w:rPr>
-          <w:rFonts w:hint="default" w:ascii="Bodoni MT" w:hAnsi="Bodoni MT" w:eastAsia="等线" w:cs="Bodoni MT"/>
-          <w:sz w:val="22"/>
-          <w:szCs w:val="22"/>
-        </w:rPr>
-      </w:pPr>
-      <w:r>
-        <w:rPr>
-          <w:rFonts w:hint="default" w:ascii="Bodoni MT" w:hAnsi="Bodoni MT" w:eastAsia="等线" w:cs="Bodoni MT"/>
-          <w:sz w:val="22"/>
-          <w:szCs w:val="22"/>
-          <w:lang w:val="en-IN"/>
-        </w:rPr>
-        <w:t>F</w:t>
-      </w:r>
-    </w:p>
-    <w:p>
-      <w:pPr>
-        <w:keepNext w:val="0"/>
-        <w:keepLines w:val="0"/>
-        <w:widowControl/>
-        <w:numPr>
-          <w:ilvl w:val="0"/>
-          <w:numId w:val="11"/>
-        </w:numPr>
-        <w:suppressLineNumbers w:val="0"/>
-        <w:spacing w:before="0" w:beforeAutospacing="0" w:after="0" w:afterAutospacing="0" w:line="360" w:lineRule="auto"/>
-        <w:ind w:left="420" w:leftChars="0" w:right="0" w:hanging="420" w:firstLineChars="0"/>
-        <w:jc w:val="left"/>
-        <w:rPr>
-          <w:rFonts w:hint="default" w:ascii="Bodoni MT" w:hAnsi="Bodoni MT" w:eastAsia="等线" w:cs="Bodoni MT"/>
-          <w:sz w:val="22"/>
-          <w:szCs w:val="22"/>
-        </w:rPr>
-      </w:pPr>
-    </w:p>
-    <w:p>
-      <w:pPr>
-        <w:rPr>
-          <w:rFonts w:hint="default" w:ascii="Bodoni MT" w:hAnsi="Bodoni MT" w:cs="Bodoni MT"/>
-        </w:rPr>
-      </w:pPr>
+      <w:bookmarkStart w:id="0" w:name="_GoBack"/>
+      <w:bookmarkEnd w:id="0"/>
     </w:p>
     <w:sectPr>
       <w:pgSz w:w="11906" w:h="16838"/>

--- a/docs (springboot)/module9_AI.docx
+++ b/docs (springboot)/module9_AI.docx
@@ -5000,6 +5000,165 @@
           <w:bCs w:val="0"/>
           <w:sz w:val="22"/>
           <w:szCs w:val="22"/>
+          <w:shd w:val="clear" w:color="FFFFFF" w:fill="D9D9D9"/>
+        </w:rPr>
+      </w:pPr>
+      <w:bookmarkStart w:id="0" w:name="_GoBack"/>
+      <w:r>
+        <w:rPr>
+          <w:rFonts w:hint="default" w:ascii="Bodoni MT" w:hAnsi="Bodoni MT" w:eastAsia="等线" w:cs="Bodoni MT"/>
+          <w:b w:val="0"/>
+          <w:bCs w:val="0"/>
+          <w:sz w:val="22"/>
+          <w:szCs w:val="22"/>
+          <w:shd w:val="clear" w:color="FFFFFF" w:fill="D9D9D9"/>
+          <w:lang w:val="en-IN"/>
+        </w:rPr>
+        <w:t>In Javascript you can pass method as an argument, and you can call that method anywhere inside that higher order function.</w:t>
+      </w:r>
+    </w:p>
+    <w:p>
+      <w:pPr>
+        <w:keepNext w:val="0"/>
+        <w:keepLines w:val="0"/>
+        <w:widowControl/>
+        <w:numPr>
+          <w:ilvl w:val="2"/>
+          <w:numId w:val="11"/>
+        </w:numPr>
+        <w:suppressLineNumbers w:val="0"/>
+        <w:spacing w:before="0" w:beforeAutospacing="0" w:after="0" w:afterAutospacing="0" w:line="360" w:lineRule="auto"/>
+        <w:ind w:left="1260" w:leftChars="0" w:right="0" w:hanging="420" w:firstLineChars="0"/>
+        <w:jc w:val="left"/>
+        <w:rPr>
+          <w:rFonts w:hint="default" w:ascii="Bodoni MT" w:hAnsi="Bodoni MT" w:eastAsia="等线" w:cs="Bodoni MT"/>
+          <w:b w:val="0"/>
+          <w:bCs w:val="0"/>
+          <w:sz w:val="22"/>
+          <w:szCs w:val="22"/>
+          <w:shd w:val="clear" w:color="FFFFFF" w:fill="D9D9D9"/>
+        </w:rPr>
+      </w:pPr>
+      <w:r>
+        <w:rPr>
+          <w:rFonts w:hint="default" w:ascii="Bodoni MT" w:hAnsi="Bodoni MT" w:eastAsia="等线" w:cs="Bodoni MT"/>
+          <w:b w:val="0"/>
+          <w:bCs w:val="0"/>
+          <w:sz w:val="22"/>
+          <w:szCs w:val="22"/>
+          <w:shd w:val="clear" w:color="FFFFFF" w:fill="D9D9D9"/>
+          <w:lang w:val="en-IN"/>
+        </w:rPr>
+        <w:t xml:space="preserve">Just like that, in Java you pass Consumer type of object whose </w:t>
+      </w:r>
+      <w:r>
+        <w:rPr>
+          <w:rFonts w:hint="default" w:ascii="Bodoni MT" w:hAnsi="Bodoni MT" w:eastAsia="等线" w:cs="Bodoni MT"/>
+          <w:b/>
+          <w:bCs/>
+          <w:sz w:val="22"/>
+          <w:szCs w:val="22"/>
+          <w:shd w:val="clear" w:color="FFFFFF" w:fill="D9D9D9"/>
+          <w:lang w:val="en-IN"/>
+        </w:rPr>
+        <w:t>accept()</w:t>
+      </w:r>
+      <w:r>
+        <w:rPr>
+          <w:rFonts w:hint="default" w:ascii="Bodoni MT" w:hAnsi="Bodoni MT" w:eastAsia="等线" w:cs="Bodoni MT"/>
+          <w:b w:val="0"/>
+          <w:bCs w:val="0"/>
+          <w:sz w:val="22"/>
+          <w:szCs w:val="22"/>
+          <w:shd w:val="clear" w:color="FFFFFF" w:fill="D9D9D9"/>
+          <w:lang w:val="en-IN"/>
+        </w:rPr>
+        <w:t xml:space="preserve"> method contains that method to be called.</w:t>
+      </w:r>
+    </w:p>
+    <w:p>
+      <w:pPr>
+        <w:keepNext w:val="0"/>
+        <w:keepLines w:val="0"/>
+        <w:widowControl/>
+        <w:numPr>
+          <w:ilvl w:val="2"/>
+          <w:numId w:val="11"/>
+        </w:numPr>
+        <w:suppressLineNumbers w:val="0"/>
+        <w:spacing w:before="0" w:beforeAutospacing="0" w:after="0" w:afterAutospacing="0" w:line="360" w:lineRule="auto"/>
+        <w:ind w:left="1260" w:leftChars="0" w:right="0" w:hanging="420" w:firstLineChars="0"/>
+        <w:jc w:val="left"/>
+        <w:rPr>
+          <w:rFonts w:hint="default" w:ascii="Bodoni MT" w:hAnsi="Bodoni MT" w:eastAsia="等线" w:cs="Bodoni MT"/>
+          <w:b w:val="0"/>
+          <w:bCs w:val="0"/>
+          <w:sz w:val="22"/>
+          <w:szCs w:val="22"/>
+          <w:shd w:val="clear" w:color="FFFFFF" w:fill="D9D9D9"/>
+        </w:rPr>
+      </w:pPr>
+      <w:r>
+        <w:rPr>
+          <w:rFonts w:hint="default" w:ascii="Bodoni MT" w:hAnsi="Bodoni MT" w:eastAsia="等线" w:cs="Bodoni MT"/>
+          <w:b w:val="0"/>
+          <w:bCs w:val="0"/>
+          <w:sz w:val="22"/>
+          <w:szCs w:val="22"/>
+          <w:shd w:val="clear" w:color="FFFFFF" w:fill="D9D9D9"/>
+          <w:lang w:val="en-IN"/>
+        </w:rPr>
+        <w:t xml:space="preserve">Wherever you want to call, you can call </w:t>
+      </w:r>
+      <w:r>
+        <w:rPr>
+          <w:rFonts w:hint="default" w:ascii="Bodoni MT" w:hAnsi="Bodoni MT" w:eastAsia="等线" w:cs="Bodoni MT"/>
+          <w:b/>
+          <w:bCs/>
+          <w:i/>
+          <w:iCs/>
+          <w:sz w:val="22"/>
+          <w:szCs w:val="22"/>
+          <w:shd w:val="clear" w:color="FFFFFF" w:fill="D9D9D9"/>
+          <w:lang w:val="en-IN"/>
+        </w:rPr>
+        <w:t>consumer.accept()</w:t>
+      </w:r>
+      <w:r>
+        <w:rPr>
+          <w:rFonts w:hint="default" w:ascii="Bodoni MT" w:hAnsi="Bodoni MT" w:eastAsia="等线" w:cs="Bodoni MT"/>
+          <w:b w:val="0"/>
+          <w:bCs w:val="0"/>
+          <w:i w:val="0"/>
+          <w:iCs w:val="0"/>
+          <w:sz w:val="22"/>
+          <w:szCs w:val="22"/>
+          <w:shd w:val="clear" w:color="FFFFFF" w:fill="D9D9D9"/>
+          <w:lang w:val="en-IN"/>
+        </w:rPr>
+        <w:t xml:space="preserve"> method.</w:t>
+      </w:r>
+    </w:p>
+    <w:bookmarkEnd w:id="0"/>
+    <w:p>
+      <w:pPr>
+        <w:keepNext w:val="0"/>
+        <w:keepLines w:val="0"/>
+        <w:widowControl/>
+        <w:numPr>
+          <w:ilvl w:val="1"/>
+          <w:numId w:val="11"/>
+        </w:numPr>
+        <w:suppressLineNumbers w:val="0"/>
+        <w:spacing w:before="0" w:beforeAutospacing="0" w:after="0" w:afterAutospacing="0" w:line="360" w:lineRule="auto"/>
+        <w:ind w:left="840" w:leftChars="0" w:right="0" w:hanging="420" w:firstLineChars="0"/>
+        <w:jc w:val="left"/>
+        <w:rPr>
+          <w:rFonts w:hint="default" w:ascii="Bodoni MT" w:hAnsi="Bodoni MT" w:eastAsia="等线" w:cs="Bodoni MT"/>
+          <w:b w:val="0"/>
+          <w:bCs w:val="0"/>
+          <w:sz w:val="22"/>
+          <w:szCs w:val="22"/>
         </w:rPr>
       </w:pPr>
       <w:r>
@@ -25894,7 +26053,6 @@
           <w:lang w:val="en-IN"/>
         </w:rPr>
         <w:tab/>
-        <w:t>VectorStore doesn’t provide the data sequentially.</w:t>
       </w:r>
       <w:r>
         <w:rPr>
@@ -25905,7 +26063,7 @@
           <w:szCs w:val="22"/>
           <w:lang w:val="en-IN"/>
         </w:rPr>
-        <w:br w:type="textWrapping"/>
+        <w:t>VectorStore doesn’t provide the data sequentially.</w:t>
       </w:r>
       <w:r>
         <w:rPr>
@@ -25916,7 +26074,28 @@
           <w:szCs w:val="22"/>
           <w:lang w:val="en-IN"/>
         </w:rPr>
+        <w:br w:type="textWrapping"/>
+      </w:r>
+      <w:r>
+        <w:rPr>
+          <w:rFonts w:hint="default" w:ascii="Bodoni MT" w:hAnsi="Bodoni MT" w:eastAsia="等线" w:cs="Bodoni MT"/>
+          <w:i w:val="0"/>
+          <w:iCs w:val="0"/>
+          <w:sz w:val="22"/>
+          <w:szCs w:val="22"/>
+          <w:lang w:val="en-IN"/>
+        </w:rPr>
         <w:tab/>
+      </w:r>
+      <w:r>
+        <w:rPr>
+          <w:rFonts w:hint="default" w:ascii="Bodoni MT" w:hAnsi="Bodoni MT" w:eastAsia="等线" w:cs="Bodoni MT"/>
+          <w:i w:val="0"/>
+          <w:iCs w:val="0"/>
+          <w:sz w:val="22"/>
+          <w:szCs w:val="22"/>
+          <w:lang w:val="en-IN"/>
+        </w:rPr>
         <w:t xml:space="preserve">And, </w:t>
       </w:r>
       <w:r>
@@ -33904,8 +34083,6 @@
         </w:rPr>
         <w:t>F</w:t>
       </w:r>
-      <w:bookmarkStart w:id="0" w:name="_GoBack"/>
-      <w:bookmarkEnd w:id="0"/>
     </w:p>
     <w:sectPr>
       <w:pgSz w:w="11906" w:h="16838"/>
